--- a/Guia_JavaScript_Completa2.docx
+++ b/Guia_JavaScript_Completa2.docx
@@ -123,7 +123,7 @@
       </w:r>
       <w:r>
         <w:rPr>
-          <w:rStyle w:val="Textooriginal"/>
+          <w:rStyle w:val="Textooriginaluser"/>
           <w:color w:themeColor="text1" w:val="000000"/>
         </w:rPr>
         <w:t>" "</w:t>
@@ -242,7 +242,7 @@
       </w:r>
       <w:r>
         <w:rPr>
-          <w:rStyle w:val="Textooriginal"/>
+          <w:rStyle w:val="Textooriginaluser"/>
           <w:color w:themeColor="text1" w:val="000000"/>
         </w:rPr>
         <w:t>' '</w:t>
@@ -329,7 +329,7 @@
       </w:r>
       <w:r>
         <w:rPr>
-          <w:rStyle w:val="Textooriginal"/>
+          <w:rStyle w:val="Textooriginaluser"/>
           <w:color w:themeColor="text1" w:val="000000"/>
         </w:rPr>
         <w:t>' '</w:t>
@@ -419,7 +419,7 @@
       </w:r>
       <w:r>
         <w:rPr>
-          <w:rStyle w:val="Textooriginal"/>
+          <w:rStyle w:val="Textooriginaluser"/>
           <w:color w:themeColor="text1" w:val="000000"/>
         </w:rPr>
         <w:t>` `</w:t>
@@ -493,7 +493,7 @@
       </w:r>
       <w:r>
         <w:rPr>
-          <w:rStyle w:val="Textooriginal"/>
+          <w:rStyle w:val="Textooriginaluser"/>
           <w:color w:themeColor="text1" w:val="000000"/>
         </w:rPr>
         <w:t>${variable}</w:t>
@@ -520,7 +520,7 @@
       </w:r>
       <w:r>
         <w:rPr>
-          <w:rStyle w:val="Textooriginal"/>
+          <w:rStyle w:val="Textooriginaluser"/>
           <w:color w:themeColor="text1" w:val="000000"/>
         </w:rPr>
         <w:t>\n</w:t>
@@ -2444,7 +2444,7 @@
       </w:r>
       <w:r>
         <w:rPr>
-          <w:rStyle w:val="Textooriginaluser"/>
+          <w:rStyle w:val="Textooriginal"/>
         </w:rPr>
         <w:t>{ }</w:t>
       </w:r>
@@ -4355,8 +4355,8 @@
         <w:spacing w:lineRule="auto" w:line="276"/>
         <w:rPr/>
       </w:pPr>
-      <w:bookmarkStart w:id="4" w:name="const_Copia_1"/>
-      <w:bookmarkStart w:id="5" w:name="variables-en-javascript_Copia_1"/>
+      <w:bookmarkStart w:id="4" w:name="variables-en-javascript_Copia_1"/>
+      <w:bookmarkStart w:id="5" w:name="const_Copia_1"/>
       <w:bookmarkEnd w:id="4"/>
       <w:bookmarkEnd w:id="5"/>
       <w:r>
@@ -8090,7 +8090,7 @@
     </w:p>
     <w:p>
       <w:pPr>
-        <w:pStyle w:val="Lneahorizontal"/>
+        <w:pStyle w:val="Lneahorizontaluser"/>
         <w:spacing w:before="0" w:after="200"/>
         <w:rPr>
           <w:sz w:val="24"/>
@@ -8271,7 +8271,7 @@
     </w:p>
     <w:p>
       <w:pPr>
-        <w:pStyle w:val="Lneahorizontal"/>
+        <w:pStyle w:val="Lneahorizontaluser"/>
         <w:spacing w:before="0" w:after="200"/>
         <w:rPr>
           <w:sz w:val="24"/>
@@ -8307,7 +8307,7 @@
     </w:p>
     <w:p>
       <w:pPr>
-        <w:pStyle w:val="Lneahorizontal"/>
+        <w:pStyle w:val="Lneahorizontaluser"/>
         <w:spacing w:before="0" w:after="200"/>
         <w:rPr>
           <w:sz w:val="24"/>
@@ -8420,7 +8420,7 @@
     </w:p>
     <w:p>
       <w:pPr>
-        <w:pStyle w:val="Lneahorizontal"/>
+        <w:pStyle w:val="Lneahorizontaluser"/>
         <w:spacing w:before="0" w:after="200"/>
         <w:rPr>
           <w:sz w:val="24"/>
@@ -8456,7 +8456,7 @@
     </w:p>
     <w:p>
       <w:pPr>
-        <w:pStyle w:val="Lneahorizontal"/>
+        <w:pStyle w:val="Lneahorizontaluser"/>
         <w:spacing w:before="0" w:after="200"/>
         <w:rPr>
           <w:sz w:val="24"/>
@@ -8511,7 +8511,7 @@
     </w:p>
     <w:p>
       <w:pPr>
-        <w:pStyle w:val="Lneahorizontal"/>
+        <w:pStyle w:val="Lneahorizontaluser"/>
         <w:spacing w:before="0" w:after="200"/>
         <w:rPr>
           <w:sz w:val="24"/>
@@ -8530,7 +8530,7 @@
         <w:pStyle w:val="Heading2"/>
         <w:spacing w:before="0" w:after="200"/>
         <w:rPr>
-          <w:rFonts w:ascii="Aptos" w:hAnsi="Aptos" w:eastAsia="Aptos" w:asciiTheme="minorHAnsi" w:cstheme="minorBidi" w:eastAsiaTheme="minorHAnsi" w:hAnsiTheme="minorHAnsi"/>
+          <w:rFonts w:ascii="Aptos" w:hAnsi="Aptos" w:eastAsia="Aptos" w:cs="" w:asciiTheme="minorHAnsi" w:cstheme="minorBidi" w:eastAsiaTheme="minorHAnsi" w:hAnsiTheme="minorHAnsi"/>
           <w:color w:val="auto"/>
           <w:sz w:val="24"/>
           <w:szCs w:val="24"/>
@@ -8538,7 +8538,7 @@
       </w:pPr>
       <w:r>
         <w:rPr>
-          <w:rFonts w:eastAsia="Aptos" w:cstheme="minorBidi" w:eastAsiaTheme="minorHAnsi" w:ascii="Aptos" w:hAnsi="Aptos"/>
+          <w:rFonts w:eastAsia="Aptos" w:cs="" w:ascii="Aptos" w:hAnsi="Aptos" w:cstheme="minorBidi" w:eastAsiaTheme="minorHAnsi"/>
           <w:color w:val="auto"/>
           <w:sz w:val="24"/>
           <w:szCs w:val="24"/>
@@ -8606,7 +8606,7 @@
     </w:p>
     <w:p>
       <w:pPr>
-        <w:pStyle w:val="Lneahorizontal"/>
+        <w:pStyle w:val="Lneahorizontaluser"/>
         <w:spacing w:before="0" w:after="200"/>
         <w:rPr>
           <w:sz w:val="24"/>
@@ -8625,7 +8625,7 @@
         <w:pStyle w:val="Heading2"/>
         <w:spacing w:before="0" w:after="200"/>
         <w:rPr>
-          <w:rFonts w:ascii="Aptos" w:hAnsi="Aptos" w:eastAsia="Aptos" w:asciiTheme="minorHAnsi" w:cstheme="minorBidi" w:eastAsiaTheme="minorHAnsi" w:hAnsiTheme="minorHAnsi"/>
+          <w:rFonts w:ascii="Aptos" w:hAnsi="Aptos" w:eastAsia="Aptos" w:cs="" w:asciiTheme="minorHAnsi" w:cstheme="minorBidi" w:eastAsiaTheme="minorHAnsi" w:hAnsiTheme="minorHAnsi"/>
           <w:color w:val="auto"/>
           <w:sz w:val="24"/>
           <w:szCs w:val="24"/>
@@ -8633,7 +8633,7 @@
       </w:pPr>
       <w:r>
         <w:rPr>
-          <w:rFonts w:eastAsia="Aptos" w:cstheme="minorBidi" w:eastAsiaTheme="minorHAnsi" w:ascii="Aptos" w:hAnsi="Aptos"/>
+          <w:rFonts w:eastAsia="Aptos" w:cs="" w:ascii="Aptos" w:hAnsi="Aptos" w:cstheme="minorBidi" w:eastAsiaTheme="minorHAnsi"/>
           <w:color w:val="auto"/>
           <w:sz w:val="24"/>
           <w:szCs w:val="24"/>
@@ -8684,7 +8684,7 @@
     </w:p>
     <w:p>
       <w:pPr>
-        <w:pStyle w:val="Lneahorizontal"/>
+        <w:pStyle w:val="Lneahorizontaluser"/>
         <w:spacing w:before="0" w:after="200"/>
         <w:rPr>
           <w:sz w:val="24"/>
@@ -8703,7 +8703,7 @@
         <w:pStyle w:val="Heading2"/>
         <w:spacing w:before="0" w:after="200"/>
         <w:rPr>
-          <w:rFonts w:ascii="Aptos" w:hAnsi="Aptos" w:eastAsia="Aptos" w:asciiTheme="minorHAnsi" w:cstheme="minorBidi" w:eastAsiaTheme="minorHAnsi" w:hAnsiTheme="minorHAnsi"/>
+          <w:rFonts w:ascii="Aptos" w:hAnsi="Aptos" w:eastAsia="Aptos" w:cs="" w:asciiTheme="minorHAnsi" w:cstheme="minorBidi" w:eastAsiaTheme="minorHAnsi" w:hAnsiTheme="minorHAnsi"/>
           <w:color w:val="auto"/>
           <w:sz w:val="24"/>
           <w:szCs w:val="24"/>
@@ -8711,7 +8711,7 @@
       </w:pPr>
       <w:r>
         <w:rPr>
-          <w:rFonts w:eastAsia="Aptos" w:cstheme="minorBidi" w:eastAsiaTheme="minorHAnsi" w:ascii="Aptos" w:hAnsi="Aptos"/>
+          <w:rFonts w:eastAsia="Aptos" w:cs="" w:ascii="Aptos" w:hAnsi="Aptos" w:cstheme="minorBidi" w:eastAsiaTheme="minorHAnsi"/>
           <w:color w:val="auto"/>
           <w:sz w:val="24"/>
           <w:szCs w:val="24"/>
@@ -8736,7 +8736,7 @@
     </w:p>
     <w:p>
       <w:pPr>
-        <w:pStyle w:val="Lneahorizontal"/>
+        <w:pStyle w:val="Lneahorizontaluser"/>
         <w:spacing w:before="0" w:after="200"/>
         <w:rPr>
           <w:sz w:val="24"/>
@@ -8755,7 +8755,7 @@
         <w:pStyle w:val="Heading2"/>
         <w:spacing w:before="0" w:after="200"/>
         <w:rPr>
-          <w:rFonts w:ascii="Aptos" w:hAnsi="Aptos" w:eastAsia="Aptos" w:asciiTheme="minorHAnsi" w:cstheme="minorBidi" w:eastAsiaTheme="minorHAnsi" w:hAnsiTheme="minorHAnsi"/>
+          <w:rFonts w:ascii="Aptos" w:hAnsi="Aptos" w:eastAsia="Aptos" w:cs="" w:asciiTheme="minorHAnsi" w:cstheme="minorBidi" w:eastAsiaTheme="minorHAnsi" w:hAnsiTheme="minorHAnsi"/>
           <w:color w:val="auto"/>
           <w:sz w:val="24"/>
           <w:szCs w:val="24"/>
@@ -8763,7 +8763,7 @@
       </w:pPr>
       <w:r>
         <w:rPr>
-          <w:rFonts w:eastAsia="Aptos" w:cstheme="minorBidi" w:eastAsiaTheme="minorHAnsi" w:ascii="Aptos" w:hAnsi="Aptos"/>
+          <w:rFonts w:eastAsia="Aptos" w:cs="" w:ascii="Aptos" w:hAnsi="Aptos" w:cstheme="minorBidi" w:eastAsiaTheme="minorHAnsi"/>
           <w:color w:val="auto"/>
           <w:sz w:val="24"/>
           <w:szCs w:val="24"/>
@@ -8844,7 +8844,7 @@
     </w:p>
     <w:p>
       <w:pPr>
-        <w:pStyle w:val="Lneahorizontal"/>
+        <w:pStyle w:val="Lneahorizontaluser"/>
         <w:spacing w:before="0" w:after="200"/>
         <w:rPr>
           <w:sz w:val="24"/>
@@ -8863,7 +8863,7 @@
         <w:pStyle w:val="Heading2"/>
         <w:spacing w:before="0" w:after="200"/>
         <w:rPr>
-          <w:rFonts w:ascii="Aptos" w:hAnsi="Aptos" w:eastAsia="Aptos" w:asciiTheme="minorHAnsi" w:cstheme="minorBidi" w:eastAsiaTheme="minorHAnsi" w:hAnsiTheme="minorHAnsi"/>
+          <w:rFonts w:ascii="Aptos" w:hAnsi="Aptos" w:eastAsia="Aptos" w:cs="" w:asciiTheme="minorHAnsi" w:cstheme="minorBidi" w:eastAsiaTheme="minorHAnsi" w:hAnsiTheme="minorHAnsi"/>
           <w:color w:val="auto"/>
           <w:sz w:val="24"/>
           <w:szCs w:val="24"/>
@@ -8871,7 +8871,7 @@
       </w:pPr>
       <w:r>
         <w:rPr>
-          <w:rFonts w:eastAsia="Aptos" w:cstheme="minorBidi" w:eastAsiaTheme="minorHAnsi" w:ascii="Aptos" w:hAnsi="Aptos"/>
+          <w:rFonts w:eastAsia="Aptos" w:cs="" w:ascii="Aptos" w:hAnsi="Aptos" w:cstheme="minorBidi" w:eastAsiaTheme="minorHAnsi"/>
           <w:color w:val="auto"/>
           <w:sz w:val="24"/>
           <w:szCs w:val="24"/>
@@ -8989,7 +8989,7 @@
     </w:p>
     <w:p>
       <w:pPr>
-        <w:pStyle w:val="Lneahorizontal"/>
+        <w:pStyle w:val="Lneahorizontaluser"/>
         <w:spacing w:before="0" w:after="200"/>
         <w:rPr>
           <w:sz w:val="24"/>
@@ -9232,7 +9232,7 @@
     </w:p>
     <w:p>
       <w:pPr>
-        <w:pStyle w:val="Lneahorizontal"/>
+        <w:pStyle w:val="Lneahorizontaluser"/>
         <w:spacing w:before="0" w:after="200"/>
         <w:rPr>
           <w:sz w:val="24"/>
@@ -9268,7 +9268,7 @@
     </w:p>
     <w:p>
       <w:pPr>
-        <w:pStyle w:val="Lneahorizontal"/>
+        <w:pStyle w:val="Lneahorizontaluser"/>
         <w:spacing w:before="0" w:after="200"/>
         <w:rPr>
           <w:sz w:val="24"/>
@@ -9368,7 +9368,7 @@
     </w:p>
     <w:p>
       <w:pPr>
-        <w:pStyle w:val="Lneahorizontal"/>
+        <w:pStyle w:val="Lneahorizontaluser"/>
         <w:spacing w:before="0" w:after="200"/>
         <w:rPr>
           <w:sz w:val="24"/>
@@ -9387,7 +9387,7 @@
         <w:pStyle w:val="Heading2"/>
         <w:spacing w:before="0" w:after="200"/>
         <w:rPr>
-          <w:rFonts w:ascii="Aptos" w:hAnsi="Aptos" w:eastAsia="Aptos" w:asciiTheme="minorHAnsi" w:cstheme="minorBidi" w:eastAsiaTheme="minorHAnsi" w:hAnsiTheme="minorHAnsi"/>
+          <w:rFonts w:ascii="Aptos" w:hAnsi="Aptos" w:eastAsia="Aptos" w:cs="" w:asciiTheme="minorHAnsi" w:cstheme="minorBidi" w:eastAsiaTheme="minorHAnsi" w:hAnsiTheme="minorHAnsi"/>
           <w:color w:val="auto"/>
           <w:sz w:val="24"/>
           <w:szCs w:val="24"/>
@@ -9395,7 +9395,7 @@
       </w:pPr>
       <w:r>
         <w:rPr>
-          <w:rFonts w:eastAsia="Aptos" w:cstheme="minorBidi" w:eastAsiaTheme="minorHAnsi" w:ascii="Aptos" w:hAnsi="Aptos"/>
+          <w:rFonts w:eastAsia="Aptos" w:cs="" w:ascii="Aptos" w:hAnsi="Aptos" w:cstheme="minorBidi" w:eastAsiaTheme="minorHAnsi"/>
           <w:color w:val="auto"/>
           <w:sz w:val="24"/>
           <w:szCs w:val="24"/>
@@ -9448,7 +9448,7 @@
     </w:p>
     <w:p>
       <w:pPr>
-        <w:pStyle w:val="Lneahorizontal"/>
+        <w:pStyle w:val="Lneahorizontaluser"/>
         <w:spacing w:before="0" w:after="200"/>
         <w:rPr>
           <w:sz w:val="24"/>
@@ -9467,7 +9467,7 @@
         <w:pStyle w:val="Heading2"/>
         <w:spacing w:before="0" w:after="200"/>
         <w:rPr>
-          <w:rFonts w:ascii="Aptos" w:hAnsi="Aptos" w:eastAsia="Aptos" w:asciiTheme="minorHAnsi" w:cstheme="minorBidi" w:eastAsiaTheme="minorHAnsi" w:hAnsiTheme="minorHAnsi"/>
+          <w:rFonts w:ascii="Aptos" w:hAnsi="Aptos" w:eastAsia="Aptos" w:cs="" w:asciiTheme="minorHAnsi" w:cstheme="minorBidi" w:eastAsiaTheme="minorHAnsi" w:hAnsiTheme="minorHAnsi"/>
           <w:color w:val="auto"/>
           <w:sz w:val="24"/>
           <w:szCs w:val="24"/>
@@ -9475,7 +9475,7 @@
       </w:pPr>
       <w:r>
         <w:rPr>
-          <w:rFonts w:eastAsia="Aptos" w:cstheme="minorBidi" w:eastAsiaTheme="minorHAnsi" w:ascii="Aptos" w:hAnsi="Aptos"/>
+          <w:rFonts w:eastAsia="Aptos" w:cs="" w:ascii="Aptos" w:hAnsi="Aptos" w:cstheme="minorBidi" w:eastAsiaTheme="minorHAnsi"/>
           <w:color w:val="auto"/>
           <w:sz w:val="24"/>
           <w:szCs w:val="24"/>
@@ -9545,7 +9545,7 @@
     </w:p>
     <w:p>
       <w:pPr>
-        <w:pStyle w:val="Lneahorizontal"/>
+        <w:pStyle w:val="Lneahorizontaluser"/>
         <w:spacing w:before="0" w:after="200"/>
         <w:rPr>
           <w:sz w:val="24"/>
@@ -9564,7 +9564,7 @@
         <w:pStyle w:val="Heading2"/>
         <w:spacing w:before="0" w:after="200"/>
         <w:rPr>
-          <w:rFonts w:ascii="Aptos" w:hAnsi="Aptos" w:eastAsia="Aptos" w:asciiTheme="minorHAnsi" w:cstheme="minorBidi" w:eastAsiaTheme="minorHAnsi" w:hAnsiTheme="minorHAnsi"/>
+          <w:rFonts w:ascii="Aptos" w:hAnsi="Aptos" w:eastAsia="Aptos" w:cs="" w:asciiTheme="minorHAnsi" w:cstheme="minorBidi" w:eastAsiaTheme="minorHAnsi" w:hAnsiTheme="minorHAnsi"/>
           <w:color w:val="auto"/>
           <w:sz w:val="24"/>
           <w:szCs w:val="24"/>
@@ -9572,7 +9572,7 @@
       </w:pPr>
       <w:r>
         <w:rPr>
-          <w:rFonts w:eastAsia="Aptos" w:cstheme="minorBidi" w:eastAsiaTheme="minorHAnsi" w:ascii="Aptos" w:hAnsi="Aptos"/>
+          <w:rFonts w:eastAsia="Aptos" w:cs="" w:ascii="Aptos" w:hAnsi="Aptos" w:cstheme="minorBidi" w:eastAsiaTheme="minorHAnsi"/>
           <w:color w:val="auto"/>
           <w:sz w:val="24"/>
           <w:szCs w:val="24"/>
@@ -9608,7 +9608,7 @@
     </w:p>
     <w:p>
       <w:pPr>
-        <w:pStyle w:val="Lneahorizontal"/>
+        <w:pStyle w:val="Lneahorizontaluser"/>
         <w:spacing w:before="0" w:after="200"/>
         <w:rPr>
           <w:sz w:val="24"/>
@@ -9627,7 +9627,7 @@
         <w:pStyle w:val="Heading2"/>
         <w:spacing w:before="0" w:after="200"/>
         <w:rPr>
-          <w:rFonts w:ascii="Aptos" w:hAnsi="Aptos" w:eastAsia="Aptos" w:asciiTheme="minorHAnsi" w:cstheme="minorBidi" w:eastAsiaTheme="minorHAnsi" w:hAnsiTheme="minorHAnsi"/>
+          <w:rFonts w:ascii="Aptos" w:hAnsi="Aptos" w:eastAsia="Aptos" w:cs="" w:asciiTheme="minorHAnsi" w:cstheme="minorBidi" w:eastAsiaTheme="minorHAnsi" w:hAnsiTheme="minorHAnsi"/>
           <w:color w:val="auto"/>
           <w:sz w:val="24"/>
           <w:szCs w:val="24"/>
@@ -9635,7 +9635,7 @@
       </w:pPr>
       <w:r>
         <w:rPr>
-          <w:rFonts w:eastAsia="Aptos" w:cstheme="minorBidi" w:eastAsiaTheme="minorHAnsi" w:ascii="Aptos" w:hAnsi="Aptos"/>
+          <w:rFonts w:eastAsia="Aptos" w:cs="" w:ascii="Aptos" w:hAnsi="Aptos" w:cstheme="minorBidi" w:eastAsiaTheme="minorHAnsi"/>
           <w:color w:val="auto"/>
           <w:sz w:val="24"/>
           <w:szCs w:val="24"/>
@@ -9688,7 +9688,7 @@
     </w:p>
     <w:p>
       <w:pPr>
-        <w:pStyle w:val="Lneahorizontal"/>
+        <w:pStyle w:val="Lneahorizontaluser"/>
         <w:spacing w:before="0" w:after="200"/>
         <w:rPr>
           <w:sz w:val="24"/>
@@ -9724,7 +9724,7 @@
     </w:p>
     <w:p>
       <w:pPr>
-        <w:pStyle w:val="Lneahorizontal"/>
+        <w:pStyle w:val="Lneahorizontaluser"/>
         <w:spacing w:before="0" w:after="200"/>
         <w:rPr>
           <w:sz w:val="24"/>
@@ -9831,7 +9831,7 @@
       <w:r>
         <w:rPr>
           <w:rStyle w:val="OperatorTok"/>
-          <w:rFonts w:eastAsia="Aptos" w:ascii="Aptos" w:hAnsi="Aptos" w:asciiTheme="minorHAnsi" w:cstheme="minorBidi" w:eastAsiaTheme="minorHAnsi" w:hAnsiTheme="minorHAnsi"/>
+          <w:rFonts w:eastAsia="Aptos" w:cs="" w:ascii="Aptos" w:hAnsi="Aptos" w:asciiTheme="minorHAnsi" w:cstheme="minorBidi" w:eastAsiaTheme="minorHAnsi" w:hAnsiTheme="minorHAnsi"/>
           <w:color w:val="auto"/>
           <w:sz w:val="24"/>
           <w:szCs w:val="24"/>
@@ -10093,7 +10093,7 @@
       <w:r>
         <w:rPr>
           <w:rStyle w:val="OperatorTok"/>
-          <w:rFonts w:eastAsia="Aptos" w:ascii="Aptos" w:hAnsi="Aptos" w:asciiTheme="minorHAnsi" w:cstheme="minorBidi" w:eastAsiaTheme="minorHAnsi" w:hAnsiTheme="minorHAnsi"/>
+          <w:rFonts w:eastAsia="Aptos" w:cs="" w:ascii="Aptos" w:hAnsi="Aptos" w:asciiTheme="minorHAnsi" w:cstheme="minorBidi" w:eastAsiaTheme="minorHAnsi" w:hAnsiTheme="minorHAnsi"/>
           <w:color w:val="auto"/>
           <w:sz w:val="24"/>
           <w:szCs w:val="24"/>
@@ -10304,7 +10304,7 @@
       <w:r>
         <w:rPr>
           <w:rStyle w:val="OperatorTok"/>
-          <w:rFonts w:eastAsia="Aptos" w:ascii="Aptos" w:hAnsi="Aptos" w:asciiTheme="minorHAnsi" w:cstheme="minorBidi" w:eastAsiaTheme="minorHAnsi" w:hAnsiTheme="minorHAnsi"/>
+          <w:rFonts w:eastAsia="Aptos" w:cs="" w:ascii="Aptos" w:hAnsi="Aptos" w:asciiTheme="minorHAnsi" w:cstheme="minorBidi" w:eastAsiaTheme="minorHAnsi" w:hAnsiTheme="minorHAnsi"/>
           <w:color w:val="auto"/>
           <w:sz w:val="24"/>
           <w:szCs w:val="24"/>
@@ -10424,12 +10424,59 @@
       <w:r>
         <w:rPr>
           <w:rStyle w:val="OperatorTok"/>
+          <w:rFonts w:eastAsia="Aptos" w:cs="" w:ascii="Aptos" w:hAnsi="Aptos" w:asciiTheme="minorHAnsi" w:cstheme="minorBidi" w:eastAsiaTheme="minorHAnsi" w:hAnsiTheme="minorHAnsi"/>
+          <w:color w:val="auto"/>
+          <w:sz w:val="24"/>
+          <w:szCs w:val="24"/>
+        </w:rPr>
+        <w:t>REGLA DE ORO</w:t>
+      </w:r>
+    </w:p>
+    <w:p>
+      <w:pPr>
+        <w:pStyle w:val="BodyText"/>
+        <w:spacing w:before="0" w:after="283"/>
+        <w:rPr/>
+      </w:pPr>
+      <w:r>
+        <w:rPr/>
+        <w:t>== → convierte tipos</w:t>
+        <w:br/>
+        <w:t>=== → NO convierte tipos</w:t>
+      </w:r>
+    </w:p>
+    <w:p>
+      <w:pPr>
+        <w:pStyle w:val="BodyText"/>
+        <w:spacing w:before="0" w:after="283"/>
+        <w:rPr>
+          <w:rStyle w:val="OperatorTok"/>
+        </w:rPr>
+      </w:pPr>
+      <w:r>
+        <w:rPr>
+          <w:rStyle w:val="OperatorTok"/>
+        </w:rPr>
+        <w:t>____________</w:t>
+      </w:r>
+    </w:p>
+    <w:p>
+      <w:pPr>
+        <w:pStyle w:val="Heading2"/>
+        <w:spacing w:before="0" w:after="283"/>
+        <w:rPr>
+          <w:rStyle w:val="OperatorTok"/>
+        </w:rPr>
+      </w:pPr>
+      <w:r>
+        <w:rPr>
+          <w:rStyle w:val="OperatorTok"/>
           <w:rFonts w:eastAsia="Aptos" w:ascii="Aptos" w:hAnsi="Aptos" w:asciiTheme="minorHAnsi" w:cstheme="minorBidi" w:eastAsiaTheme="minorHAnsi" w:hAnsiTheme="minorHAnsi"/>
           <w:color w:val="auto"/>
           <w:sz w:val="24"/>
           <w:szCs w:val="24"/>
         </w:rPr>
-        <w:t>REGLA DE ORO</w:t>
+        <w:t>Strings (cadenas de texto)</w:t>
       </w:r>
     </w:p>
     <w:p>
@@ -10440,9 +10487,3425 @@
       </w:pPr>
       <w:r>
         <w:rPr/>
-        <w:t>== → convierte tipos</w:t>
-        <w:br/>
-        <w:t>=== → NO convierte tipos</w:t>
+        <w:t>En JavaScript, un string es una secuencia de caracteres.</w:t>
+        <w:br/>
+        <w:t>Puede declararse con comillas simples (' '), dobles (" ") o backticks (</w:t>
+      </w:r>
+      <w:r>
+        <w:rPr>
+          <w:rStyle w:val="Textooriginal"/>
+        </w:rPr>
+        <w:t xml:space="preserve"> </w:t>
+      </w:r>
+      <w:r>
+        <w:rPr/>
+        <w:t>).</w:t>
+      </w:r>
+    </w:p>
+    <w:p>
+      <w:pPr>
+        <w:pStyle w:val="Lneahorizontal"/>
+        <w:rPr>
+          <w:sz w:val="24"/>
+          <w:szCs w:val="24"/>
+        </w:rPr>
+      </w:pPr>
+      <w:r>
+        <w:rPr>
+          <w:sz w:val="24"/>
+          <w:szCs w:val="24"/>
+        </w:rPr>
+      </w:r>
+    </w:p>
+    <w:p>
+      <w:pPr>
+        <w:pStyle w:val="Heading2"/>
+        <w:spacing w:before="0" w:after="283"/>
+        <w:rPr>
+          <w:rFonts w:ascii="Aptos" w:hAnsi="Aptos" w:eastAsia="Aptos" w:asciiTheme="minorHAnsi" w:cstheme="minorBidi" w:eastAsiaTheme="minorHAnsi" w:hAnsiTheme="minorHAnsi"/>
+          <w:color w:val="auto"/>
+          <w:sz w:val="24"/>
+          <w:szCs w:val="24"/>
+        </w:rPr>
+      </w:pPr>
+      <w:r>
+        <w:rPr>
+          <w:rFonts w:eastAsia="Aptos" w:cstheme="minorBidi" w:eastAsiaTheme="minorHAnsi" w:ascii="Aptos" w:hAnsi="Aptos"/>
+          <w:color w:val="auto"/>
+          <w:sz w:val="24"/>
+          <w:szCs w:val="24"/>
+        </w:rPr>
+        <w:t>Concatenación</w:t>
+      </w:r>
+    </w:p>
+    <w:p>
+      <w:pPr>
+        <w:pStyle w:val="BodyText"/>
+        <w:spacing w:before="0" w:after="283"/>
+        <w:rPr/>
+      </w:pPr>
+      <w:r>
+        <w:rPr/>
+        <w:t>let myName = "Brais"</w:t>
+        <w:br/>
+        <w:t>let greeting = "Hola, " + myName + "!"</w:t>
+        <w:br/>
+        <w:t>console.log(greeting)</w:t>
+        <w:br/>
+        <w:t>console.log(typeof greeting)</w:t>
+        <w:br/>
+        <w:t>let name='eder';</w:t>
+      </w:r>
+    </w:p>
+    <w:p>
+      <w:pPr>
+        <w:pStyle w:val="BodyText"/>
+        <w:spacing w:before="0" w:after="283"/>
+        <w:rPr/>
+      </w:pPr>
+      <w:r>
+        <w:rPr/>
+        <w:t>Explicación:</w:t>
+        <w:br/>
+        <w:t>La concatenación une strings usando el operador +</w:t>
+      </w:r>
+    </w:p>
+    <w:p>
+      <w:pPr>
+        <w:pStyle w:val="BodyText"/>
+        <w:spacing w:before="0" w:after="283"/>
+        <w:rPr/>
+      </w:pPr>
+      <w:r>
+        <w:rPr/>
+        <w:t>Resultado: "Hola, Brais!"</w:t>
+      </w:r>
+    </w:p>
+    <w:p>
+      <w:pPr>
+        <w:pStyle w:val="BodyText"/>
+        <w:spacing w:before="0" w:after="283"/>
+        <w:rPr/>
+      </w:pPr>
+      <w:r>
+        <w:rPr/>
+        <w:t>Tip:</w:t>
+        <w:br/>
+        <w:t>El operador + también sirve para números, pero con strings CONCATENA.</w:t>
+        <w:br/>
+        <w:t>Ejemplo:</w:t>
+        <w:br/>
+        <w:t>"5" + 5 → "55" (no suma, concatena)</w:t>
+      </w:r>
+    </w:p>
+    <w:p>
+      <w:pPr>
+        <w:pStyle w:val="Lneahorizontal"/>
+        <w:rPr>
+          <w:sz w:val="24"/>
+          <w:szCs w:val="24"/>
+        </w:rPr>
+      </w:pPr>
+      <w:r>
+        <w:rPr>
+          <w:sz w:val="24"/>
+          <w:szCs w:val="24"/>
+        </w:rPr>
+      </w:r>
+    </w:p>
+    <w:p>
+      <w:pPr>
+        <w:pStyle w:val="Heading2"/>
+        <w:spacing w:before="0" w:after="283"/>
+        <w:rPr>
+          <w:rFonts w:ascii="Aptos" w:hAnsi="Aptos" w:eastAsia="Aptos" w:asciiTheme="minorHAnsi" w:cstheme="minorBidi" w:eastAsiaTheme="minorHAnsi" w:hAnsiTheme="minorHAnsi"/>
+          <w:color w:val="auto"/>
+          <w:sz w:val="24"/>
+          <w:szCs w:val="24"/>
+        </w:rPr>
+      </w:pPr>
+      <w:r>
+        <w:rPr>
+          <w:rFonts w:eastAsia="Aptos" w:cstheme="minorBidi" w:eastAsiaTheme="minorHAnsi" w:ascii="Aptos" w:hAnsi="Aptos"/>
+          <w:color w:val="auto"/>
+          <w:sz w:val="24"/>
+          <w:szCs w:val="24"/>
+        </w:rPr>
+        <w:t>Longitud</w:t>
+      </w:r>
+    </w:p>
+    <w:p>
+      <w:pPr>
+        <w:pStyle w:val="BodyText"/>
+        <w:spacing w:before="0" w:after="283"/>
+        <w:rPr/>
+      </w:pPr>
+      <w:r>
+        <w:rPr/>
+        <w:t>console.log(greeting.length) //length es una propidad de los strings</w:t>
+      </w:r>
+    </w:p>
+    <w:p>
+      <w:pPr>
+        <w:pStyle w:val="BodyText"/>
+        <w:spacing w:before="0" w:after="283"/>
+        <w:rPr/>
+      </w:pPr>
+      <w:r>
+        <w:rPr/>
+        <w:t>Explicación:</w:t>
+        <w:br/>
+        <w:t>length devuelve la cantidad de caracteres (incluye espacios y símbolos)</w:t>
+      </w:r>
+    </w:p>
+    <w:p>
+      <w:pPr>
+        <w:pStyle w:val="Lneahorizontal"/>
+        <w:rPr>
+          <w:sz w:val="24"/>
+          <w:szCs w:val="24"/>
+        </w:rPr>
+      </w:pPr>
+      <w:r>
+        <w:rPr>
+          <w:sz w:val="24"/>
+          <w:szCs w:val="24"/>
+        </w:rPr>
+      </w:r>
+    </w:p>
+    <w:p>
+      <w:pPr>
+        <w:pStyle w:val="Heading2"/>
+        <w:spacing w:before="0" w:after="283"/>
+        <w:rPr>
+          <w:rFonts w:ascii="Aptos" w:hAnsi="Aptos" w:eastAsia="Aptos" w:asciiTheme="minorHAnsi" w:cstheme="minorBidi" w:eastAsiaTheme="minorHAnsi" w:hAnsiTheme="minorHAnsi"/>
+          <w:color w:val="auto"/>
+          <w:sz w:val="24"/>
+          <w:szCs w:val="24"/>
+        </w:rPr>
+      </w:pPr>
+      <w:r>
+        <w:rPr>
+          <w:rFonts w:eastAsia="Aptos" w:cstheme="minorBidi" w:eastAsiaTheme="minorHAnsi" w:ascii="Aptos" w:hAnsi="Aptos"/>
+          <w:color w:val="auto"/>
+          <w:sz w:val="24"/>
+          <w:szCs w:val="24"/>
+        </w:rPr>
+        <w:t>Acceso a caracteres</w:t>
+      </w:r>
+    </w:p>
+    <w:p>
+      <w:pPr>
+        <w:pStyle w:val="BodyText"/>
+        <w:spacing w:before="0" w:after="283"/>
+        <w:rPr/>
+      </w:pPr>
+      <w:r>
+        <w:rPr/>
+        <w:t>//SE ACCEDE AL CARACTER DE LA VARIABLE</w:t>
+        <w:br/>
+        <w:t>console.log(greeting[0])</w:t>
+        <w:br/>
+        <w:t>console.log(greeting[11])</w:t>
+      </w:r>
+    </w:p>
+    <w:p>
+      <w:pPr>
+        <w:pStyle w:val="BodyText"/>
+        <w:spacing w:before="0" w:after="283"/>
+        <w:rPr/>
+      </w:pPr>
+      <w:r>
+        <w:rPr/>
+        <w:t>Explicación:</w:t>
+        <w:br/>
+        <w:t>Los strings funcionan como arreglos de caracteres</w:t>
+      </w:r>
+    </w:p>
+    <w:p>
+      <w:pPr>
+        <w:pStyle w:val="BodyText"/>
+        <w:numPr>
+          <w:ilvl w:val="0"/>
+          <w:numId w:val="19"/>
+        </w:numPr>
+        <w:tabs>
+          <w:tab w:val="clear" w:pos="720"/>
+          <w:tab w:val="left" w:pos="0" w:leader="none"/>
+        </w:tabs>
+        <w:spacing w:before="0" w:after="0"/>
+        <w:ind w:hanging="283" w:left="709"/>
+        <w:rPr/>
+      </w:pPr>
+      <w:r>
+        <w:rPr/>
+        <w:t xml:space="preserve">Empiezan en índice 0 </w:t>
+      </w:r>
+    </w:p>
+    <w:p>
+      <w:pPr>
+        <w:pStyle w:val="BodyText"/>
+        <w:numPr>
+          <w:ilvl w:val="0"/>
+          <w:numId w:val="19"/>
+        </w:numPr>
+        <w:tabs>
+          <w:tab w:val="clear" w:pos="720"/>
+          <w:tab w:val="left" w:pos="0" w:leader="none"/>
+        </w:tabs>
+        <w:spacing w:before="0" w:after="283"/>
+        <w:ind w:hanging="283" w:left="709"/>
+        <w:rPr/>
+      </w:pPr>
+      <w:r>
+        <w:rPr/>
+        <w:t xml:space="preserve">Si accedes a un índice que no existe → devuelve undefined </w:t>
+      </w:r>
+    </w:p>
+    <w:p>
+      <w:pPr>
+        <w:pStyle w:val="Lneahorizontal"/>
+        <w:rPr>
+          <w:sz w:val="24"/>
+          <w:szCs w:val="24"/>
+        </w:rPr>
+      </w:pPr>
+      <w:r>
+        <w:rPr>
+          <w:sz w:val="24"/>
+          <w:szCs w:val="24"/>
+        </w:rPr>
+      </w:r>
+    </w:p>
+    <w:p>
+      <w:pPr>
+        <w:pStyle w:val="Heading2"/>
+        <w:spacing w:before="0" w:after="283"/>
+        <w:rPr>
+          <w:rFonts w:ascii="Aptos" w:hAnsi="Aptos" w:eastAsia="Aptos" w:asciiTheme="minorHAnsi" w:cstheme="minorBidi" w:eastAsiaTheme="minorHAnsi" w:hAnsiTheme="minorHAnsi"/>
+          <w:color w:val="auto"/>
+          <w:sz w:val="24"/>
+          <w:szCs w:val="24"/>
+        </w:rPr>
+      </w:pPr>
+      <w:r>
+        <w:rPr>
+          <w:rFonts w:eastAsia="Aptos" w:cstheme="minorBidi" w:eastAsiaTheme="minorHAnsi" w:ascii="Aptos" w:hAnsi="Aptos"/>
+          <w:color w:val="auto"/>
+          <w:sz w:val="24"/>
+          <w:szCs w:val="24"/>
+        </w:rPr>
+        <w:t>Métodos comunes</w:t>
+      </w:r>
+    </w:p>
+    <w:p>
+      <w:pPr>
+        <w:pStyle w:val="BodyText"/>
+        <w:spacing w:before="0" w:after="283"/>
+        <w:rPr/>
+      </w:pPr>
+      <w:r>
+        <w:rPr/>
+        <w:t>console.log("Métodos comunes")</w:t>
+      </w:r>
+    </w:p>
+    <w:p>
+      <w:pPr>
+        <w:pStyle w:val="BodyText"/>
+        <w:spacing w:before="0" w:after="283"/>
+        <w:rPr/>
+      </w:pPr>
+      <w:r>
+        <w:rPr/>
+        <w:t>console.log(greeting.toUpperCase()) // Mayúsculas</w:t>
+        <w:br/>
+        <w:t>Explicación: Convierte TODO a mayúsculas</w:t>
+      </w:r>
+    </w:p>
+    <w:p>
+      <w:pPr>
+        <w:pStyle w:val="BodyText"/>
+        <w:spacing w:before="0" w:after="283"/>
+        <w:rPr/>
+      </w:pPr>
+      <w:r>
+        <w:rPr/>
+        <w:t>console.log(greeting.toLowerCase()) // Minúsculas</w:t>
+        <w:br/>
+        <w:t>Explicación: Convierte TODO a minúsculas</w:t>
+      </w:r>
+    </w:p>
+    <w:p>
+      <w:pPr>
+        <w:pStyle w:val="BodyText"/>
+        <w:spacing w:before="0" w:after="283"/>
+        <w:rPr/>
+      </w:pPr>
+      <w:r>
+        <w:rPr/>
+        <w:t>console.log(greeting.indexOf("Hola")) // Índice Muestra 0 por que esta en el primero elemento</w:t>
+        <w:br/>
+        <w:t>console.log(greeting.indexOf(",")) // Índice Muestra 4 que esta en ese lugar</w:t>
+        <w:br/>
+        <w:t>console.log(greeting.indexOf("Brais")) //Índice Muestra 6 por que esta en el elemento 6</w:t>
+        <w:br/>
+        <w:t>console.log(greeting.indexOf("MoureDev"))//Menos -1 por que no lo encontro</w:t>
+      </w:r>
+    </w:p>
+    <w:p>
+      <w:pPr>
+        <w:pStyle w:val="BodyText"/>
+        <w:spacing w:before="0" w:after="283"/>
+        <w:rPr/>
+      </w:pPr>
+      <w:r>
+        <w:rPr/>
+        <w:t>Explicación:</w:t>
+        <w:br/>
+        <w:t>indexOf busca una subcadena</w:t>
+      </w:r>
+    </w:p>
+    <w:p>
+      <w:pPr>
+        <w:pStyle w:val="BodyText"/>
+        <w:numPr>
+          <w:ilvl w:val="0"/>
+          <w:numId w:val="20"/>
+        </w:numPr>
+        <w:tabs>
+          <w:tab w:val="clear" w:pos="720"/>
+          <w:tab w:val="left" w:pos="0" w:leader="none"/>
+        </w:tabs>
+        <w:spacing w:before="0" w:after="0"/>
+        <w:ind w:hanging="283" w:left="709"/>
+        <w:rPr/>
+      </w:pPr>
+      <w:r>
+        <w:rPr/>
+        <w:t xml:space="preserve">Si la encuentra → devuelve posición </w:t>
+      </w:r>
+    </w:p>
+    <w:p>
+      <w:pPr>
+        <w:pStyle w:val="BodyText"/>
+        <w:numPr>
+          <w:ilvl w:val="0"/>
+          <w:numId w:val="20"/>
+        </w:numPr>
+        <w:tabs>
+          <w:tab w:val="clear" w:pos="720"/>
+          <w:tab w:val="left" w:pos="0" w:leader="none"/>
+        </w:tabs>
+        <w:spacing w:before="0" w:after="283"/>
+        <w:ind w:hanging="283" w:left="709"/>
+        <w:rPr/>
+      </w:pPr>
+      <w:r>
+        <w:rPr/>
+        <w:t xml:space="preserve">Si no → devuelve -1 </w:t>
+      </w:r>
+    </w:p>
+    <w:p>
+      <w:pPr>
+        <w:pStyle w:val="BodyText"/>
+        <w:spacing w:before="0" w:after="283"/>
+        <w:rPr/>
+      </w:pPr>
+      <w:r>
+        <w:rPr/>
+        <w:t>console.log(greeting.includes("Hola")) // Incluye Muestra true por que solo confirma si esta o no</w:t>
+        <w:br/>
+        <w:t>console.log(greeting.includes("Ho")) // Incluye Muestra true por que solo confirma si esta o no</w:t>
+        <w:br/>
+        <w:t>console.log(greeting.includes("Brais"))// Incluye Muesra true por que solo confirma si esta o no</w:t>
+        <w:br/>
+        <w:t>console.log(greeting.includes("MoureDev"))//muestra false por que no esta</w:t>
+      </w:r>
+    </w:p>
+    <w:p>
+      <w:pPr>
+        <w:pStyle w:val="BodyText"/>
+        <w:spacing w:before="0" w:after="283"/>
+        <w:rPr/>
+      </w:pPr>
+      <w:r>
+        <w:rPr/>
+        <w:t>Explicación:</w:t>
+        <w:br/>
+        <w:t>includes devuelve true o false (más limpio que indexOf)</w:t>
+      </w:r>
+    </w:p>
+    <w:p>
+      <w:pPr>
+        <w:pStyle w:val="BodyText"/>
+        <w:spacing w:before="0" w:after="283"/>
+        <w:rPr/>
+      </w:pPr>
+      <w:r>
+        <w:rPr/>
+        <w:t>console.log(greeting.slice(0, 10)) // Sección retorna los elemento que estan entre el indice 0 y 10</w:t>
+      </w:r>
+    </w:p>
+    <w:p>
+      <w:pPr>
+        <w:pStyle w:val="BodyText"/>
+        <w:spacing w:before="0" w:after="283"/>
+        <w:rPr/>
+      </w:pPr>
+      <w:r>
+        <w:rPr/>
+        <w:t>Explicación:</w:t>
+        <w:br/>
+        <w:t>slice corta una parte del string</w:t>
+      </w:r>
+    </w:p>
+    <w:p>
+      <w:pPr>
+        <w:pStyle w:val="BodyText"/>
+        <w:numPr>
+          <w:ilvl w:val="0"/>
+          <w:numId w:val="21"/>
+        </w:numPr>
+        <w:tabs>
+          <w:tab w:val="clear" w:pos="720"/>
+          <w:tab w:val="left" w:pos="0" w:leader="none"/>
+        </w:tabs>
+        <w:spacing w:before="0" w:after="0"/>
+        <w:ind w:hanging="283" w:left="709"/>
+        <w:rPr/>
+      </w:pPr>
+      <w:r>
+        <w:rPr/>
+        <w:t xml:space="preserve">Incluye inicio </w:t>
+      </w:r>
+    </w:p>
+    <w:p>
+      <w:pPr>
+        <w:pStyle w:val="BodyText"/>
+        <w:numPr>
+          <w:ilvl w:val="0"/>
+          <w:numId w:val="21"/>
+        </w:numPr>
+        <w:tabs>
+          <w:tab w:val="clear" w:pos="720"/>
+          <w:tab w:val="left" w:pos="0" w:leader="none"/>
+        </w:tabs>
+        <w:spacing w:before="0" w:after="283"/>
+        <w:ind w:hanging="283" w:left="709"/>
+        <w:rPr/>
+      </w:pPr>
+      <w:r>
+        <w:rPr/>
+        <w:t xml:space="preserve">Excluye fin </w:t>
+      </w:r>
+    </w:p>
+    <w:p>
+      <w:pPr>
+        <w:pStyle w:val="BodyText"/>
+        <w:spacing w:before="0" w:after="283"/>
+        <w:rPr/>
+      </w:pPr>
+      <w:r>
+        <w:rPr/>
+        <w:t>console.log(greeting.replace("Brais", "MoureDev")) // Reemplazo- remplaza Brais por MoureDev</w:t>
+      </w:r>
+    </w:p>
+    <w:p>
+      <w:pPr>
+        <w:pStyle w:val="BodyText"/>
+        <w:spacing w:before="0" w:after="283"/>
+        <w:rPr/>
+      </w:pPr>
+      <w:r>
+        <w:rPr/>
+        <w:t>Explicación:</w:t>
+        <w:br/>
+        <w:t>replace reemplaza SOLO la primera coincidencia</w:t>
+      </w:r>
+    </w:p>
+    <w:p>
+      <w:pPr>
+        <w:pStyle w:val="BodyText"/>
+        <w:spacing w:before="0" w:after="283"/>
+        <w:rPr/>
+      </w:pPr>
+      <w:r>
+        <w:rPr/>
+        <w:t>console.log("+++++++++++++++++++++++++++++++++++++++++++++++")</w:t>
+      </w:r>
+    </w:p>
+    <w:p>
+      <w:pPr>
+        <w:pStyle w:val="Lneahorizontal"/>
+        <w:rPr>
+          <w:sz w:val="24"/>
+          <w:szCs w:val="24"/>
+        </w:rPr>
+      </w:pPr>
+      <w:r>
+        <w:rPr>
+          <w:sz w:val="24"/>
+          <w:szCs w:val="24"/>
+        </w:rPr>
+      </w:r>
+    </w:p>
+    <w:p>
+      <w:pPr>
+        <w:pStyle w:val="Heading2"/>
+        <w:spacing w:before="0" w:after="283"/>
+        <w:rPr>
+          <w:rFonts w:ascii="Aptos" w:hAnsi="Aptos" w:eastAsia="Aptos" w:asciiTheme="minorHAnsi" w:cstheme="minorBidi" w:eastAsiaTheme="minorHAnsi" w:hAnsiTheme="minorHAnsi"/>
+          <w:color w:val="auto"/>
+          <w:sz w:val="24"/>
+          <w:szCs w:val="24"/>
+        </w:rPr>
+      </w:pPr>
+      <w:r>
+        <w:rPr>
+          <w:rFonts w:eastAsia="Aptos" w:cstheme="minorBidi" w:eastAsiaTheme="minorHAnsi" w:ascii="Aptos" w:hAnsi="Aptos"/>
+          <w:color w:val="auto"/>
+          <w:sz w:val="24"/>
+          <w:szCs w:val="24"/>
+        </w:rPr>
+        <w:t>Template literals (plantillas literales)</w:t>
+      </w:r>
+    </w:p>
+    <w:p>
+      <w:pPr>
+        <w:pStyle w:val="BodyText"/>
+        <w:spacing w:before="0" w:after="283"/>
+        <w:rPr/>
+      </w:pPr>
+      <w:r>
+        <w:rPr/>
+        <w:t>// Strings en varias líneas</w:t>
+        <w:br/>
+        <w:t>//acento invertido</w:t>
+      </w:r>
+    </w:p>
+    <w:p>
+      <w:pPr>
+        <w:pStyle w:val="BodyText"/>
+        <w:spacing w:before="0" w:after="283"/>
+        <w:rPr/>
+      </w:pPr>
+      <w:r>
+        <w:rPr/>
+        <w:t xml:space="preserve">let message = </w:t>
+      </w:r>
+      <w:r>
+        <w:rPr>
+          <w:rStyle w:val="Textooriginal"/>
+        </w:rPr>
+        <w:t>Hola, este es mi curso de JavaScript</w:t>
+      </w:r>
+    </w:p>
+    <w:p>
+      <w:pPr>
+        <w:pStyle w:val="BodyText"/>
+        <w:spacing w:before="0" w:after="283"/>
+        <w:rPr/>
+      </w:pPr>
+      <w:r>
+        <w:rPr/>
+        <w:t>console.log(message) //imprime en el orden que esta el string</w:t>
+      </w:r>
+    </w:p>
+    <w:p>
+      <w:pPr>
+        <w:pStyle w:val="BodyText"/>
+        <w:spacing w:before="0" w:after="283"/>
+        <w:rPr/>
+      </w:pPr>
+      <w:r>
+        <w:rPr/>
+        <w:t>Explicación:</w:t>
+        <w:br/>
+        <w:t>Con backticks puedes escribir strings en múltiples líneas sin errores</w:t>
+      </w:r>
+    </w:p>
+    <w:p>
+      <w:pPr>
+        <w:pStyle w:val="Lneahorizontal"/>
+        <w:rPr>
+          <w:sz w:val="24"/>
+          <w:szCs w:val="24"/>
+        </w:rPr>
+      </w:pPr>
+      <w:r>
+        <w:rPr>
+          <w:sz w:val="24"/>
+          <w:szCs w:val="24"/>
+        </w:rPr>
+      </w:r>
+    </w:p>
+    <w:p>
+      <w:pPr>
+        <w:pStyle w:val="Heading2"/>
+        <w:spacing w:before="0" w:after="283"/>
+        <w:rPr>
+          <w:rFonts w:ascii="Aptos" w:hAnsi="Aptos" w:eastAsia="Aptos" w:asciiTheme="minorHAnsi" w:cstheme="minorBidi" w:eastAsiaTheme="minorHAnsi" w:hAnsiTheme="minorHAnsi"/>
+          <w:color w:val="auto"/>
+          <w:sz w:val="24"/>
+          <w:szCs w:val="24"/>
+        </w:rPr>
+      </w:pPr>
+      <w:r>
+        <w:rPr>
+          <w:rFonts w:eastAsia="Aptos" w:cstheme="minorBidi" w:eastAsiaTheme="minorHAnsi" w:ascii="Aptos" w:hAnsi="Aptos"/>
+          <w:color w:val="auto"/>
+          <w:sz w:val="24"/>
+          <w:szCs w:val="24"/>
+        </w:rPr>
+        <w:t>Interpolación de valores</w:t>
+      </w:r>
+    </w:p>
+    <w:p>
+      <w:pPr>
+        <w:pStyle w:val="BodyText"/>
+        <w:spacing w:before="0" w:after="283"/>
+        <w:rPr/>
+      </w:pPr>
+      <w:r>
+        <w:rPr/>
+        <w:t>let email = "braismoure@mouredev.com"</w:t>
+        <w:br/>
+        <w:t>console.log(</w:t>
+      </w:r>
+      <w:r>
+        <w:rPr>
+          <w:rStyle w:val="Textooriginal"/>
+        </w:rPr>
+        <w:t>Hola, ${myName}! Tu email es ${email}.</w:t>
+      </w:r>
+      <w:r>
+        <w:rPr/>
+        <w:t>)</w:t>
+      </w:r>
+    </w:p>
+    <w:p>
+      <w:pPr>
+        <w:pStyle w:val="BodyText"/>
+        <w:spacing w:before="0" w:after="283"/>
+        <w:rPr/>
+      </w:pPr>
+      <w:r>
+        <w:rPr/>
+        <w:t>Explicación:</w:t>
+        <w:br/>
+        <w:t>${} permite insertar variables dentro del string</w:t>
+      </w:r>
+    </w:p>
+    <w:p>
+      <w:pPr>
+        <w:pStyle w:val="BodyText"/>
+        <w:spacing w:before="0" w:after="283"/>
+        <w:rPr/>
+      </w:pPr>
+      <w:r>
+        <w:rPr/>
+        <w:t>Tip importante:</w:t>
+        <w:br/>
+        <w:t>Esto reemplaza la concatenación con +</w:t>
+      </w:r>
+    </w:p>
+    <w:p>
+      <w:pPr>
+        <w:pStyle w:val="Lneahorizontal"/>
+        <w:rPr>
+          <w:sz w:val="24"/>
+          <w:szCs w:val="24"/>
+        </w:rPr>
+      </w:pPr>
+      <w:r>
+        <w:rPr>
+          <w:sz w:val="24"/>
+          <w:szCs w:val="24"/>
+        </w:rPr>
+      </w:r>
+    </w:p>
+    <w:p>
+      <w:pPr>
+        <w:pStyle w:val="BodyText"/>
+        <w:spacing w:before="0" w:after="283"/>
+        <w:rPr/>
+      </w:pPr>
+      <w:r>
+        <w:rPr/>
+        <w:t>console.log("+++++++++++++++++++++++++++++++++")</w:t>
+      </w:r>
+    </w:p>
+    <w:p>
+      <w:pPr>
+        <w:pStyle w:val="Lneahorizontal"/>
+        <w:rPr>
+          <w:sz w:val="24"/>
+          <w:szCs w:val="24"/>
+        </w:rPr>
+      </w:pPr>
+      <w:r>
+        <w:rPr>
+          <w:sz w:val="24"/>
+          <w:szCs w:val="24"/>
+        </w:rPr>
+      </w:r>
+    </w:p>
+    <w:p>
+      <w:pPr>
+        <w:pStyle w:val="Heading2"/>
+        <w:spacing w:before="0" w:after="283"/>
+        <w:rPr>
+          <w:rFonts w:ascii="Aptos" w:hAnsi="Aptos" w:eastAsia="Aptos" w:asciiTheme="minorHAnsi" w:cstheme="minorBidi" w:eastAsiaTheme="minorHAnsi" w:hAnsiTheme="minorHAnsi"/>
+          <w:color w:val="auto"/>
+          <w:sz w:val="24"/>
+          <w:szCs w:val="24"/>
+        </w:rPr>
+      </w:pPr>
+      <w:r>
+        <w:rPr>
+          <w:rFonts w:eastAsia="Aptos" w:cstheme="minorBidi" w:eastAsiaTheme="minorHAnsi" w:ascii="Aptos" w:hAnsi="Aptos"/>
+          <w:color w:val="auto"/>
+          <w:sz w:val="24"/>
+          <w:szCs w:val="24"/>
+        </w:rPr>
+        <w:t>charAt(index) → posición</w:t>
+      </w:r>
+    </w:p>
+    <w:p>
+      <w:pPr>
+        <w:pStyle w:val="BodyText"/>
+        <w:spacing w:before="0" w:after="283"/>
+        <w:rPr/>
+      </w:pPr>
+      <w:r>
+        <w:rPr/>
+        <w:t>console.log("Hola".charAt(1)); // "o"</w:t>
+        <w:br/>
+        <w:t>console.log(email.charAt(1)); // "r"</w:t>
+      </w:r>
+    </w:p>
+    <w:p>
+      <w:pPr>
+        <w:pStyle w:val="BodyText"/>
+        <w:spacing w:before="0" w:after="283"/>
+        <w:rPr/>
+      </w:pPr>
+      <w:r>
+        <w:rPr/>
+        <w:t>Explicación:</w:t>
+        <w:br/>
+        <w:t>Similar a [ ] pero más clásico</w:t>
+        <w:br/>
+        <w:t>Tip: hoy en día se usa más string[index]</w:t>
+      </w:r>
+    </w:p>
+    <w:p>
+      <w:pPr>
+        <w:pStyle w:val="Lneahorizontal"/>
+        <w:rPr>
+          <w:sz w:val="24"/>
+          <w:szCs w:val="24"/>
+        </w:rPr>
+      </w:pPr>
+      <w:r>
+        <w:rPr>
+          <w:sz w:val="24"/>
+          <w:szCs w:val="24"/>
+        </w:rPr>
+      </w:r>
+    </w:p>
+    <w:p>
+      <w:pPr>
+        <w:pStyle w:val="Heading2"/>
+        <w:spacing w:before="0" w:after="283"/>
+        <w:rPr>
+          <w:rFonts w:ascii="Aptos" w:hAnsi="Aptos" w:eastAsia="Aptos" w:asciiTheme="minorHAnsi" w:cstheme="minorBidi" w:eastAsiaTheme="minorHAnsi" w:hAnsiTheme="minorHAnsi"/>
+          <w:color w:val="auto"/>
+          <w:sz w:val="24"/>
+          <w:szCs w:val="24"/>
+        </w:rPr>
+      </w:pPr>
+      <w:r>
+        <w:rPr>
+          <w:rFonts w:eastAsia="Aptos" w:cstheme="minorBidi" w:eastAsiaTheme="minorHAnsi" w:ascii="Aptos" w:hAnsi="Aptos"/>
+          <w:color w:val="auto"/>
+          <w:sz w:val="24"/>
+          <w:szCs w:val="24"/>
+        </w:rPr>
+        <w:t>includes(texto) → subcadena</w:t>
+      </w:r>
+    </w:p>
+    <w:p>
+      <w:pPr>
+        <w:pStyle w:val="BodyText"/>
+        <w:spacing w:before="0" w:after="283"/>
+        <w:rPr/>
+      </w:pPr>
+      <w:r>
+        <w:rPr/>
+        <w:t>console.log("Hola".includes("Ho")); // true</w:t>
+      </w:r>
+    </w:p>
+    <w:p>
+      <w:pPr>
+        <w:pStyle w:val="Lneahorizontal"/>
+        <w:rPr>
+          <w:sz w:val="24"/>
+          <w:szCs w:val="24"/>
+        </w:rPr>
+      </w:pPr>
+      <w:r>
+        <w:rPr>
+          <w:sz w:val="24"/>
+          <w:szCs w:val="24"/>
+        </w:rPr>
+      </w:r>
+    </w:p>
+    <w:p>
+      <w:pPr>
+        <w:pStyle w:val="Heading2"/>
+        <w:spacing w:before="0" w:after="283"/>
+        <w:rPr>
+          <w:rFonts w:ascii="Aptos" w:hAnsi="Aptos" w:eastAsia="Aptos" w:asciiTheme="minorHAnsi" w:cstheme="minorBidi" w:eastAsiaTheme="minorHAnsi" w:hAnsiTheme="minorHAnsi"/>
+          <w:color w:val="auto"/>
+          <w:sz w:val="24"/>
+          <w:szCs w:val="24"/>
+        </w:rPr>
+      </w:pPr>
+      <w:r>
+        <w:rPr>
+          <w:rFonts w:eastAsia="Aptos" w:cstheme="minorBidi" w:eastAsiaTheme="minorHAnsi" w:ascii="Aptos" w:hAnsi="Aptos"/>
+          <w:color w:val="auto"/>
+          <w:sz w:val="24"/>
+          <w:szCs w:val="24"/>
+        </w:rPr>
+        <w:t>startsWith(texto)</w:t>
+      </w:r>
+    </w:p>
+    <w:p>
+      <w:pPr>
+        <w:pStyle w:val="BodyText"/>
+        <w:spacing w:before="0" w:after="283"/>
+        <w:rPr/>
+      </w:pPr>
+      <w:r>
+        <w:rPr/>
+        <w:t>//comprueba inicia con el argumento que se le esta pasando es Ho</w:t>
+      </w:r>
+    </w:p>
+    <w:p>
+      <w:pPr>
+        <w:pStyle w:val="BodyText"/>
+        <w:spacing w:before="0" w:after="283"/>
+        <w:rPr/>
+      </w:pPr>
+      <w:r>
+        <w:rPr/>
+        <w:t>console.log("Hola".startsWith("Ho")); // true</w:t>
+      </w:r>
+    </w:p>
+    <w:p>
+      <w:pPr>
+        <w:pStyle w:val="BodyText"/>
+        <w:spacing w:before="0" w:after="283"/>
+        <w:rPr/>
+      </w:pPr>
+      <w:r>
+        <w:rPr/>
+        <w:t>Explicación:</w:t>
+        <w:br/>
+        <w:t>Verifica si el string inicia con ese texto</w:t>
+      </w:r>
+    </w:p>
+    <w:p>
+      <w:pPr>
+        <w:pStyle w:val="Lneahorizontal"/>
+        <w:rPr>
+          <w:sz w:val="24"/>
+          <w:szCs w:val="24"/>
+        </w:rPr>
+      </w:pPr>
+      <w:r>
+        <w:rPr>
+          <w:sz w:val="24"/>
+          <w:szCs w:val="24"/>
+        </w:rPr>
+      </w:r>
+    </w:p>
+    <w:p>
+      <w:pPr>
+        <w:pStyle w:val="Heading2"/>
+        <w:spacing w:before="0" w:after="283"/>
+        <w:rPr>
+          <w:rFonts w:ascii="Aptos" w:hAnsi="Aptos" w:eastAsia="Aptos" w:asciiTheme="minorHAnsi" w:cstheme="minorBidi" w:eastAsiaTheme="minorHAnsi" w:hAnsiTheme="minorHAnsi"/>
+          <w:color w:val="auto"/>
+          <w:sz w:val="24"/>
+          <w:szCs w:val="24"/>
+        </w:rPr>
+      </w:pPr>
+      <w:r>
+        <w:rPr>
+          <w:rFonts w:eastAsia="Aptos" w:cstheme="minorBidi" w:eastAsiaTheme="minorHAnsi" w:ascii="Aptos" w:hAnsi="Aptos"/>
+          <w:color w:val="auto"/>
+          <w:sz w:val="24"/>
+          <w:szCs w:val="24"/>
+        </w:rPr>
+        <w:t>endsWith(texto)</w:t>
+      </w:r>
+    </w:p>
+    <w:p>
+      <w:pPr>
+        <w:pStyle w:val="BodyText"/>
+        <w:spacing w:before="0" w:after="283"/>
+        <w:rPr/>
+      </w:pPr>
+      <w:r>
+        <w:rPr/>
+        <w:t>//comprueba termina con el argumento que se le esta pasando es la</w:t>
+      </w:r>
+    </w:p>
+    <w:p>
+      <w:pPr>
+        <w:pStyle w:val="BodyText"/>
+        <w:spacing w:before="0" w:after="283"/>
+        <w:rPr/>
+      </w:pPr>
+      <w:r>
+        <w:rPr/>
+        <w:t>console.log("Hola".endsWith("la")); // true</w:t>
+      </w:r>
+    </w:p>
+    <w:p>
+      <w:pPr>
+        <w:pStyle w:val="BodyText"/>
+        <w:spacing w:before="0" w:after="283"/>
+        <w:rPr/>
+      </w:pPr>
+      <w:r>
+        <w:rPr/>
+        <w:t>Explicación:</w:t>
+        <w:br/>
+        <w:t>Verifica si termina con ese texto</w:t>
+      </w:r>
+    </w:p>
+    <w:p>
+      <w:pPr>
+        <w:pStyle w:val="Lneahorizontal"/>
+        <w:rPr>
+          <w:sz w:val="24"/>
+          <w:szCs w:val="24"/>
+        </w:rPr>
+      </w:pPr>
+      <w:r>
+        <w:rPr>
+          <w:sz w:val="24"/>
+          <w:szCs w:val="24"/>
+        </w:rPr>
+      </w:r>
+    </w:p>
+    <w:p>
+      <w:pPr>
+        <w:pStyle w:val="Heading2"/>
+        <w:spacing w:before="0" w:after="283"/>
+        <w:rPr>
+          <w:rFonts w:ascii="Aptos" w:hAnsi="Aptos" w:eastAsia="Aptos" w:asciiTheme="minorHAnsi" w:cstheme="minorBidi" w:eastAsiaTheme="minorHAnsi" w:hAnsiTheme="minorHAnsi"/>
+          <w:color w:val="auto"/>
+          <w:sz w:val="24"/>
+          <w:szCs w:val="24"/>
+        </w:rPr>
+      </w:pPr>
+      <w:r>
+        <w:rPr>
+          <w:rFonts w:eastAsia="Aptos" w:cstheme="minorBidi" w:eastAsiaTheme="minorHAnsi" w:ascii="Aptos" w:hAnsi="Aptos"/>
+          <w:color w:val="auto"/>
+          <w:sz w:val="24"/>
+          <w:szCs w:val="24"/>
+        </w:rPr>
+        <w:t>indexOf(texto)</w:t>
+      </w:r>
+    </w:p>
+    <w:p>
+      <w:pPr>
+        <w:pStyle w:val="BodyText"/>
+        <w:spacing w:before="0" w:after="283"/>
+        <w:rPr/>
+      </w:pPr>
+      <w:r>
+        <w:rPr/>
+        <w:t>console.log("Hola".indexOf("o")); // 1</w:t>
+        <w:br/>
+        <w:t>console.log(email.indexOf("e"));//9 en esa posicion se encuentra la e</w:t>
+      </w:r>
+    </w:p>
+    <w:p>
+      <w:pPr>
+        <w:pStyle w:val="Lneahorizontal"/>
+        <w:rPr>
+          <w:sz w:val="24"/>
+          <w:szCs w:val="24"/>
+        </w:rPr>
+      </w:pPr>
+      <w:r>
+        <w:rPr>
+          <w:sz w:val="24"/>
+          <w:szCs w:val="24"/>
+        </w:rPr>
+      </w:r>
+    </w:p>
+    <w:p>
+      <w:pPr>
+        <w:pStyle w:val="Heading2"/>
+        <w:spacing w:before="0" w:after="283"/>
+        <w:rPr>
+          <w:rFonts w:ascii="Aptos" w:hAnsi="Aptos" w:eastAsia="Aptos" w:asciiTheme="minorHAnsi" w:cstheme="minorBidi" w:eastAsiaTheme="minorHAnsi" w:hAnsiTheme="minorHAnsi"/>
+          <w:color w:val="auto"/>
+          <w:sz w:val="24"/>
+          <w:szCs w:val="24"/>
+        </w:rPr>
+      </w:pPr>
+      <w:r>
+        <w:rPr>
+          <w:rFonts w:eastAsia="Aptos" w:cstheme="minorBidi" w:eastAsiaTheme="minorHAnsi" w:ascii="Aptos" w:hAnsi="Aptos"/>
+          <w:color w:val="auto"/>
+          <w:sz w:val="24"/>
+          <w:szCs w:val="24"/>
+        </w:rPr>
+        <w:t>slice(inicio, fin)</w:t>
+      </w:r>
+    </w:p>
+    <w:p>
+      <w:pPr>
+        <w:pStyle w:val="BodyText"/>
+        <w:spacing w:before="0" w:after="283"/>
+        <w:rPr/>
+      </w:pPr>
+      <w:r>
+        <w:rPr/>
+        <w:t>//muestra lo que esta dentro del ese rango</w:t>
+      </w:r>
+    </w:p>
+    <w:p>
+      <w:pPr>
+        <w:pStyle w:val="BodyText"/>
+        <w:spacing w:before="0" w:after="283"/>
+        <w:rPr/>
+      </w:pPr>
+      <w:r>
+        <w:rPr/>
+        <w:t>console.log("Hola".slice(1,3)); // "ol"</w:t>
+        <w:br/>
+        <w:t>console.log(email.slice(1,10)); // "raismoure"</w:t>
+      </w:r>
+    </w:p>
+    <w:p>
+      <w:pPr>
+        <w:pStyle w:val="BodyText"/>
+        <w:spacing w:before="0" w:after="283"/>
+        <w:rPr/>
+      </w:pPr>
+      <w:r>
+        <w:rPr/>
+        <w:t>let texto1 = "Hola Mundo";</w:t>
+      </w:r>
+    </w:p>
+    <w:p>
+      <w:pPr>
+        <w:pStyle w:val="BodyText"/>
+        <w:spacing w:before="0" w:after="283"/>
+        <w:rPr/>
+      </w:pPr>
+      <w:r>
+        <w:rPr/>
+        <w:t>//si se usan indices negativos devuelve vacio</w:t>
+        <w:br/>
+        <w:t>console.log(texto1.slice(0,4)); // "Hola"</w:t>
+        <w:br/>
+        <w:t>console.log(texto1.slice(5,10)); // "Mundo"</w:t>
+        <w:br/>
+        <w:t>console.log(texto1.slice(10,5)); // "" (no invierte los índices)</w:t>
+        <w:br/>
+        <w:t>console.log(texto1.slice(-5,-1)); // "Mund" (cuenta desde el final)</w:t>
+      </w:r>
+    </w:p>
+    <w:p>
+      <w:pPr>
+        <w:pStyle w:val="BodyText"/>
+        <w:spacing w:before="0" w:after="283"/>
+        <w:rPr/>
+      </w:pPr>
+      <w:r>
+        <w:rPr/>
+        <w:t>//incluye el inicio pero excluye el fin.</w:t>
+      </w:r>
+    </w:p>
+    <w:p>
+      <w:pPr>
+        <w:pStyle w:val="BodyText"/>
+        <w:spacing w:before="0" w:after="283"/>
+        <w:rPr/>
+      </w:pPr>
+      <w:r>
+        <w:rPr/>
+        <w:t>Explicación profunda:</w:t>
+        <w:br/>
+        <w:t>slice permite índices negativos (cuenta desde el final)</w:t>
+        <w:br/>
+        <w:t>PERO no invierte valores</w:t>
+      </w:r>
+    </w:p>
+    <w:p>
+      <w:pPr>
+        <w:pStyle w:val="Lneahorizontal"/>
+        <w:rPr>
+          <w:sz w:val="24"/>
+          <w:szCs w:val="24"/>
+        </w:rPr>
+      </w:pPr>
+      <w:r>
+        <w:rPr>
+          <w:sz w:val="24"/>
+          <w:szCs w:val="24"/>
+        </w:rPr>
+      </w:r>
+    </w:p>
+    <w:p>
+      <w:pPr>
+        <w:pStyle w:val="Heading2"/>
+        <w:spacing w:before="0" w:after="283"/>
+        <w:rPr>
+          <w:rFonts w:ascii="Aptos" w:hAnsi="Aptos" w:eastAsia="Aptos" w:asciiTheme="minorHAnsi" w:cstheme="minorBidi" w:eastAsiaTheme="minorHAnsi" w:hAnsiTheme="minorHAnsi"/>
+          <w:color w:val="auto"/>
+          <w:sz w:val="24"/>
+          <w:szCs w:val="24"/>
+        </w:rPr>
+      </w:pPr>
+      <w:r>
+        <w:rPr>
+          <w:rFonts w:eastAsia="Aptos" w:cstheme="minorBidi" w:eastAsiaTheme="minorHAnsi" w:ascii="Aptos" w:hAnsi="Aptos"/>
+          <w:color w:val="auto"/>
+          <w:sz w:val="24"/>
+          <w:szCs w:val="24"/>
+        </w:rPr>
+        <w:t>substring(i, j)</w:t>
+      </w:r>
+    </w:p>
+    <w:p>
+      <w:pPr>
+        <w:pStyle w:val="BodyText"/>
+        <w:spacing w:before="0" w:after="283"/>
+        <w:rPr/>
+      </w:pPr>
+      <w:r>
+        <w:rPr/>
+        <w:t>//de un indice hasta un indice limite</w:t>
+      </w:r>
+    </w:p>
+    <w:p>
+      <w:pPr>
+        <w:pStyle w:val="BodyText"/>
+        <w:spacing w:before="0" w:after="283"/>
+        <w:rPr/>
+      </w:pPr>
+      <w:r>
+        <w:rPr/>
+        <w:t>console.log("Hola".substring(0,2)); // "Ho"</w:t>
+        <w:br/>
+        <w:t>let texto = "Hola Mundo";</w:t>
+      </w:r>
+    </w:p>
+    <w:p>
+      <w:pPr>
+        <w:pStyle w:val="BodyText"/>
+        <w:spacing w:before="0" w:after="283"/>
+        <w:rPr/>
+      </w:pPr>
+      <w:r>
+        <w:rPr/>
+        <w:t>//se pueden invertir los indices y no ce aceptan los negativos</w:t>
+        <w:br/>
+        <w:t>console.log(texto.substring(0,4)); // "Hola"</w:t>
+        <w:br/>
+        <w:t>console.log(texto.substring(5,10)); // "Mundo"</w:t>
+        <w:br/>
+        <w:t>console.log(texto.substring(10,5)); // "Mundo" (invierte los índices)</w:t>
+        <w:br/>
+        <w:t>console.log(texto.substring(-3,4)); // "Hola" (-3 se trata como 0)</w:t>
+      </w:r>
+    </w:p>
+    <w:p>
+      <w:pPr>
+        <w:pStyle w:val="BodyText"/>
+        <w:spacing w:before="0" w:after="283"/>
+        <w:rPr/>
+      </w:pPr>
+      <w:r>
+        <w:rPr/>
+        <w:t>Explicación clave:</w:t>
+        <w:br/>
+        <w:t>substring:</w:t>
+      </w:r>
+    </w:p>
+    <w:p>
+      <w:pPr>
+        <w:pStyle w:val="BodyText"/>
+        <w:numPr>
+          <w:ilvl w:val="0"/>
+          <w:numId w:val="22"/>
+        </w:numPr>
+        <w:tabs>
+          <w:tab w:val="clear" w:pos="720"/>
+          <w:tab w:val="left" w:pos="0" w:leader="none"/>
+        </w:tabs>
+        <w:spacing w:before="0" w:after="0"/>
+        <w:ind w:hanging="283" w:left="709"/>
+        <w:rPr/>
+      </w:pPr>
+      <w:r>
+        <w:rPr/>
+        <w:t xml:space="preserve">NO acepta negativos </w:t>
+      </w:r>
+    </w:p>
+    <w:p>
+      <w:pPr>
+        <w:pStyle w:val="BodyText"/>
+        <w:numPr>
+          <w:ilvl w:val="0"/>
+          <w:numId w:val="22"/>
+        </w:numPr>
+        <w:tabs>
+          <w:tab w:val="clear" w:pos="720"/>
+          <w:tab w:val="left" w:pos="0" w:leader="none"/>
+        </w:tabs>
+        <w:spacing w:before="0" w:after="283"/>
+        <w:ind w:hanging="283" w:left="709"/>
+        <w:rPr/>
+      </w:pPr>
+      <w:r>
+        <w:rPr/>
+        <w:t xml:space="preserve">SI invierte índices automáticamente </w:t>
+      </w:r>
+    </w:p>
+    <w:p>
+      <w:pPr>
+        <w:pStyle w:val="Lneahorizontal"/>
+        <w:rPr>
+          <w:sz w:val="24"/>
+          <w:szCs w:val="24"/>
+        </w:rPr>
+      </w:pPr>
+      <w:r>
+        <w:rPr>
+          <w:sz w:val="24"/>
+          <w:szCs w:val="24"/>
+        </w:rPr>
+      </w:r>
+    </w:p>
+    <w:p>
+      <w:pPr>
+        <w:pStyle w:val="Heading2"/>
+        <w:spacing w:before="0" w:after="283"/>
+        <w:rPr>
+          <w:rFonts w:ascii="Aptos" w:hAnsi="Aptos" w:eastAsia="Aptos" w:asciiTheme="minorHAnsi" w:cstheme="minorBidi" w:eastAsiaTheme="minorHAnsi" w:hAnsiTheme="minorHAnsi"/>
+          <w:color w:val="auto"/>
+          <w:sz w:val="24"/>
+          <w:szCs w:val="24"/>
+        </w:rPr>
+      </w:pPr>
+      <w:r>
+        <w:rPr>
+          <w:rFonts w:eastAsia="Aptos" w:cstheme="minorBidi" w:eastAsiaTheme="minorHAnsi" w:ascii="Aptos" w:hAnsi="Aptos"/>
+          <w:color w:val="auto"/>
+          <w:sz w:val="24"/>
+          <w:szCs w:val="24"/>
+        </w:rPr>
+        <w:t>replace(busca, nuevo)</w:t>
+      </w:r>
+    </w:p>
+    <w:p>
+      <w:pPr>
+        <w:pStyle w:val="BodyText"/>
+        <w:spacing w:before="0" w:after="283"/>
+        <w:rPr/>
+      </w:pPr>
+      <w:r>
+        <w:rPr/>
+        <w:t>//se especifica lo que se quiere remplazar y se escribe el remplazo</w:t>
+      </w:r>
+    </w:p>
+    <w:p>
+      <w:pPr>
+        <w:pStyle w:val="BodyText"/>
+        <w:spacing w:before="0" w:after="283"/>
+        <w:rPr/>
+      </w:pPr>
+      <w:r>
+        <w:rPr/>
+        <w:t>console.log("Hola".replace("Ho","Ad")); // "Adla"</w:t>
+      </w:r>
+    </w:p>
+    <w:p>
+      <w:pPr>
+        <w:pStyle w:val="BodyText"/>
+        <w:spacing w:before="0" w:after="283"/>
+        <w:rPr/>
+      </w:pPr>
+      <w:r>
+        <w:rPr/>
+        <w:t>Tip avanzado:</w:t>
+        <w:br/>
+        <w:t>Para reemplazar TODOS, necesitas expresiones regulares (regex)</w:t>
+      </w:r>
+    </w:p>
+    <w:p>
+      <w:pPr>
+        <w:pStyle w:val="Normal"/>
+        <w:spacing w:before="0" w:after="283"/>
+        <w:rPr>
+          <w:rFonts w:ascii="Droid Sans Mono;monospace" w:hAnsi="Droid Sans Mono;monospace"/>
+          <w:b w:val="false"/>
+          <w:color w:val="8B949E"/>
+          <w:sz w:val="21"/>
+          <w:shd w:fill="121314" w:val="clear"/>
+        </w:rPr>
+      </w:pPr>
+      <w:r>
+        <w:rPr>
+          <w:rFonts w:ascii="Droid Sans Mono;monospace" w:hAnsi="Droid Sans Mono;monospace"/>
+          <w:b w:val="false"/>
+          <w:color w:val="8B949E"/>
+          <w:sz w:val="21"/>
+          <w:shd w:fill="121314" w:val="clear"/>
+        </w:rPr>
+        <w:t>// 7. Reemplaza todos los espacios en blanco de un string por guiones</w:t>
+      </w:r>
+    </w:p>
+    <w:p>
+      <w:pPr>
+        <w:pStyle w:val="Normal"/>
+        <w:spacing w:lineRule="atLeast" w:line="285" w:before="0" w:after="0"/>
+        <w:ind w:hanging="0" w:left="0" w:right="0"/>
+        <w:rPr>
+          <w:rFonts w:ascii="Droid Sans Mono;monospace" w:hAnsi="Droid Sans Mono;monospace"/>
+          <w:b w:val="false"/>
+          <w:color w:val="BBBEBF"/>
+          <w:sz w:val="21"/>
+          <w:shd w:fill="121314" w:val="clear"/>
+        </w:rPr>
+      </w:pPr>
+      <w:r>
+        <w:rPr>
+          <w:rFonts w:ascii="Droid Sans Mono;monospace" w:hAnsi="Droid Sans Mono;monospace"/>
+          <w:b w:val="false"/>
+          <w:color w:val="FF7B72"/>
+          <w:sz w:val="21"/>
+          <w:shd w:fill="121314" w:val="clear"/>
+        </w:rPr>
+        <w:t>let</w:t>
+      </w:r>
+      <w:r>
+        <w:rPr>
+          <w:rFonts w:ascii="Droid Sans Mono;monospace" w:hAnsi="Droid Sans Mono;monospace"/>
+          <w:b w:val="false"/>
+          <w:color w:val="BBBEBF"/>
+          <w:sz w:val="21"/>
+          <w:shd w:fill="121314" w:val="clear"/>
+        </w:rPr>
+        <w:t xml:space="preserve"> </w:t>
+      </w:r>
+      <w:r>
+        <w:rPr>
+          <w:rFonts w:ascii="Droid Sans Mono;monospace" w:hAnsi="Droid Sans Mono;monospace"/>
+          <w:b w:val="false"/>
+          <w:color w:val="C9D1D9"/>
+          <w:sz w:val="21"/>
+          <w:shd w:fill="121314" w:val="clear"/>
+        </w:rPr>
+        <w:t>remplazar</w:t>
+      </w:r>
+      <w:r>
+        <w:rPr>
+          <w:rFonts w:ascii="Droid Sans Mono;monospace" w:hAnsi="Droid Sans Mono;monospace"/>
+          <w:b w:val="false"/>
+          <w:color w:val="D4D4D4"/>
+          <w:sz w:val="21"/>
+          <w:shd w:fill="121314" w:val="clear"/>
+        </w:rPr>
+        <w:t>=</w:t>
+      </w:r>
+      <w:r>
+        <w:rPr>
+          <w:rFonts w:ascii="Droid Sans Mono;monospace" w:hAnsi="Droid Sans Mono;monospace"/>
+          <w:b w:val="false"/>
+          <w:color w:val="A5D6FF"/>
+          <w:sz w:val="21"/>
+          <w:shd w:fill="121314" w:val="clear"/>
+        </w:rPr>
+        <w:t>"a b c"</w:t>
+      </w:r>
+      <w:r>
+        <w:rPr>
+          <w:rFonts w:ascii="Droid Sans Mono;monospace" w:hAnsi="Droid Sans Mono;monospace"/>
+          <w:b w:val="false"/>
+          <w:color w:val="BBBEBF"/>
+          <w:sz w:val="21"/>
+          <w:shd w:fill="121314" w:val="clear"/>
+        </w:rPr>
+        <w:t>;</w:t>
+      </w:r>
+    </w:p>
+    <w:p>
+      <w:pPr>
+        <w:pStyle w:val="Normal"/>
+        <w:spacing w:lineRule="atLeast" w:line="285" w:before="0" w:after="0"/>
+        <w:ind w:hanging="0" w:left="0" w:right="0"/>
+        <w:rPr>
+          <w:rFonts w:ascii="Droid Sans Mono;monospace" w:hAnsi="Droid Sans Mono;monospace"/>
+          <w:b w:val="false"/>
+          <w:color w:val="BBBEBF"/>
+          <w:sz w:val="21"/>
+          <w:shd w:fill="121314" w:val="clear"/>
+        </w:rPr>
+      </w:pPr>
+      <w:r>
+        <w:rPr>
+          <w:rFonts w:ascii="Droid Sans Mono;monospace" w:hAnsi="Droid Sans Mono;monospace"/>
+          <w:b w:val="false"/>
+          <w:color w:val="79C0FF"/>
+          <w:sz w:val="21"/>
+          <w:shd w:fill="121314" w:val="clear"/>
+        </w:rPr>
+        <w:t>console</w:t>
+      </w:r>
+      <w:r>
+        <w:rPr>
+          <w:rFonts w:ascii="Droid Sans Mono;monospace" w:hAnsi="Droid Sans Mono;monospace"/>
+          <w:b w:val="false"/>
+          <w:color w:val="BBBEBF"/>
+          <w:sz w:val="21"/>
+          <w:shd w:fill="121314" w:val="clear"/>
+        </w:rPr>
+        <w:t>.</w:t>
+      </w:r>
+      <w:r>
+        <w:rPr>
+          <w:rFonts w:ascii="Droid Sans Mono;monospace" w:hAnsi="Droid Sans Mono;monospace"/>
+          <w:b w:val="false"/>
+          <w:color w:val="D2A8FF"/>
+          <w:sz w:val="21"/>
+          <w:shd w:fill="121314" w:val="clear"/>
+        </w:rPr>
+        <w:t>log</w:t>
+      </w:r>
+      <w:r>
+        <w:rPr>
+          <w:rFonts w:ascii="Droid Sans Mono;monospace" w:hAnsi="Droid Sans Mono;monospace"/>
+          <w:b w:val="false"/>
+          <w:color w:val="BBBEBF"/>
+          <w:sz w:val="21"/>
+          <w:shd w:fill="121314" w:val="clear"/>
+        </w:rPr>
+        <w:t>(</w:t>
+      </w:r>
+      <w:r>
+        <w:rPr>
+          <w:rFonts w:ascii="Droid Sans Mono;monospace" w:hAnsi="Droid Sans Mono;monospace"/>
+          <w:b w:val="false"/>
+          <w:color w:val="C9D1D9"/>
+          <w:sz w:val="21"/>
+          <w:shd w:fill="121314" w:val="clear"/>
+        </w:rPr>
+        <w:t>remplazar</w:t>
+      </w:r>
+      <w:r>
+        <w:rPr>
+          <w:rFonts w:ascii="Droid Sans Mono;monospace" w:hAnsi="Droid Sans Mono;monospace"/>
+          <w:b w:val="false"/>
+          <w:color w:val="BBBEBF"/>
+          <w:sz w:val="21"/>
+          <w:shd w:fill="121314" w:val="clear"/>
+        </w:rPr>
+        <w:t>.</w:t>
+      </w:r>
+      <w:r>
+        <w:rPr>
+          <w:rFonts w:ascii="Droid Sans Mono;monospace" w:hAnsi="Droid Sans Mono;monospace"/>
+          <w:b w:val="false"/>
+          <w:color w:val="D2A8FF"/>
+          <w:sz w:val="21"/>
+          <w:shd w:fill="121314" w:val="clear"/>
+        </w:rPr>
+        <w:t>replace</w:t>
+      </w:r>
+      <w:r>
+        <w:rPr>
+          <w:rFonts w:ascii="Droid Sans Mono;monospace" w:hAnsi="Droid Sans Mono;monospace"/>
+          <w:b w:val="false"/>
+          <w:color w:val="BBBEBF"/>
+          <w:sz w:val="21"/>
+          <w:shd w:fill="121314" w:val="clear"/>
+        </w:rPr>
+        <w:t>(</w:t>
+      </w:r>
+      <w:r>
+        <w:rPr>
+          <w:rFonts w:ascii="Droid Sans Mono;monospace" w:hAnsi="Droid Sans Mono;monospace"/>
+          <w:b w:val="false"/>
+          <w:color w:val="A5D6FF"/>
+          <w:sz w:val="21"/>
+          <w:shd w:fill="121314" w:val="clear"/>
+        </w:rPr>
+        <w:t>/ /</w:t>
+      </w:r>
+      <w:r>
+        <w:rPr>
+          <w:rFonts w:ascii="Droid Sans Mono;monospace" w:hAnsi="Droid Sans Mono;monospace"/>
+          <w:b w:val="false"/>
+          <w:color w:val="FF7B72"/>
+          <w:sz w:val="21"/>
+          <w:shd w:fill="121314" w:val="clear"/>
+        </w:rPr>
+        <w:t>g</w:t>
+      </w:r>
+      <w:r>
+        <w:rPr>
+          <w:rFonts w:ascii="Droid Sans Mono;monospace" w:hAnsi="Droid Sans Mono;monospace"/>
+          <w:b w:val="false"/>
+          <w:color w:val="BBBEBF"/>
+          <w:sz w:val="21"/>
+          <w:shd w:fill="121314" w:val="clear"/>
+        </w:rPr>
+        <w:t>,</w:t>
+      </w:r>
+      <w:r>
+        <w:rPr>
+          <w:rFonts w:ascii="Droid Sans Mono;monospace" w:hAnsi="Droid Sans Mono;monospace"/>
+          <w:b w:val="false"/>
+          <w:color w:val="A5D6FF"/>
+          <w:sz w:val="21"/>
+          <w:shd w:fill="121314" w:val="clear"/>
+        </w:rPr>
+        <w:t>"-"</w:t>
+      </w:r>
+      <w:r>
+        <w:rPr>
+          <w:rFonts w:ascii="Droid Sans Mono;monospace" w:hAnsi="Droid Sans Mono;monospace"/>
+          <w:b w:val="false"/>
+          <w:color w:val="BBBEBF"/>
+          <w:sz w:val="21"/>
+          <w:shd w:fill="121314" w:val="clear"/>
+        </w:rPr>
+        <w:t xml:space="preserve">)) </w:t>
+      </w:r>
+    </w:p>
+    <w:p>
+      <w:pPr>
+        <w:pStyle w:val="Normal"/>
+        <w:spacing w:lineRule="atLeast" w:line="285" w:before="0" w:after="0"/>
+        <w:ind w:hanging="0" w:left="0" w:right="0"/>
+        <w:rPr>
+          <w:rFonts w:ascii="Droid Sans Mono;monospace" w:hAnsi="Droid Sans Mono;monospace"/>
+          <w:b w:val="false"/>
+          <w:color w:val="8B949E"/>
+          <w:sz w:val="21"/>
+          <w:shd w:fill="121314" w:val="clear"/>
+        </w:rPr>
+      </w:pPr>
+      <w:r>
+        <w:rPr>
+          <w:rFonts w:ascii="Droid Sans Mono;monospace" w:hAnsi="Droid Sans Mono;monospace"/>
+          <w:b w:val="false"/>
+          <w:color w:val="8B949E"/>
+          <w:sz w:val="21"/>
+          <w:shd w:fill="121314" w:val="clear"/>
+        </w:rPr>
+        <w:t>// estas / / lo que está aquí adentro es un patrón de búsqueda</w:t>
+      </w:r>
+    </w:p>
+    <w:p>
+      <w:pPr>
+        <w:pStyle w:val="Normal"/>
+        <w:spacing w:lineRule="atLeast" w:line="285" w:before="0" w:after="0"/>
+        <w:ind w:hanging="0" w:left="0" w:right="0"/>
+        <w:rPr>
+          <w:rFonts w:ascii="Droid Sans Mono;monospace" w:hAnsi="Droid Sans Mono;monospace"/>
+          <w:b w:val="false"/>
+          <w:color w:val="8B949E"/>
+          <w:sz w:val="21"/>
+          <w:shd w:fill="121314" w:val="clear"/>
+        </w:rPr>
+      </w:pPr>
+      <w:r>
+        <w:rPr>
+          <w:rFonts w:ascii="Droid Sans Mono;monospace" w:hAnsi="Droid Sans Mono;monospace"/>
+          <w:b w:val="false"/>
+          <w:color w:val="8B949E"/>
+          <w:sz w:val="21"/>
+          <w:shd w:fill="121314" w:val="clear"/>
+        </w:rPr>
+        <w:t>// la g es para que haga la busqueda de todas no solo de la primera</w:t>
+      </w:r>
+    </w:p>
+    <w:p>
+      <w:pPr>
+        <w:pStyle w:val="BodyText"/>
+        <w:spacing w:before="0" w:after="283"/>
+        <w:rPr/>
+      </w:pPr>
+      <w:r>
+        <w:rPr/>
+      </w:r>
+    </w:p>
+    <w:p>
+      <w:pPr>
+        <w:pStyle w:val="Lneahorizontal"/>
+        <w:rPr>
+          <w:sz w:val="24"/>
+          <w:szCs w:val="24"/>
+        </w:rPr>
+      </w:pPr>
+      <w:r>
+        <w:rPr>
+          <w:sz w:val="24"/>
+          <w:szCs w:val="24"/>
+        </w:rPr>
+      </w:r>
+    </w:p>
+    <w:p>
+      <w:pPr>
+        <w:pStyle w:val="Heading2"/>
+        <w:spacing w:before="0" w:after="283"/>
+        <w:rPr>
+          <w:rFonts w:ascii="Aptos" w:hAnsi="Aptos" w:eastAsia="Aptos" w:asciiTheme="minorHAnsi" w:cstheme="minorBidi" w:eastAsiaTheme="minorHAnsi" w:hAnsiTheme="minorHAnsi"/>
+          <w:color w:val="auto"/>
+          <w:sz w:val="24"/>
+          <w:szCs w:val="24"/>
+        </w:rPr>
+      </w:pPr>
+      <w:r>
+        <w:rPr>
+          <w:rFonts w:eastAsia="Aptos" w:cstheme="minorBidi" w:eastAsiaTheme="minorHAnsi" w:ascii="Aptos" w:hAnsi="Aptos"/>
+          <w:color w:val="auto"/>
+          <w:sz w:val="24"/>
+          <w:szCs w:val="24"/>
+        </w:rPr>
+        <w:t>trim()</w:t>
+      </w:r>
+    </w:p>
+    <w:p>
+      <w:pPr>
+        <w:pStyle w:val="BodyText"/>
+        <w:spacing w:before="0" w:after="283"/>
+        <w:rPr/>
+      </w:pPr>
+      <w:r>
+        <w:rPr/>
+        <w:t>//Quita espacios en blanco al inicio y al final de un string.</w:t>
+      </w:r>
+    </w:p>
+    <w:p>
+      <w:pPr>
+        <w:pStyle w:val="BodyText"/>
+        <w:spacing w:before="0" w:after="283"/>
+        <w:rPr/>
+      </w:pPr>
+      <w:r>
+        <w:rPr/>
+        <w:t>console.log(" Hola ".trim()); // "Hola"</w:t>
+      </w:r>
+    </w:p>
+    <w:p>
+      <w:pPr>
+        <w:pStyle w:val="BodyText"/>
+        <w:spacing w:before="0" w:after="283"/>
+        <w:rPr/>
+      </w:pPr>
+      <w:r>
+        <w:rPr/>
+        <w:t>Explicación:</w:t>
+        <w:br/>
+        <w:t>Muy útil para validar inputs de usuario</w:t>
+      </w:r>
+    </w:p>
+    <w:p>
+      <w:pPr>
+        <w:pStyle w:val="Lneahorizontal"/>
+        <w:rPr>
+          <w:sz w:val="24"/>
+          <w:szCs w:val="24"/>
+        </w:rPr>
+      </w:pPr>
+      <w:r>
+        <w:rPr>
+          <w:sz w:val="24"/>
+          <w:szCs w:val="24"/>
+        </w:rPr>
+      </w:r>
+    </w:p>
+    <w:p>
+      <w:pPr>
+        <w:pStyle w:val="Heading2"/>
+        <w:spacing w:before="0" w:after="283"/>
+        <w:rPr>
+          <w:rFonts w:ascii="Aptos" w:hAnsi="Aptos" w:eastAsia="Aptos" w:asciiTheme="minorHAnsi" w:cstheme="minorBidi" w:eastAsiaTheme="minorHAnsi" w:hAnsiTheme="minorHAnsi"/>
+          <w:color w:val="auto"/>
+          <w:sz w:val="24"/>
+          <w:szCs w:val="24"/>
+        </w:rPr>
+      </w:pPr>
+      <w:r>
+        <w:rPr>
+          <w:rFonts w:eastAsia="Aptos" w:cstheme="minorBidi" w:eastAsiaTheme="minorHAnsi" w:ascii="Aptos" w:hAnsi="Aptos"/>
+          <w:color w:val="auto"/>
+          <w:sz w:val="24"/>
+          <w:szCs w:val="24"/>
+        </w:rPr>
+        <w:t>split(separador)</w:t>
+      </w:r>
+    </w:p>
+    <w:p>
+      <w:pPr>
+        <w:pStyle w:val="BodyText"/>
+        <w:spacing w:before="0" w:after="283"/>
+        <w:rPr/>
+      </w:pPr>
+      <w:r>
+        <w:rPr/>
+        <w:t>// 1 separar por comas</w:t>
+        <w:br/>
+        <w:t>console.log("a,b,c".split(",")); // ["a", "b", "c"] array</w:t>
+      </w:r>
+    </w:p>
+    <w:p>
+      <w:pPr>
+        <w:pStyle w:val="BodyText"/>
+        <w:spacing w:before="0" w:after="283"/>
+        <w:rPr/>
+      </w:pPr>
+      <w:r>
+        <w:rPr/>
+        <w:t>// 2 separar por espacios</w:t>
+        <w:br/>
+        <w:t>console.log("Hola cómo estás".split(" "));</w:t>
+        <w:br/>
+        <w:t>// ["Hola", "cómo", "estás"] array</w:t>
+      </w:r>
+    </w:p>
+    <w:p>
+      <w:pPr>
+        <w:pStyle w:val="BodyText"/>
+        <w:spacing w:before="0" w:after="283"/>
+        <w:rPr/>
+      </w:pPr>
+      <w:r>
+        <w:rPr/>
+        <w:t>// 3 separar por letra</w:t>
+        <w:br/>
+        <w:t>console.log("Hola".split("o"));</w:t>
+        <w:br/>
+        <w:t>// ["H", "la"]</w:t>
+      </w:r>
+    </w:p>
+    <w:p>
+      <w:pPr>
+        <w:pStyle w:val="BodyText"/>
+        <w:spacing w:before="0" w:after="283"/>
+        <w:rPr/>
+      </w:pPr>
+      <w:r>
+        <w:rPr/>
+        <w:t>// 4 separar por cadena completa</w:t>
+        <w:br/>
+        <w:t>console.log("uno##dos##tres".split("##"));</w:t>
+        <w:br/>
+        <w:t>// ["uno", "dos", "tres"]</w:t>
+      </w:r>
+    </w:p>
+    <w:p>
+      <w:pPr>
+        <w:pStyle w:val="BodyText"/>
+        <w:spacing w:before="0" w:after="283"/>
+        <w:rPr/>
+      </w:pPr>
+      <w:r>
+        <w:rPr/>
+        <w:t>// 5 separar en cada carácter</w:t>
+        <w:br/>
+        <w:t>console.log("Messi".split(""));</w:t>
+        <w:br/>
+        <w:t>// ["M", "e", "s", "s", "i"]</w:t>
+      </w:r>
+    </w:p>
+    <w:p>
+      <w:pPr>
+        <w:pStyle w:val="BodyText"/>
+        <w:spacing w:before="0" w:after="283"/>
+        <w:rPr/>
+      </w:pPr>
+      <w:r>
+        <w:rPr/>
+        <w:t>//Limitar la cantidad de elementos</w:t>
+        <w:br/>
+        <w:t>console.log("a,b,c,d,e".split(",", 3)); // ["a","b","c"]</w:t>
+      </w:r>
+    </w:p>
+    <w:p>
+      <w:pPr>
+        <w:pStyle w:val="BodyText"/>
+        <w:spacing w:before="0" w:after="283"/>
+        <w:rPr/>
+      </w:pPr>
+      <w:r>
+        <w:rPr/>
+        <w:t>Explicación:</w:t>
+        <w:br/>
+        <w:t>split convierte un string en array</w:t>
+      </w:r>
+    </w:p>
+    <w:p>
+      <w:pPr>
+        <w:pStyle w:val="Lneahorizontal"/>
+        <w:rPr>
+          <w:sz w:val="24"/>
+          <w:szCs w:val="24"/>
+        </w:rPr>
+      </w:pPr>
+      <w:r>
+        <w:rPr>
+          <w:sz w:val="24"/>
+          <w:szCs w:val="24"/>
+        </w:rPr>
+      </w:r>
+    </w:p>
+    <w:p>
+      <w:pPr>
+        <w:pStyle w:val="Heading2"/>
+        <w:spacing w:before="0" w:after="283"/>
+        <w:rPr>
+          <w:rFonts w:ascii="Aptos" w:hAnsi="Aptos" w:eastAsia="Aptos" w:asciiTheme="minorHAnsi" w:cstheme="minorBidi" w:eastAsiaTheme="minorHAnsi" w:hAnsiTheme="minorHAnsi"/>
+          <w:color w:val="auto"/>
+          <w:sz w:val="24"/>
+          <w:szCs w:val="24"/>
+        </w:rPr>
+      </w:pPr>
+      <w:r>
+        <w:rPr>
+          <w:rFonts w:eastAsia="Aptos" w:cstheme="minorBidi" w:eastAsiaTheme="minorHAnsi" w:ascii="Aptos" w:hAnsi="Aptos"/>
+          <w:color w:val="auto"/>
+          <w:sz w:val="24"/>
+          <w:szCs w:val="24"/>
+        </w:rPr>
+        <w:t>Combinar con otros métodos</w:t>
+      </w:r>
+    </w:p>
+    <w:p>
+      <w:pPr>
+        <w:pStyle w:val="BodyText"/>
+        <w:spacing w:before="0" w:after="283"/>
+        <w:rPr/>
+      </w:pPr>
+      <w:r>
+        <w:rPr/>
+        <w:t>let data = "uno,dos,tres";</w:t>
+        <w:br/>
+        <w:t>let arr = data.split(",").map(item =&gt; item.toUpperCase());</w:t>
+        <w:br/>
+        <w:t>console.log(arr); // ["UNO","DOS","TRES"]</w:t>
+      </w:r>
+    </w:p>
+    <w:p>
+      <w:pPr>
+        <w:pStyle w:val="BodyText"/>
+        <w:spacing w:before="0" w:after="283"/>
+        <w:rPr/>
+      </w:pPr>
+      <w:r>
+        <w:rPr/>
+        <w:t>Explicación:</w:t>
+      </w:r>
+    </w:p>
+    <w:p>
+      <w:pPr>
+        <w:pStyle w:val="BodyText"/>
+        <w:numPr>
+          <w:ilvl w:val="0"/>
+          <w:numId w:val="23"/>
+        </w:numPr>
+        <w:tabs>
+          <w:tab w:val="clear" w:pos="720"/>
+          <w:tab w:val="left" w:pos="0" w:leader="none"/>
+        </w:tabs>
+        <w:spacing w:before="0" w:after="0"/>
+        <w:ind w:hanging="283" w:left="709"/>
+        <w:rPr/>
+      </w:pPr>
+      <w:r>
+        <w:rPr/>
+        <w:t xml:space="preserve">split → separa </w:t>
+      </w:r>
+    </w:p>
+    <w:p>
+      <w:pPr>
+        <w:pStyle w:val="BodyText"/>
+        <w:numPr>
+          <w:ilvl w:val="0"/>
+          <w:numId w:val="23"/>
+        </w:numPr>
+        <w:tabs>
+          <w:tab w:val="clear" w:pos="720"/>
+          <w:tab w:val="left" w:pos="0" w:leader="none"/>
+        </w:tabs>
+        <w:spacing w:before="0" w:after="283"/>
+        <w:ind w:hanging="283" w:left="709"/>
+        <w:rPr/>
+      </w:pPr>
+      <w:r>
+        <w:rPr/>
+        <w:t xml:space="preserve">map → transforma cada elemento </w:t>
+      </w:r>
+    </w:p>
+    <w:p>
+      <w:pPr>
+        <w:pStyle w:val="BodyText"/>
+        <w:spacing w:before="0" w:after="283"/>
+        <w:rPr/>
+      </w:pPr>
+      <w:r>
+        <w:rPr/>
+        <w:t>Esto es muy usado en procesamiento de datos</w:t>
+      </w:r>
+    </w:p>
+    <w:p>
+      <w:pPr>
+        <w:pStyle w:val="BodyText"/>
+        <w:spacing w:before="0" w:after="283"/>
+        <w:rPr>
+          <w:rStyle w:val="OperatorTok"/>
+        </w:rPr>
+      </w:pPr>
+      <w:r>
+        <w:rPr/>
+      </w:r>
+    </w:p>
+    <w:p>
+      <w:pPr>
+        <w:pStyle w:val="BodyText"/>
+        <w:spacing w:before="0" w:after="283"/>
+        <w:rPr>
+          <w:rStyle w:val="OperatorTok"/>
+        </w:rPr>
+      </w:pPr>
+      <w:r>
+        <w:rPr>
+          <w:rStyle w:val="OperatorTok"/>
+        </w:rPr>
+        <w:t>https://urianviera.com/javascript/introduccion-a-javascript</w:t>
+      </w:r>
+    </w:p>
+    <w:tbl>
+      <w:tblPr>
+        <w:tblW w:w="9360" w:type="dxa"/>
+        <w:jc w:val="left"/>
+        <w:tblInd w:w="28" w:type="dxa"/>
+        <w:tblLayout w:type="fixed"/>
+        <w:tblCellMar>
+          <w:top w:w="28" w:type="dxa"/>
+          <w:left w:w="28" w:type="dxa"/>
+          <w:bottom w:w="28" w:type="dxa"/>
+          <w:right w:w="28" w:type="dxa"/>
+        </w:tblCellMar>
+      </w:tblPr>
+      <w:tblGrid>
+        <w:gridCol w:w="2065"/>
+        <w:gridCol w:w="3520"/>
+        <w:gridCol w:w="3775"/>
+      </w:tblGrid>
+      <w:tr>
+        <w:trPr>
+          <w:tblHeader w:val="true"/>
+        </w:trPr>
+        <w:tc>
+          <w:tcPr>
+            <w:tcW w:w="2065" w:type="dxa"/>
+            <w:tcBorders/>
+            <w:vAlign w:val="center"/>
+          </w:tcPr>
+          <w:p>
+            <w:pPr>
+              <w:pStyle w:val="Ttulodelatabla"/>
+              <w:spacing w:before="0" w:after="200"/>
+              <w:rPr>
+                <w:sz w:val="20"/>
+                <w:szCs w:val="20"/>
+              </w:rPr>
+            </w:pPr>
+            <w:r>
+              <w:rPr>
+                <w:sz w:val="20"/>
+                <w:szCs w:val="20"/>
+              </w:rPr>
+              <w:t>Método</w:t>
+            </w:r>
+          </w:p>
+        </w:tc>
+        <w:tc>
+          <w:tcPr>
+            <w:tcW w:w="3520" w:type="dxa"/>
+            <w:tcBorders/>
+            <w:vAlign w:val="center"/>
+          </w:tcPr>
+          <w:p>
+            <w:pPr>
+              <w:pStyle w:val="Ttulodelatabla"/>
+              <w:spacing w:before="0" w:after="200"/>
+              <w:rPr>
+                <w:sz w:val="20"/>
+                <w:szCs w:val="20"/>
+              </w:rPr>
+            </w:pPr>
+            <w:r>
+              <w:rPr>
+                <w:sz w:val="20"/>
+                <w:szCs w:val="20"/>
+              </w:rPr>
+              <w:t>¿Para qué sirve?</w:t>
+            </w:r>
+          </w:p>
+        </w:tc>
+        <w:tc>
+          <w:tcPr>
+            <w:tcW w:w="3775" w:type="dxa"/>
+            <w:tcBorders/>
+            <w:vAlign w:val="center"/>
+          </w:tcPr>
+          <w:p>
+            <w:pPr>
+              <w:pStyle w:val="Ttulodelatabla"/>
+              <w:spacing w:before="0" w:after="200"/>
+              <w:rPr>
+                <w:sz w:val="20"/>
+                <w:szCs w:val="20"/>
+              </w:rPr>
+            </w:pPr>
+            <w:r>
+              <w:rPr>
+                <w:sz w:val="20"/>
+                <w:szCs w:val="20"/>
+              </w:rPr>
+              <w:t>Uso / Ejemplo</w:t>
+            </w:r>
+          </w:p>
+        </w:tc>
+      </w:tr>
+      <w:tr>
+        <w:trPr/>
+        <w:tc>
+          <w:tcPr>
+            <w:tcW w:w="2065" w:type="dxa"/>
+            <w:tcBorders/>
+            <w:vAlign w:val="center"/>
+          </w:tcPr>
+          <w:p>
+            <w:pPr>
+              <w:pStyle w:val="Contenidodelatabla"/>
+              <w:spacing w:before="0" w:after="200"/>
+              <w:rPr>
+                <w:sz w:val="20"/>
+                <w:szCs w:val="20"/>
+              </w:rPr>
+            </w:pPr>
+            <w:r>
+              <w:rPr>
+                <w:sz w:val="20"/>
+                <w:szCs w:val="20"/>
+              </w:rPr>
+              <w:t>toUpperCase()</w:t>
+            </w:r>
+          </w:p>
+        </w:tc>
+        <w:tc>
+          <w:tcPr>
+            <w:tcW w:w="3520" w:type="dxa"/>
+            <w:tcBorders/>
+            <w:vAlign w:val="center"/>
+          </w:tcPr>
+          <w:p>
+            <w:pPr>
+              <w:pStyle w:val="Contenidodelatabla"/>
+              <w:spacing w:before="0" w:after="200"/>
+              <w:rPr>
+                <w:sz w:val="20"/>
+                <w:szCs w:val="20"/>
+              </w:rPr>
+            </w:pPr>
+            <w:r>
+              <w:rPr>
+                <w:sz w:val="20"/>
+                <w:szCs w:val="20"/>
+              </w:rPr>
+              <w:t>Convierte todo el texto a mayúsculas</w:t>
+            </w:r>
+          </w:p>
+        </w:tc>
+        <w:tc>
+          <w:tcPr>
+            <w:tcW w:w="3775" w:type="dxa"/>
+            <w:tcBorders/>
+            <w:vAlign w:val="center"/>
+          </w:tcPr>
+          <w:p>
+            <w:pPr>
+              <w:pStyle w:val="Contenidodelatabla"/>
+              <w:spacing w:before="0" w:after="200"/>
+              <w:rPr>
+                <w:sz w:val="20"/>
+                <w:szCs w:val="20"/>
+              </w:rPr>
+            </w:pPr>
+            <w:r>
+              <w:rPr>
+                <w:sz w:val="20"/>
+                <w:szCs w:val="20"/>
+              </w:rPr>
+              <w:t>"hola".toUpperCase() → "HOLA"</w:t>
+            </w:r>
+          </w:p>
+        </w:tc>
+      </w:tr>
+      <w:tr>
+        <w:trPr/>
+        <w:tc>
+          <w:tcPr>
+            <w:tcW w:w="2065" w:type="dxa"/>
+            <w:tcBorders/>
+            <w:vAlign w:val="center"/>
+          </w:tcPr>
+          <w:p>
+            <w:pPr>
+              <w:pStyle w:val="Contenidodelatabla"/>
+              <w:spacing w:before="0" w:after="200"/>
+              <w:rPr>
+                <w:sz w:val="20"/>
+                <w:szCs w:val="20"/>
+              </w:rPr>
+            </w:pPr>
+            <w:r>
+              <w:rPr>
+                <w:sz w:val="20"/>
+                <w:szCs w:val="20"/>
+              </w:rPr>
+              <w:t>toLowerCase()</w:t>
+            </w:r>
+          </w:p>
+        </w:tc>
+        <w:tc>
+          <w:tcPr>
+            <w:tcW w:w="3520" w:type="dxa"/>
+            <w:tcBorders/>
+            <w:vAlign w:val="center"/>
+          </w:tcPr>
+          <w:p>
+            <w:pPr>
+              <w:pStyle w:val="Contenidodelatabla"/>
+              <w:spacing w:before="0" w:after="200"/>
+              <w:rPr>
+                <w:sz w:val="20"/>
+                <w:szCs w:val="20"/>
+              </w:rPr>
+            </w:pPr>
+            <w:r>
+              <w:rPr>
+                <w:sz w:val="20"/>
+                <w:szCs w:val="20"/>
+              </w:rPr>
+              <w:t>Convierte todo el texto a minúsculas</w:t>
+            </w:r>
+          </w:p>
+        </w:tc>
+        <w:tc>
+          <w:tcPr>
+            <w:tcW w:w="3775" w:type="dxa"/>
+            <w:tcBorders/>
+            <w:vAlign w:val="center"/>
+          </w:tcPr>
+          <w:p>
+            <w:pPr>
+              <w:pStyle w:val="Contenidodelatabla"/>
+              <w:spacing w:before="0" w:after="200"/>
+              <w:rPr>
+                <w:sz w:val="20"/>
+                <w:szCs w:val="20"/>
+              </w:rPr>
+            </w:pPr>
+            <w:r>
+              <w:rPr>
+                <w:sz w:val="20"/>
+                <w:szCs w:val="20"/>
+              </w:rPr>
+              <w:t>"HOLA".toLowerCase() → "hola"</w:t>
+            </w:r>
+          </w:p>
+        </w:tc>
+      </w:tr>
+      <w:tr>
+        <w:trPr/>
+        <w:tc>
+          <w:tcPr>
+            <w:tcW w:w="2065" w:type="dxa"/>
+            <w:tcBorders/>
+            <w:vAlign w:val="center"/>
+          </w:tcPr>
+          <w:p>
+            <w:pPr>
+              <w:pStyle w:val="Contenidodelatabla"/>
+              <w:spacing w:before="0" w:after="200"/>
+              <w:rPr>
+                <w:sz w:val="20"/>
+                <w:szCs w:val="20"/>
+              </w:rPr>
+            </w:pPr>
+            <w:r>
+              <w:rPr>
+                <w:sz w:val="20"/>
+                <w:szCs w:val="20"/>
+              </w:rPr>
+              <w:t>indexOf(texto)</w:t>
+            </w:r>
+          </w:p>
+        </w:tc>
+        <w:tc>
+          <w:tcPr>
+            <w:tcW w:w="3520" w:type="dxa"/>
+            <w:tcBorders/>
+            <w:vAlign w:val="center"/>
+          </w:tcPr>
+          <w:p>
+            <w:pPr>
+              <w:pStyle w:val="Contenidodelatabla"/>
+              <w:spacing w:before="0" w:after="200"/>
+              <w:rPr>
+                <w:sz w:val="20"/>
+                <w:szCs w:val="20"/>
+              </w:rPr>
+            </w:pPr>
+            <w:r>
+              <w:rPr>
+                <w:sz w:val="20"/>
+                <w:szCs w:val="20"/>
+              </w:rPr>
+              <w:t>Busca la posición de una subcadena</w:t>
+            </w:r>
+          </w:p>
+        </w:tc>
+        <w:tc>
+          <w:tcPr>
+            <w:tcW w:w="3775" w:type="dxa"/>
+            <w:tcBorders/>
+            <w:vAlign w:val="center"/>
+          </w:tcPr>
+          <w:p>
+            <w:pPr>
+              <w:pStyle w:val="Contenidodelatabla"/>
+              <w:spacing w:before="0" w:after="200"/>
+              <w:rPr>
+                <w:sz w:val="20"/>
+                <w:szCs w:val="20"/>
+              </w:rPr>
+            </w:pPr>
+            <w:r>
+              <w:rPr>
+                <w:sz w:val="20"/>
+                <w:szCs w:val="20"/>
+              </w:rPr>
+              <w:t>"Hola".indexOf("o") → 1</w:t>
+            </w:r>
+          </w:p>
+        </w:tc>
+      </w:tr>
+      <w:tr>
+        <w:trPr/>
+        <w:tc>
+          <w:tcPr>
+            <w:tcW w:w="2065" w:type="dxa"/>
+            <w:tcBorders/>
+            <w:vAlign w:val="center"/>
+          </w:tcPr>
+          <w:p>
+            <w:pPr>
+              <w:pStyle w:val="Contenidodelatabla"/>
+              <w:spacing w:before="0" w:after="200"/>
+              <w:rPr>
+                <w:sz w:val="20"/>
+                <w:szCs w:val="20"/>
+              </w:rPr>
+            </w:pPr>
+            <w:r>
+              <w:rPr>
+                <w:sz w:val="20"/>
+                <w:szCs w:val="20"/>
+              </w:rPr>
+              <w:t>includes(texto)</w:t>
+            </w:r>
+          </w:p>
+        </w:tc>
+        <w:tc>
+          <w:tcPr>
+            <w:tcW w:w="3520" w:type="dxa"/>
+            <w:tcBorders/>
+            <w:vAlign w:val="center"/>
+          </w:tcPr>
+          <w:p>
+            <w:pPr>
+              <w:pStyle w:val="Contenidodelatabla"/>
+              <w:spacing w:before="0" w:after="200"/>
+              <w:rPr>
+                <w:sz w:val="20"/>
+                <w:szCs w:val="20"/>
+              </w:rPr>
+            </w:pPr>
+            <w:r>
+              <w:rPr>
+                <w:sz w:val="20"/>
+                <w:szCs w:val="20"/>
+              </w:rPr>
+              <w:t>Verifica si contiene una subcadena</w:t>
+            </w:r>
+          </w:p>
+        </w:tc>
+        <w:tc>
+          <w:tcPr>
+            <w:tcW w:w="3775" w:type="dxa"/>
+            <w:tcBorders/>
+            <w:vAlign w:val="center"/>
+          </w:tcPr>
+          <w:p>
+            <w:pPr>
+              <w:pStyle w:val="Contenidodelatabla"/>
+              <w:spacing w:before="0" w:after="200"/>
+              <w:rPr>
+                <w:sz w:val="20"/>
+                <w:szCs w:val="20"/>
+              </w:rPr>
+            </w:pPr>
+            <w:r>
+              <w:rPr>
+                <w:sz w:val="20"/>
+                <w:szCs w:val="20"/>
+              </w:rPr>
+              <w:t>"Hola".includes("Ho") → true</w:t>
+            </w:r>
+          </w:p>
+        </w:tc>
+      </w:tr>
+      <w:tr>
+        <w:trPr/>
+        <w:tc>
+          <w:tcPr>
+            <w:tcW w:w="2065" w:type="dxa"/>
+            <w:tcBorders/>
+            <w:vAlign w:val="center"/>
+          </w:tcPr>
+          <w:p>
+            <w:pPr>
+              <w:pStyle w:val="Contenidodelatabla"/>
+              <w:spacing w:before="0" w:after="200"/>
+              <w:rPr>
+                <w:sz w:val="20"/>
+                <w:szCs w:val="20"/>
+              </w:rPr>
+            </w:pPr>
+            <w:r>
+              <w:rPr>
+                <w:sz w:val="20"/>
+                <w:szCs w:val="20"/>
+              </w:rPr>
+              <w:t>slice(inicio, fin)</w:t>
+            </w:r>
+          </w:p>
+        </w:tc>
+        <w:tc>
+          <w:tcPr>
+            <w:tcW w:w="3520" w:type="dxa"/>
+            <w:tcBorders/>
+            <w:vAlign w:val="center"/>
+          </w:tcPr>
+          <w:p>
+            <w:pPr>
+              <w:pStyle w:val="Contenidodelatabla"/>
+              <w:spacing w:before="0" w:after="200"/>
+              <w:rPr>
+                <w:sz w:val="20"/>
+                <w:szCs w:val="20"/>
+              </w:rPr>
+            </w:pPr>
+            <w:r>
+              <w:rPr>
+                <w:sz w:val="20"/>
+                <w:szCs w:val="20"/>
+              </w:rPr>
+              <w:t>Extrae una parte del string</w:t>
+            </w:r>
+          </w:p>
+        </w:tc>
+        <w:tc>
+          <w:tcPr>
+            <w:tcW w:w="3775" w:type="dxa"/>
+            <w:tcBorders/>
+            <w:vAlign w:val="center"/>
+          </w:tcPr>
+          <w:p>
+            <w:pPr>
+              <w:pStyle w:val="Contenidodelatabla"/>
+              <w:spacing w:before="0" w:after="200"/>
+              <w:rPr>
+                <w:sz w:val="20"/>
+                <w:szCs w:val="20"/>
+              </w:rPr>
+            </w:pPr>
+            <w:r>
+              <w:rPr>
+                <w:sz w:val="20"/>
+                <w:szCs w:val="20"/>
+              </w:rPr>
+              <w:t>"Hola".slice(1,3) → "ol"</w:t>
+            </w:r>
+          </w:p>
+        </w:tc>
+      </w:tr>
+      <w:tr>
+        <w:trPr/>
+        <w:tc>
+          <w:tcPr>
+            <w:tcW w:w="2065" w:type="dxa"/>
+            <w:tcBorders/>
+            <w:vAlign w:val="center"/>
+          </w:tcPr>
+          <w:p>
+            <w:pPr>
+              <w:pStyle w:val="Contenidodelatabla"/>
+              <w:spacing w:before="0" w:after="200"/>
+              <w:rPr>
+                <w:sz w:val="20"/>
+                <w:szCs w:val="20"/>
+              </w:rPr>
+            </w:pPr>
+            <w:r>
+              <w:rPr>
+                <w:sz w:val="20"/>
+                <w:szCs w:val="20"/>
+              </w:rPr>
+              <w:t>replace(busca, nuevo)</w:t>
+            </w:r>
+          </w:p>
+        </w:tc>
+        <w:tc>
+          <w:tcPr>
+            <w:tcW w:w="3520" w:type="dxa"/>
+            <w:tcBorders/>
+            <w:vAlign w:val="center"/>
+          </w:tcPr>
+          <w:p>
+            <w:pPr>
+              <w:pStyle w:val="Contenidodelatabla"/>
+              <w:spacing w:before="0" w:after="200"/>
+              <w:rPr>
+                <w:sz w:val="20"/>
+                <w:szCs w:val="20"/>
+              </w:rPr>
+            </w:pPr>
+            <w:r>
+              <w:rPr>
+                <w:sz w:val="20"/>
+                <w:szCs w:val="20"/>
+              </w:rPr>
+              <w:t>Reemplaza una parte del texto</w:t>
+            </w:r>
+          </w:p>
+        </w:tc>
+        <w:tc>
+          <w:tcPr>
+            <w:tcW w:w="3775" w:type="dxa"/>
+            <w:tcBorders/>
+            <w:vAlign w:val="center"/>
+          </w:tcPr>
+          <w:p>
+            <w:pPr>
+              <w:pStyle w:val="Contenidodelatabla"/>
+              <w:spacing w:before="0" w:after="200"/>
+              <w:rPr>
+                <w:sz w:val="20"/>
+                <w:szCs w:val="20"/>
+              </w:rPr>
+            </w:pPr>
+            <w:r>
+              <w:rPr>
+                <w:sz w:val="20"/>
+                <w:szCs w:val="20"/>
+              </w:rPr>
+              <w:t>"Hola".replace("Ho","Ad") → "Adla"</w:t>
+            </w:r>
+          </w:p>
+        </w:tc>
+      </w:tr>
+      <w:tr>
+        <w:trPr/>
+        <w:tc>
+          <w:tcPr>
+            <w:tcW w:w="2065" w:type="dxa"/>
+            <w:tcBorders/>
+            <w:vAlign w:val="center"/>
+          </w:tcPr>
+          <w:p>
+            <w:pPr>
+              <w:pStyle w:val="Contenidodelatabla"/>
+              <w:spacing w:before="0" w:after="200"/>
+              <w:rPr>
+                <w:sz w:val="20"/>
+                <w:szCs w:val="20"/>
+              </w:rPr>
+            </w:pPr>
+            <w:r>
+              <w:rPr>
+                <w:sz w:val="20"/>
+                <w:szCs w:val="20"/>
+              </w:rPr>
+              <w:t>charAt(index)</w:t>
+            </w:r>
+          </w:p>
+        </w:tc>
+        <w:tc>
+          <w:tcPr>
+            <w:tcW w:w="3520" w:type="dxa"/>
+            <w:tcBorders/>
+            <w:vAlign w:val="center"/>
+          </w:tcPr>
+          <w:p>
+            <w:pPr>
+              <w:pStyle w:val="Contenidodelatabla"/>
+              <w:spacing w:before="0" w:after="200"/>
+              <w:rPr>
+                <w:sz w:val="20"/>
+                <w:szCs w:val="20"/>
+              </w:rPr>
+            </w:pPr>
+            <w:r>
+              <w:rPr>
+                <w:sz w:val="20"/>
+                <w:szCs w:val="20"/>
+              </w:rPr>
+              <w:t>Devuelve el carácter en una posición</w:t>
+            </w:r>
+          </w:p>
+        </w:tc>
+        <w:tc>
+          <w:tcPr>
+            <w:tcW w:w="3775" w:type="dxa"/>
+            <w:tcBorders/>
+            <w:vAlign w:val="center"/>
+          </w:tcPr>
+          <w:p>
+            <w:pPr>
+              <w:pStyle w:val="Contenidodelatabla"/>
+              <w:spacing w:before="0" w:after="200"/>
+              <w:rPr>
+                <w:sz w:val="20"/>
+                <w:szCs w:val="20"/>
+              </w:rPr>
+            </w:pPr>
+            <w:r>
+              <w:rPr>
+                <w:sz w:val="20"/>
+                <w:szCs w:val="20"/>
+              </w:rPr>
+              <w:t>"Hola".charAt(1) → "o"</w:t>
+            </w:r>
+          </w:p>
+        </w:tc>
+      </w:tr>
+      <w:tr>
+        <w:trPr/>
+        <w:tc>
+          <w:tcPr>
+            <w:tcW w:w="2065" w:type="dxa"/>
+            <w:tcBorders/>
+            <w:vAlign w:val="center"/>
+          </w:tcPr>
+          <w:p>
+            <w:pPr>
+              <w:pStyle w:val="Contenidodelatabla"/>
+              <w:spacing w:before="0" w:after="200"/>
+              <w:rPr>
+                <w:sz w:val="20"/>
+                <w:szCs w:val="20"/>
+              </w:rPr>
+            </w:pPr>
+            <w:r>
+              <w:rPr>
+                <w:sz w:val="20"/>
+                <w:szCs w:val="20"/>
+              </w:rPr>
+              <w:t>startsWith(texto)</w:t>
+            </w:r>
+          </w:p>
+        </w:tc>
+        <w:tc>
+          <w:tcPr>
+            <w:tcW w:w="3520" w:type="dxa"/>
+            <w:tcBorders/>
+            <w:vAlign w:val="center"/>
+          </w:tcPr>
+          <w:p>
+            <w:pPr>
+              <w:pStyle w:val="Contenidodelatabla"/>
+              <w:spacing w:before="0" w:after="200"/>
+              <w:rPr>
+                <w:sz w:val="20"/>
+                <w:szCs w:val="20"/>
+              </w:rPr>
+            </w:pPr>
+            <w:r>
+              <w:rPr>
+                <w:sz w:val="20"/>
+                <w:szCs w:val="20"/>
+              </w:rPr>
+              <w:t>Verifica si inicia con ese texto</w:t>
+            </w:r>
+          </w:p>
+        </w:tc>
+        <w:tc>
+          <w:tcPr>
+            <w:tcW w:w="3775" w:type="dxa"/>
+            <w:tcBorders/>
+            <w:vAlign w:val="center"/>
+          </w:tcPr>
+          <w:p>
+            <w:pPr>
+              <w:pStyle w:val="Contenidodelatabla"/>
+              <w:spacing w:before="0" w:after="200"/>
+              <w:rPr>
+                <w:sz w:val="20"/>
+                <w:szCs w:val="20"/>
+              </w:rPr>
+            </w:pPr>
+            <w:r>
+              <w:rPr>
+                <w:sz w:val="20"/>
+                <w:szCs w:val="20"/>
+              </w:rPr>
+              <w:t>"Hola".startsWith("Ho") → true</w:t>
+            </w:r>
+          </w:p>
+        </w:tc>
+      </w:tr>
+      <w:tr>
+        <w:trPr/>
+        <w:tc>
+          <w:tcPr>
+            <w:tcW w:w="2065" w:type="dxa"/>
+            <w:tcBorders/>
+            <w:vAlign w:val="center"/>
+          </w:tcPr>
+          <w:p>
+            <w:pPr>
+              <w:pStyle w:val="Contenidodelatabla"/>
+              <w:spacing w:before="0" w:after="200"/>
+              <w:rPr>
+                <w:sz w:val="20"/>
+                <w:szCs w:val="20"/>
+              </w:rPr>
+            </w:pPr>
+            <w:r>
+              <w:rPr>
+                <w:sz w:val="20"/>
+                <w:szCs w:val="20"/>
+              </w:rPr>
+              <w:t>endsWith(texto)</w:t>
+            </w:r>
+          </w:p>
+        </w:tc>
+        <w:tc>
+          <w:tcPr>
+            <w:tcW w:w="3520" w:type="dxa"/>
+            <w:tcBorders/>
+            <w:vAlign w:val="center"/>
+          </w:tcPr>
+          <w:p>
+            <w:pPr>
+              <w:pStyle w:val="Contenidodelatabla"/>
+              <w:spacing w:before="0" w:after="200"/>
+              <w:rPr>
+                <w:sz w:val="20"/>
+                <w:szCs w:val="20"/>
+              </w:rPr>
+            </w:pPr>
+            <w:r>
+              <w:rPr>
+                <w:sz w:val="20"/>
+                <w:szCs w:val="20"/>
+              </w:rPr>
+              <w:t>Verifica si termina con ese texto</w:t>
+            </w:r>
+          </w:p>
+        </w:tc>
+        <w:tc>
+          <w:tcPr>
+            <w:tcW w:w="3775" w:type="dxa"/>
+            <w:tcBorders/>
+            <w:vAlign w:val="center"/>
+          </w:tcPr>
+          <w:p>
+            <w:pPr>
+              <w:pStyle w:val="Contenidodelatabla"/>
+              <w:spacing w:before="0" w:after="200"/>
+              <w:rPr>
+                <w:sz w:val="20"/>
+                <w:szCs w:val="20"/>
+              </w:rPr>
+            </w:pPr>
+            <w:r>
+              <w:rPr>
+                <w:sz w:val="20"/>
+                <w:szCs w:val="20"/>
+              </w:rPr>
+              <w:t>"Hola".endsWith("la") → true</w:t>
+            </w:r>
+          </w:p>
+        </w:tc>
+      </w:tr>
+      <w:tr>
+        <w:trPr/>
+        <w:tc>
+          <w:tcPr>
+            <w:tcW w:w="2065" w:type="dxa"/>
+            <w:tcBorders/>
+            <w:vAlign w:val="center"/>
+          </w:tcPr>
+          <w:p>
+            <w:pPr>
+              <w:pStyle w:val="Contenidodelatabla"/>
+              <w:spacing w:before="0" w:after="200"/>
+              <w:rPr>
+                <w:sz w:val="20"/>
+                <w:szCs w:val="20"/>
+              </w:rPr>
+            </w:pPr>
+            <w:r>
+              <w:rPr>
+                <w:sz w:val="20"/>
+                <w:szCs w:val="20"/>
+              </w:rPr>
+              <w:t>substring(i, j)</w:t>
+            </w:r>
+          </w:p>
+        </w:tc>
+        <w:tc>
+          <w:tcPr>
+            <w:tcW w:w="3520" w:type="dxa"/>
+            <w:tcBorders/>
+            <w:vAlign w:val="center"/>
+          </w:tcPr>
+          <w:p>
+            <w:pPr>
+              <w:pStyle w:val="Contenidodelatabla"/>
+              <w:spacing w:before="0" w:after="200"/>
+              <w:rPr>
+                <w:sz w:val="20"/>
+                <w:szCs w:val="20"/>
+              </w:rPr>
+            </w:pPr>
+            <w:r>
+              <w:rPr>
+                <w:sz w:val="20"/>
+                <w:szCs w:val="20"/>
+              </w:rPr>
+              <w:t>Extrae texto entre dos índices (invierte si están al revés)</w:t>
+            </w:r>
+          </w:p>
+        </w:tc>
+        <w:tc>
+          <w:tcPr>
+            <w:tcW w:w="3775" w:type="dxa"/>
+            <w:tcBorders/>
+            <w:vAlign w:val="center"/>
+          </w:tcPr>
+          <w:p>
+            <w:pPr>
+              <w:pStyle w:val="Contenidodelatabla"/>
+              <w:spacing w:before="0" w:after="200"/>
+              <w:rPr>
+                <w:sz w:val="20"/>
+                <w:szCs w:val="20"/>
+              </w:rPr>
+            </w:pPr>
+            <w:r>
+              <w:rPr>
+                <w:sz w:val="20"/>
+                <w:szCs w:val="20"/>
+              </w:rPr>
+              <w:t>"Hola".substring(0,2) → "Ho"</w:t>
+            </w:r>
+          </w:p>
+        </w:tc>
+      </w:tr>
+      <w:tr>
+        <w:trPr/>
+        <w:tc>
+          <w:tcPr>
+            <w:tcW w:w="2065" w:type="dxa"/>
+            <w:tcBorders/>
+            <w:vAlign w:val="center"/>
+          </w:tcPr>
+          <w:p>
+            <w:pPr>
+              <w:pStyle w:val="Contenidodelatabla"/>
+              <w:spacing w:before="0" w:after="200"/>
+              <w:rPr>
+                <w:sz w:val="20"/>
+                <w:szCs w:val="20"/>
+              </w:rPr>
+            </w:pPr>
+            <w:r>
+              <w:rPr>
+                <w:sz w:val="20"/>
+                <w:szCs w:val="20"/>
+              </w:rPr>
+              <w:t>trim()</w:t>
+            </w:r>
+          </w:p>
+        </w:tc>
+        <w:tc>
+          <w:tcPr>
+            <w:tcW w:w="3520" w:type="dxa"/>
+            <w:tcBorders/>
+            <w:vAlign w:val="center"/>
+          </w:tcPr>
+          <w:p>
+            <w:pPr>
+              <w:pStyle w:val="Contenidodelatabla"/>
+              <w:spacing w:before="0" w:after="200"/>
+              <w:rPr>
+                <w:sz w:val="20"/>
+                <w:szCs w:val="20"/>
+              </w:rPr>
+            </w:pPr>
+            <w:r>
+              <w:rPr>
+                <w:sz w:val="20"/>
+                <w:szCs w:val="20"/>
+              </w:rPr>
+              <w:t>Elimina espacios al inicio y final</w:t>
+            </w:r>
+          </w:p>
+        </w:tc>
+        <w:tc>
+          <w:tcPr>
+            <w:tcW w:w="3775" w:type="dxa"/>
+            <w:tcBorders/>
+            <w:vAlign w:val="center"/>
+          </w:tcPr>
+          <w:p>
+            <w:pPr>
+              <w:pStyle w:val="Contenidodelatabla"/>
+              <w:spacing w:before="0" w:after="200"/>
+              <w:rPr>
+                <w:sz w:val="20"/>
+                <w:szCs w:val="20"/>
+              </w:rPr>
+            </w:pPr>
+            <w:r>
+              <w:rPr>
+                <w:sz w:val="20"/>
+                <w:szCs w:val="20"/>
+              </w:rPr>
+              <w:t>" Hola ".trim() → "Hola"</w:t>
+            </w:r>
+          </w:p>
+        </w:tc>
+      </w:tr>
+      <w:tr>
+        <w:trPr/>
+        <w:tc>
+          <w:tcPr>
+            <w:tcW w:w="2065" w:type="dxa"/>
+            <w:tcBorders/>
+            <w:vAlign w:val="center"/>
+          </w:tcPr>
+          <w:p>
+            <w:pPr>
+              <w:pStyle w:val="Contenidodelatabla"/>
+              <w:spacing w:before="0" w:after="200"/>
+              <w:rPr>
+                <w:sz w:val="20"/>
+                <w:szCs w:val="20"/>
+              </w:rPr>
+            </w:pPr>
+            <w:r>
+              <w:rPr>
+                <w:sz w:val="20"/>
+                <w:szCs w:val="20"/>
+              </w:rPr>
+              <w:t>split(",")</w:t>
+            </w:r>
+          </w:p>
+        </w:tc>
+        <w:tc>
+          <w:tcPr>
+            <w:tcW w:w="3520" w:type="dxa"/>
+            <w:tcBorders/>
+            <w:vAlign w:val="center"/>
+          </w:tcPr>
+          <w:p>
+            <w:pPr>
+              <w:pStyle w:val="Contenidodelatabla"/>
+              <w:spacing w:before="0" w:after="200"/>
+              <w:rPr>
+                <w:sz w:val="20"/>
+                <w:szCs w:val="20"/>
+              </w:rPr>
+            </w:pPr>
+            <w:r>
+              <w:rPr>
+                <w:sz w:val="20"/>
+                <w:szCs w:val="20"/>
+              </w:rPr>
+              <w:t>Separa por comas</w:t>
+            </w:r>
+          </w:p>
+        </w:tc>
+        <w:tc>
+          <w:tcPr>
+            <w:tcW w:w="3775" w:type="dxa"/>
+            <w:tcBorders/>
+            <w:vAlign w:val="center"/>
+          </w:tcPr>
+          <w:p>
+            <w:pPr>
+              <w:pStyle w:val="Contenidodelatabla"/>
+              <w:spacing w:before="0" w:after="200"/>
+              <w:rPr>
+                <w:sz w:val="20"/>
+                <w:szCs w:val="20"/>
+              </w:rPr>
+            </w:pPr>
+            <w:r>
+              <w:rPr>
+                <w:sz w:val="20"/>
+                <w:szCs w:val="20"/>
+              </w:rPr>
+              <w:t>"a,b,c".split(",") → ["a","b","c"]</w:t>
+            </w:r>
+          </w:p>
+        </w:tc>
+      </w:tr>
+      <w:tr>
+        <w:trPr/>
+        <w:tc>
+          <w:tcPr>
+            <w:tcW w:w="2065" w:type="dxa"/>
+            <w:tcBorders/>
+            <w:vAlign w:val="center"/>
+          </w:tcPr>
+          <w:p>
+            <w:pPr>
+              <w:pStyle w:val="Contenidodelatabla"/>
+              <w:spacing w:before="0" w:after="200"/>
+              <w:rPr>
+                <w:sz w:val="20"/>
+                <w:szCs w:val="20"/>
+              </w:rPr>
+            </w:pPr>
+            <w:r>
+              <w:rPr>
+                <w:sz w:val="20"/>
+                <w:szCs w:val="20"/>
+              </w:rPr>
+              <w:t>split(" ")</w:t>
+            </w:r>
+          </w:p>
+        </w:tc>
+        <w:tc>
+          <w:tcPr>
+            <w:tcW w:w="3520" w:type="dxa"/>
+            <w:tcBorders/>
+            <w:vAlign w:val="center"/>
+          </w:tcPr>
+          <w:p>
+            <w:pPr>
+              <w:pStyle w:val="Contenidodelatabla"/>
+              <w:spacing w:before="0" w:after="200"/>
+              <w:rPr>
+                <w:sz w:val="20"/>
+                <w:szCs w:val="20"/>
+              </w:rPr>
+            </w:pPr>
+            <w:r>
+              <w:rPr>
+                <w:sz w:val="20"/>
+                <w:szCs w:val="20"/>
+              </w:rPr>
+              <w:t>Separa por espacios</w:t>
+            </w:r>
+          </w:p>
+        </w:tc>
+        <w:tc>
+          <w:tcPr>
+            <w:tcW w:w="3775" w:type="dxa"/>
+            <w:tcBorders/>
+            <w:vAlign w:val="center"/>
+          </w:tcPr>
+          <w:p>
+            <w:pPr>
+              <w:pStyle w:val="Contenidodelatabla"/>
+              <w:spacing w:before="0" w:after="200"/>
+              <w:rPr>
+                <w:sz w:val="20"/>
+                <w:szCs w:val="20"/>
+              </w:rPr>
+            </w:pPr>
+            <w:r>
+              <w:rPr>
+                <w:sz w:val="20"/>
+                <w:szCs w:val="20"/>
+              </w:rPr>
+              <w:t>"Hola mundo".split(" ") → ["Hola","mundo"]</w:t>
+            </w:r>
+          </w:p>
+        </w:tc>
+      </w:tr>
+      <w:tr>
+        <w:trPr/>
+        <w:tc>
+          <w:tcPr>
+            <w:tcW w:w="2065" w:type="dxa"/>
+            <w:tcBorders/>
+            <w:vAlign w:val="center"/>
+          </w:tcPr>
+          <w:p>
+            <w:pPr>
+              <w:pStyle w:val="Contenidodelatabla"/>
+              <w:spacing w:before="0" w:after="200"/>
+              <w:rPr>
+                <w:sz w:val="20"/>
+                <w:szCs w:val="20"/>
+              </w:rPr>
+            </w:pPr>
+            <w:r>
+              <w:rPr>
+                <w:sz w:val="20"/>
+                <w:szCs w:val="20"/>
+              </w:rPr>
+              <w:t>split("texto")</w:t>
+            </w:r>
+          </w:p>
+        </w:tc>
+        <w:tc>
+          <w:tcPr>
+            <w:tcW w:w="3520" w:type="dxa"/>
+            <w:tcBorders/>
+            <w:vAlign w:val="center"/>
+          </w:tcPr>
+          <w:p>
+            <w:pPr>
+              <w:pStyle w:val="Contenidodelatabla"/>
+              <w:spacing w:before="0" w:after="200"/>
+              <w:rPr>
+                <w:sz w:val="20"/>
+                <w:szCs w:val="20"/>
+              </w:rPr>
+            </w:pPr>
+            <w:r>
+              <w:rPr>
+                <w:sz w:val="20"/>
+                <w:szCs w:val="20"/>
+              </w:rPr>
+              <w:t>Separa por una palabra o subcadena</w:t>
+            </w:r>
+          </w:p>
+        </w:tc>
+        <w:tc>
+          <w:tcPr>
+            <w:tcW w:w="3775" w:type="dxa"/>
+            <w:tcBorders/>
+            <w:vAlign w:val="center"/>
+          </w:tcPr>
+          <w:p>
+            <w:pPr>
+              <w:pStyle w:val="Contenidodelatabla"/>
+              <w:spacing w:before="0" w:after="200"/>
+              <w:rPr>
+                <w:sz w:val="20"/>
+                <w:szCs w:val="20"/>
+              </w:rPr>
+            </w:pPr>
+            <w:r>
+              <w:rPr>
+                <w:sz w:val="20"/>
+                <w:szCs w:val="20"/>
+              </w:rPr>
+              <w:t>"unoXXdosXXtres".split("XX") → ["uno","dos","tres"]</w:t>
+            </w:r>
+          </w:p>
+        </w:tc>
+      </w:tr>
+      <w:tr>
+        <w:trPr/>
+        <w:tc>
+          <w:tcPr>
+            <w:tcW w:w="2065" w:type="dxa"/>
+            <w:tcBorders/>
+            <w:vAlign w:val="center"/>
+          </w:tcPr>
+          <w:p>
+            <w:pPr>
+              <w:pStyle w:val="Contenidodelatabla"/>
+              <w:spacing w:before="0" w:after="200"/>
+              <w:rPr>
+                <w:sz w:val="20"/>
+                <w:szCs w:val="20"/>
+              </w:rPr>
+            </w:pPr>
+            <w:r>
+              <w:rPr>
+                <w:sz w:val="20"/>
+                <w:szCs w:val="20"/>
+              </w:rPr>
+              <w:t>split("##")</w:t>
+            </w:r>
+          </w:p>
+        </w:tc>
+        <w:tc>
+          <w:tcPr>
+            <w:tcW w:w="3520" w:type="dxa"/>
+            <w:tcBorders/>
+            <w:vAlign w:val="center"/>
+          </w:tcPr>
+          <w:p>
+            <w:pPr>
+              <w:pStyle w:val="Contenidodelatabla"/>
+              <w:spacing w:before="0" w:after="200"/>
+              <w:rPr>
+                <w:sz w:val="20"/>
+                <w:szCs w:val="20"/>
+              </w:rPr>
+            </w:pPr>
+            <w:r>
+              <w:rPr>
+                <w:sz w:val="20"/>
+                <w:szCs w:val="20"/>
+              </w:rPr>
+              <w:t>Separa por cadena específica</w:t>
+            </w:r>
+          </w:p>
+        </w:tc>
+        <w:tc>
+          <w:tcPr>
+            <w:tcW w:w="3775" w:type="dxa"/>
+            <w:tcBorders/>
+            <w:vAlign w:val="center"/>
+          </w:tcPr>
+          <w:p>
+            <w:pPr>
+              <w:pStyle w:val="Contenidodelatabla"/>
+              <w:spacing w:before="0" w:after="200"/>
+              <w:rPr>
+                <w:sz w:val="20"/>
+                <w:szCs w:val="20"/>
+              </w:rPr>
+            </w:pPr>
+            <w:r>
+              <w:rPr>
+                <w:sz w:val="20"/>
+                <w:szCs w:val="20"/>
+              </w:rPr>
+              <w:t>"uno##dos".split("##") → ["uno","dos"]</w:t>
+            </w:r>
+          </w:p>
+        </w:tc>
+      </w:tr>
+      <w:tr>
+        <w:trPr/>
+        <w:tc>
+          <w:tcPr>
+            <w:tcW w:w="2065" w:type="dxa"/>
+            <w:tcBorders/>
+            <w:vAlign w:val="center"/>
+          </w:tcPr>
+          <w:p>
+            <w:pPr>
+              <w:pStyle w:val="Contenidodelatabla"/>
+              <w:spacing w:before="0" w:after="200"/>
+              <w:rPr>
+                <w:sz w:val="20"/>
+                <w:szCs w:val="20"/>
+              </w:rPr>
+            </w:pPr>
+            <w:r>
+              <w:rPr>
+                <w:sz w:val="20"/>
+                <w:szCs w:val="20"/>
+              </w:rPr>
+              <w:t>split("")</w:t>
+            </w:r>
+          </w:p>
+        </w:tc>
+        <w:tc>
+          <w:tcPr>
+            <w:tcW w:w="3520" w:type="dxa"/>
+            <w:tcBorders/>
+            <w:vAlign w:val="center"/>
+          </w:tcPr>
+          <w:p>
+            <w:pPr>
+              <w:pStyle w:val="Contenidodelatabla"/>
+              <w:spacing w:before="0" w:after="200"/>
+              <w:rPr>
+                <w:sz w:val="20"/>
+                <w:szCs w:val="20"/>
+              </w:rPr>
+            </w:pPr>
+            <w:r>
+              <w:rPr>
+                <w:sz w:val="20"/>
+                <w:szCs w:val="20"/>
+              </w:rPr>
+              <w:t>Separa cada carácter</w:t>
+            </w:r>
+          </w:p>
+        </w:tc>
+        <w:tc>
+          <w:tcPr>
+            <w:tcW w:w="3775" w:type="dxa"/>
+            <w:tcBorders/>
+            <w:vAlign w:val="center"/>
+          </w:tcPr>
+          <w:p>
+            <w:pPr>
+              <w:pStyle w:val="Contenidodelatabla"/>
+              <w:spacing w:before="0" w:after="200"/>
+              <w:rPr>
+                <w:sz w:val="20"/>
+                <w:szCs w:val="20"/>
+              </w:rPr>
+            </w:pPr>
+            <w:r>
+              <w:rPr>
+                <w:sz w:val="20"/>
+                <w:szCs w:val="20"/>
+              </w:rPr>
+              <w:t>"Hola".split("") → ["H","o","l","a"]</w:t>
+            </w:r>
+          </w:p>
+        </w:tc>
+      </w:tr>
+      <w:tr>
+        <w:trPr/>
+        <w:tc>
+          <w:tcPr>
+            <w:tcW w:w="2065" w:type="dxa"/>
+            <w:tcBorders/>
+            <w:vAlign w:val="center"/>
+          </w:tcPr>
+          <w:p>
+            <w:pPr>
+              <w:pStyle w:val="Contenidodelatabla"/>
+              <w:spacing w:before="0" w:after="200"/>
+              <w:rPr>
+                <w:sz w:val="20"/>
+                <w:szCs w:val="20"/>
+              </w:rPr>
+            </w:pPr>
+            <w:r>
+              <w:rPr>
+                <w:sz w:val="20"/>
+                <w:szCs w:val="20"/>
+              </w:rPr>
+              <w:t>split(separador, límite)</w:t>
+            </w:r>
+          </w:p>
+        </w:tc>
+        <w:tc>
+          <w:tcPr>
+            <w:tcW w:w="3520" w:type="dxa"/>
+            <w:tcBorders/>
+            <w:vAlign w:val="center"/>
+          </w:tcPr>
+          <w:p>
+            <w:pPr>
+              <w:pStyle w:val="Contenidodelatabla"/>
+              <w:spacing w:before="0" w:after="200"/>
+              <w:rPr>
+                <w:sz w:val="20"/>
+                <w:szCs w:val="20"/>
+              </w:rPr>
+            </w:pPr>
+            <w:r>
+              <w:rPr>
+                <w:sz w:val="20"/>
+                <w:szCs w:val="20"/>
+              </w:rPr>
+              <w:t>Limita la cantidad de elementos</w:t>
+            </w:r>
+          </w:p>
+        </w:tc>
+        <w:tc>
+          <w:tcPr>
+            <w:tcW w:w="3775" w:type="dxa"/>
+            <w:tcBorders/>
+            <w:vAlign w:val="center"/>
+          </w:tcPr>
+          <w:p>
+            <w:pPr>
+              <w:pStyle w:val="Contenidodelatabla"/>
+              <w:spacing w:before="0" w:after="200"/>
+              <w:rPr>
+                <w:sz w:val="20"/>
+                <w:szCs w:val="20"/>
+              </w:rPr>
+            </w:pPr>
+            <w:r>
+              <w:rPr>
+                <w:sz w:val="20"/>
+                <w:szCs w:val="20"/>
+              </w:rPr>
+              <w:t>"a,b,c,d".split(",",2) → ["a","b"]</w:t>
+            </w:r>
+          </w:p>
+        </w:tc>
+      </w:tr>
+    </w:tbl>
+    <w:p>
+      <w:pPr>
+        <w:pStyle w:val="BodyText"/>
+        <w:spacing w:before="0" w:after="283"/>
+        <w:rPr>
+          <w:rStyle w:val="OperatorTok"/>
+        </w:rPr>
+      </w:pPr>
+      <w:r>
+        <w:rPr/>
+      </w:r>
+    </w:p>
+    <w:p>
+      <w:pPr>
+        <w:pStyle w:val="BodyText"/>
+        <w:spacing w:before="0" w:after="283"/>
+        <w:rPr>
+          <w:rStyle w:val="OperatorTok"/>
+        </w:rPr>
+      </w:pPr>
+      <w:r>
+        <w:rPr/>
+      </w:r>
+    </w:p>
+    <w:p>
+      <w:pPr>
+        <w:pStyle w:val="BodyText"/>
+        <w:spacing w:before="0" w:after="283"/>
+        <w:rPr>
+          <w:rStyle w:val="OperatorTok"/>
+        </w:rPr>
+      </w:pPr>
+      <w:r>
+        <w:rPr/>
       </w:r>
     </w:p>
     <w:p>
@@ -12782,6 +16245,691 @@
     </w:lvl>
   </w:abstractNum>
   <w:abstractNum w:abstractNumId="19">
+    <w:lvl w:ilvl="0">
+      <w:start w:val="1"/>
+      <w:numFmt w:val="bullet"/>
+      <w:lvlText w:val=""/>
+      <w:lvlJc w:val="left"/>
+      <w:pPr>
+        <w:tabs>
+          <w:tab w:val="num" w:pos="709"/>
+        </w:tabs>
+        <w:ind w:left="709" w:hanging="283"/>
+      </w:pPr>
+      <w:rPr>
+        <w:rFonts w:ascii="Symbol" w:hAnsi="Symbol" w:cs="Symbol" w:hint="default"/>
+      </w:rPr>
+    </w:lvl>
+    <w:lvl w:ilvl="1">
+      <w:start w:val="1"/>
+      <w:numFmt w:val="bullet"/>
+      <w:lvlText w:val=""/>
+      <w:lvlJc w:val="left"/>
+      <w:pPr>
+        <w:tabs>
+          <w:tab w:val="num" w:pos="1418"/>
+        </w:tabs>
+        <w:ind w:left="1418" w:hanging="283"/>
+      </w:pPr>
+      <w:rPr>
+        <w:rFonts w:ascii="Symbol" w:hAnsi="Symbol" w:cs="Symbol" w:hint="default"/>
+      </w:rPr>
+    </w:lvl>
+    <w:lvl w:ilvl="2">
+      <w:start w:val="1"/>
+      <w:numFmt w:val="bullet"/>
+      <w:lvlText w:val=""/>
+      <w:lvlJc w:val="left"/>
+      <w:pPr>
+        <w:tabs>
+          <w:tab w:val="num" w:pos="2127"/>
+        </w:tabs>
+        <w:ind w:left="2127" w:hanging="283"/>
+      </w:pPr>
+      <w:rPr>
+        <w:rFonts w:ascii="Symbol" w:hAnsi="Symbol" w:cs="Symbol" w:hint="default"/>
+      </w:rPr>
+    </w:lvl>
+    <w:lvl w:ilvl="3">
+      <w:start w:val="1"/>
+      <w:numFmt w:val="bullet"/>
+      <w:lvlText w:val=""/>
+      <w:lvlJc w:val="left"/>
+      <w:pPr>
+        <w:tabs>
+          <w:tab w:val="num" w:pos="2836"/>
+        </w:tabs>
+        <w:ind w:left="2836" w:hanging="283"/>
+      </w:pPr>
+      <w:rPr>
+        <w:rFonts w:ascii="Symbol" w:hAnsi="Symbol" w:cs="Symbol" w:hint="default"/>
+      </w:rPr>
+    </w:lvl>
+    <w:lvl w:ilvl="4">
+      <w:start w:val="1"/>
+      <w:numFmt w:val="bullet"/>
+      <w:lvlText w:val=""/>
+      <w:lvlJc w:val="left"/>
+      <w:pPr>
+        <w:tabs>
+          <w:tab w:val="num" w:pos="3545"/>
+        </w:tabs>
+        <w:ind w:left="3545" w:hanging="283"/>
+      </w:pPr>
+      <w:rPr>
+        <w:rFonts w:ascii="Symbol" w:hAnsi="Symbol" w:cs="Symbol" w:hint="default"/>
+      </w:rPr>
+    </w:lvl>
+    <w:lvl w:ilvl="5">
+      <w:start w:val="1"/>
+      <w:numFmt w:val="bullet"/>
+      <w:lvlText w:val=""/>
+      <w:lvlJc w:val="left"/>
+      <w:pPr>
+        <w:tabs>
+          <w:tab w:val="num" w:pos="4254"/>
+        </w:tabs>
+        <w:ind w:left="4254" w:hanging="283"/>
+      </w:pPr>
+      <w:rPr>
+        <w:rFonts w:ascii="Symbol" w:hAnsi="Symbol" w:cs="Symbol" w:hint="default"/>
+      </w:rPr>
+    </w:lvl>
+    <w:lvl w:ilvl="6">
+      <w:start w:val="1"/>
+      <w:numFmt w:val="bullet"/>
+      <w:lvlText w:val=""/>
+      <w:lvlJc w:val="left"/>
+      <w:pPr>
+        <w:tabs>
+          <w:tab w:val="num" w:pos="4963"/>
+        </w:tabs>
+        <w:ind w:left="4963" w:hanging="283"/>
+      </w:pPr>
+      <w:rPr>
+        <w:rFonts w:ascii="Symbol" w:hAnsi="Symbol" w:cs="Symbol" w:hint="default"/>
+      </w:rPr>
+    </w:lvl>
+    <w:lvl w:ilvl="7">
+      <w:start w:val="1"/>
+      <w:numFmt w:val="bullet"/>
+      <w:lvlText w:val=""/>
+      <w:lvlJc w:val="left"/>
+      <w:pPr>
+        <w:tabs>
+          <w:tab w:val="num" w:pos="5672"/>
+        </w:tabs>
+        <w:ind w:left="5672" w:hanging="283"/>
+      </w:pPr>
+      <w:rPr>
+        <w:rFonts w:ascii="Symbol" w:hAnsi="Symbol" w:cs="Symbol" w:hint="default"/>
+      </w:rPr>
+    </w:lvl>
+    <w:lvl w:ilvl="8">
+      <w:start w:val="1"/>
+      <w:numFmt w:val="bullet"/>
+      <w:lvlText w:val=""/>
+      <w:lvlJc w:val="left"/>
+      <w:pPr>
+        <w:tabs>
+          <w:tab w:val="num" w:pos="6381"/>
+        </w:tabs>
+        <w:ind w:left="6381" w:hanging="283"/>
+      </w:pPr>
+      <w:rPr>
+        <w:rFonts w:ascii="Symbol" w:hAnsi="Symbol" w:cs="Symbol" w:hint="default"/>
+      </w:rPr>
+    </w:lvl>
+  </w:abstractNum>
+  <w:abstractNum w:abstractNumId="20">
+    <w:lvl w:ilvl="0">
+      <w:start w:val="1"/>
+      <w:numFmt w:val="bullet"/>
+      <w:lvlText w:val=""/>
+      <w:lvlJc w:val="left"/>
+      <w:pPr>
+        <w:tabs>
+          <w:tab w:val="num" w:pos="709"/>
+        </w:tabs>
+        <w:ind w:left="709" w:hanging="283"/>
+      </w:pPr>
+      <w:rPr>
+        <w:rFonts w:ascii="Symbol" w:hAnsi="Symbol" w:cs="Symbol" w:hint="default"/>
+      </w:rPr>
+    </w:lvl>
+    <w:lvl w:ilvl="1">
+      <w:start w:val="1"/>
+      <w:numFmt w:val="bullet"/>
+      <w:lvlText w:val=""/>
+      <w:lvlJc w:val="left"/>
+      <w:pPr>
+        <w:tabs>
+          <w:tab w:val="num" w:pos="1418"/>
+        </w:tabs>
+        <w:ind w:left="1418" w:hanging="283"/>
+      </w:pPr>
+      <w:rPr>
+        <w:rFonts w:ascii="Symbol" w:hAnsi="Symbol" w:cs="Symbol" w:hint="default"/>
+      </w:rPr>
+    </w:lvl>
+    <w:lvl w:ilvl="2">
+      <w:start w:val="1"/>
+      <w:numFmt w:val="bullet"/>
+      <w:lvlText w:val=""/>
+      <w:lvlJc w:val="left"/>
+      <w:pPr>
+        <w:tabs>
+          <w:tab w:val="num" w:pos="2127"/>
+        </w:tabs>
+        <w:ind w:left="2127" w:hanging="283"/>
+      </w:pPr>
+      <w:rPr>
+        <w:rFonts w:ascii="Symbol" w:hAnsi="Symbol" w:cs="Symbol" w:hint="default"/>
+      </w:rPr>
+    </w:lvl>
+    <w:lvl w:ilvl="3">
+      <w:start w:val="1"/>
+      <w:numFmt w:val="bullet"/>
+      <w:lvlText w:val=""/>
+      <w:lvlJc w:val="left"/>
+      <w:pPr>
+        <w:tabs>
+          <w:tab w:val="num" w:pos="2836"/>
+        </w:tabs>
+        <w:ind w:left="2836" w:hanging="283"/>
+      </w:pPr>
+      <w:rPr>
+        <w:rFonts w:ascii="Symbol" w:hAnsi="Symbol" w:cs="Symbol" w:hint="default"/>
+      </w:rPr>
+    </w:lvl>
+    <w:lvl w:ilvl="4">
+      <w:start w:val="1"/>
+      <w:numFmt w:val="bullet"/>
+      <w:lvlText w:val=""/>
+      <w:lvlJc w:val="left"/>
+      <w:pPr>
+        <w:tabs>
+          <w:tab w:val="num" w:pos="3545"/>
+        </w:tabs>
+        <w:ind w:left="3545" w:hanging="283"/>
+      </w:pPr>
+      <w:rPr>
+        <w:rFonts w:ascii="Symbol" w:hAnsi="Symbol" w:cs="Symbol" w:hint="default"/>
+      </w:rPr>
+    </w:lvl>
+    <w:lvl w:ilvl="5">
+      <w:start w:val="1"/>
+      <w:numFmt w:val="bullet"/>
+      <w:lvlText w:val=""/>
+      <w:lvlJc w:val="left"/>
+      <w:pPr>
+        <w:tabs>
+          <w:tab w:val="num" w:pos="4254"/>
+        </w:tabs>
+        <w:ind w:left="4254" w:hanging="283"/>
+      </w:pPr>
+      <w:rPr>
+        <w:rFonts w:ascii="Symbol" w:hAnsi="Symbol" w:cs="Symbol" w:hint="default"/>
+      </w:rPr>
+    </w:lvl>
+    <w:lvl w:ilvl="6">
+      <w:start w:val="1"/>
+      <w:numFmt w:val="bullet"/>
+      <w:lvlText w:val=""/>
+      <w:lvlJc w:val="left"/>
+      <w:pPr>
+        <w:tabs>
+          <w:tab w:val="num" w:pos="4963"/>
+        </w:tabs>
+        <w:ind w:left="4963" w:hanging="283"/>
+      </w:pPr>
+      <w:rPr>
+        <w:rFonts w:ascii="Symbol" w:hAnsi="Symbol" w:cs="Symbol" w:hint="default"/>
+      </w:rPr>
+    </w:lvl>
+    <w:lvl w:ilvl="7">
+      <w:start w:val="1"/>
+      <w:numFmt w:val="bullet"/>
+      <w:lvlText w:val=""/>
+      <w:lvlJc w:val="left"/>
+      <w:pPr>
+        <w:tabs>
+          <w:tab w:val="num" w:pos="5672"/>
+        </w:tabs>
+        <w:ind w:left="5672" w:hanging="283"/>
+      </w:pPr>
+      <w:rPr>
+        <w:rFonts w:ascii="Symbol" w:hAnsi="Symbol" w:cs="Symbol" w:hint="default"/>
+      </w:rPr>
+    </w:lvl>
+    <w:lvl w:ilvl="8">
+      <w:start w:val="1"/>
+      <w:numFmt w:val="bullet"/>
+      <w:lvlText w:val=""/>
+      <w:lvlJc w:val="left"/>
+      <w:pPr>
+        <w:tabs>
+          <w:tab w:val="num" w:pos="6381"/>
+        </w:tabs>
+        <w:ind w:left="6381" w:hanging="283"/>
+      </w:pPr>
+      <w:rPr>
+        <w:rFonts w:ascii="Symbol" w:hAnsi="Symbol" w:cs="Symbol" w:hint="default"/>
+      </w:rPr>
+    </w:lvl>
+  </w:abstractNum>
+  <w:abstractNum w:abstractNumId="21">
+    <w:lvl w:ilvl="0">
+      <w:start w:val="1"/>
+      <w:numFmt w:val="bullet"/>
+      <w:lvlText w:val=""/>
+      <w:lvlJc w:val="left"/>
+      <w:pPr>
+        <w:tabs>
+          <w:tab w:val="num" w:pos="709"/>
+        </w:tabs>
+        <w:ind w:left="709" w:hanging="283"/>
+      </w:pPr>
+      <w:rPr>
+        <w:rFonts w:ascii="Symbol" w:hAnsi="Symbol" w:cs="Symbol" w:hint="default"/>
+      </w:rPr>
+    </w:lvl>
+    <w:lvl w:ilvl="1">
+      <w:start w:val="1"/>
+      <w:numFmt w:val="bullet"/>
+      <w:lvlText w:val=""/>
+      <w:lvlJc w:val="left"/>
+      <w:pPr>
+        <w:tabs>
+          <w:tab w:val="num" w:pos="1418"/>
+        </w:tabs>
+        <w:ind w:left="1418" w:hanging="283"/>
+      </w:pPr>
+      <w:rPr>
+        <w:rFonts w:ascii="Symbol" w:hAnsi="Symbol" w:cs="Symbol" w:hint="default"/>
+      </w:rPr>
+    </w:lvl>
+    <w:lvl w:ilvl="2">
+      <w:start w:val="1"/>
+      <w:numFmt w:val="bullet"/>
+      <w:lvlText w:val=""/>
+      <w:lvlJc w:val="left"/>
+      <w:pPr>
+        <w:tabs>
+          <w:tab w:val="num" w:pos="2127"/>
+        </w:tabs>
+        <w:ind w:left="2127" w:hanging="283"/>
+      </w:pPr>
+      <w:rPr>
+        <w:rFonts w:ascii="Symbol" w:hAnsi="Symbol" w:cs="Symbol" w:hint="default"/>
+      </w:rPr>
+    </w:lvl>
+    <w:lvl w:ilvl="3">
+      <w:start w:val="1"/>
+      <w:numFmt w:val="bullet"/>
+      <w:lvlText w:val=""/>
+      <w:lvlJc w:val="left"/>
+      <w:pPr>
+        <w:tabs>
+          <w:tab w:val="num" w:pos="2836"/>
+        </w:tabs>
+        <w:ind w:left="2836" w:hanging="283"/>
+      </w:pPr>
+      <w:rPr>
+        <w:rFonts w:ascii="Symbol" w:hAnsi="Symbol" w:cs="Symbol" w:hint="default"/>
+      </w:rPr>
+    </w:lvl>
+    <w:lvl w:ilvl="4">
+      <w:start w:val="1"/>
+      <w:numFmt w:val="bullet"/>
+      <w:lvlText w:val=""/>
+      <w:lvlJc w:val="left"/>
+      <w:pPr>
+        <w:tabs>
+          <w:tab w:val="num" w:pos="3545"/>
+        </w:tabs>
+        <w:ind w:left="3545" w:hanging="283"/>
+      </w:pPr>
+      <w:rPr>
+        <w:rFonts w:ascii="Symbol" w:hAnsi="Symbol" w:cs="Symbol" w:hint="default"/>
+      </w:rPr>
+    </w:lvl>
+    <w:lvl w:ilvl="5">
+      <w:start w:val="1"/>
+      <w:numFmt w:val="bullet"/>
+      <w:lvlText w:val=""/>
+      <w:lvlJc w:val="left"/>
+      <w:pPr>
+        <w:tabs>
+          <w:tab w:val="num" w:pos="4254"/>
+        </w:tabs>
+        <w:ind w:left="4254" w:hanging="283"/>
+      </w:pPr>
+      <w:rPr>
+        <w:rFonts w:ascii="Symbol" w:hAnsi="Symbol" w:cs="Symbol" w:hint="default"/>
+      </w:rPr>
+    </w:lvl>
+    <w:lvl w:ilvl="6">
+      <w:start w:val="1"/>
+      <w:numFmt w:val="bullet"/>
+      <w:lvlText w:val=""/>
+      <w:lvlJc w:val="left"/>
+      <w:pPr>
+        <w:tabs>
+          <w:tab w:val="num" w:pos="4963"/>
+        </w:tabs>
+        <w:ind w:left="4963" w:hanging="283"/>
+      </w:pPr>
+      <w:rPr>
+        <w:rFonts w:ascii="Symbol" w:hAnsi="Symbol" w:cs="Symbol" w:hint="default"/>
+      </w:rPr>
+    </w:lvl>
+    <w:lvl w:ilvl="7">
+      <w:start w:val="1"/>
+      <w:numFmt w:val="bullet"/>
+      <w:lvlText w:val=""/>
+      <w:lvlJc w:val="left"/>
+      <w:pPr>
+        <w:tabs>
+          <w:tab w:val="num" w:pos="5672"/>
+        </w:tabs>
+        <w:ind w:left="5672" w:hanging="283"/>
+      </w:pPr>
+      <w:rPr>
+        <w:rFonts w:ascii="Symbol" w:hAnsi="Symbol" w:cs="Symbol" w:hint="default"/>
+      </w:rPr>
+    </w:lvl>
+    <w:lvl w:ilvl="8">
+      <w:start w:val="1"/>
+      <w:numFmt w:val="bullet"/>
+      <w:lvlText w:val=""/>
+      <w:lvlJc w:val="left"/>
+      <w:pPr>
+        <w:tabs>
+          <w:tab w:val="num" w:pos="6381"/>
+        </w:tabs>
+        <w:ind w:left="6381" w:hanging="283"/>
+      </w:pPr>
+      <w:rPr>
+        <w:rFonts w:ascii="Symbol" w:hAnsi="Symbol" w:cs="Symbol" w:hint="default"/>
+      </w:rPr>
+    </w:lvl>
+  </w:abstractNum>
+  <w:abstractNum w:abstractNumId="22">
+    <w:lvl w:ilvl="0">
+      <w:start w:val="1"/>
+      <w:numFmt w:val="bullet"/>
+      <w:lvlText w:val=""/>
+      <w:lvlJc w:val="left"/>
+      <w:pPr>
+        <w:tabs>
+          <w:tab w:val="num" w:pos="709"/>
+        </w:tabs>
+        <w:ind w:left="709" w:hanging="283"/>
+      </w:pPr>
+      <w:rPr>
+        <w:rFonts w:ascii="Symbol" w:hAnsi="Symbol" w:cs="Symbol" w:hint="default"/>
+      </w:rPr>
+    </w:lvl>
+    <w:lvl w:ilvl="1">
+      <w:start w:val="1"/>
+      <w:numFmt w:val="bullet"/>
+      <w:lvlText w:val=""/>
+      <w:lvlJc w:val="left"/>
+      <w:pPr>
+        <w:tabs>
+          <w:tab w:val="num" w:pos="1418"/>
+        </w:tabs>
+        <w:ind w:left="1418" w:hanging="283"/>
+      </w:pPr>
+      <w:rPr>
+        <w:rFonts w:ascii="Symbol" w:hAnsi="Symbol" w:cs="Symbol" w:hint="default"/>
+      </w:rPr>
+    </w:lvl>
+    <w:lvl w:ilvl="2">
+      <w:start w:val="1"/>
+      <w:numFmt w:val="bullet"/>
+      <w:lvlText w:val=""/>
+      <w:lvlJc w:val="left"/>
+      <w:pPr>
+        <w:tabs>
+          <w:tab w:val="num" w:pos="2127"/>
+        </w:tabs>
+        <w:ind w:left="2127" w:hanging="283"/>
+      </w:pPr>
+      <w:rPr>
+        <w:rFonts w:ascii="Symbol" w:hAnsi="Symbol" w:cs="Symbol" w:hint="default"/>
+      </w:rPr>
+    </w:lvl>
+    <w:lvl w:ilvl="3">
+      <w:start w:val="1"/>
+      <w:numFmt w:val="bullet"/>
+      <w:lvlText w:val=""/>
+      <w:lvlJc w:val="left"/>
+      <w:pPr>
+        <w:tabs>
+          <w:tab w:val="num" w:pos="2836"/>
+        </w:tabs>
+        <w:ind w:left="2836" w:hanging="283"/>
+      </w:pPr>
+      <w:rPr>
+        <w:rFonts w:ascii="Symbol" w:hAnsi="Symbol" w:cs="Symbol" w:hint="default"/>
+      </w:rPr>
+    </w:lvl>
+    <w:lvl w:ilvl="4">
+      <w:start w:val="1"/>
+      <w:numFmt w:val="bullet"/>
+      <w:lvlText w:val=""/>
+      <w:lvlJc w:val="left"/>
+      <w:pPr>
+        <w:tabs>
+          <w:tab w:val="num" w:pos="3545"/>
+        </w:tabs>
+        <w:ind w:left="3545" w:hanging="283"/>
+      </w:pPr>
+      <w:rPr>
+        <w:rFonts w:ascii="Symbol" w:hAnsi="Symbol" w:cs="Symbol" w:hint="default"/>
+      </w:rPr>
+    </w:lvl>
+    <w:lvl w:ilvl="5">
+      <w:start w:val="1"/>
+      <w:numFmt w:val="bullet"/>
+      <w:lvlText w:val=""/>
+      <w:lvlJc w:val="left"/>
+      <w:pPr>
+        <w:tabs>
+          <w:tab w:val="num" w:pos="4254"/>
+        </w:tabs>
+        <w:ind w:left="4254" w:hanging="283"/>
+      </w:pPr>
+      <w:rPr>
+        <w:rFonts w:ascii="Symbol" w:hAnsi="Symbol" w:cs="Symbol" w:hint="default"/>
+      </w:rPr>
+    </w:lvl>
+    <w:lvl w:ilvl="6">
+      <w:start w:val="1"/>
+      <w:numFmt w:val="bullet"/>
+      <w:lvlText w:val=""/>
+      <w:lvlJc w:val="left"/>
+      <w:pPr>
+        <w:tabs>
+          <w:tab w:val="num" w:pos="4963"/>
+        </w:tabs>
+        <w:ind w:left="4963" w:hanging="283"/>
+      </w:pPr>
+      <w:rPr>
+        <w:rFonts w:ascii="Symbol" w:hAnsi="Symbol" w:cs="Symbol" w:hint="default"/>
+      </w:rPr>
+    </w:lvl>
+    <w:lvl w:ilvl="7">
+      <w:start w:val="1"/>
+      <w:numFmt w:val="bullet"/>
+      <w:lvlText w:val=""/>
+      <w:lvlJc w:val="left"/>
+      <w:pPr>
+        <w:tabs>
+          <w:tab w:val="num" w:pos="5672"/>
+        </w:tabs>
+        <w:ind w:left="5672" w:hanging="283"/>
+      </w:pPr>
+      <w:rPr>
+        <w:rFonts w:ascii="Symbol" w:hAnsi="Symbol" w:cs="Symbol" w:hint="default"/>
+      </w:rPr>
+    </w:lvl>
+    <w:lvl w:ilvl="8">
+      <w:start w:val="1"/>
+      <w:numFmt w:val="bullet"/>
+      <w:lvlText w:val=""/>
+      <w:lvlJc w:val="left"/>
+      <w:pPr>
+        <w:tabs>
+          <w:tab w:val="num" w:pos="6381"/>
+        </w:tabs>
+        <w:ind w:left="6381" w:hanging="283"/>
+      </w:pPr>
+      <w:rPr>
+        <w:rFonts w:ascii="Symbol" w:hAnsi="Symbol" w:cs="Symbol" w:hint="default"/>
+      </w:rPr>
+    </w:lvl>
+  </w:abstractNum>
+  <w:abstractNum w:abstractNumId="23">
+    <w:lvl w:ilvl="0">
+      <w:start w:val="1"/>
+      <w:numFmt w:val="bullet"/>
+      <w:lvlText w:val=""/>
+      <w:lvlJc w:val="left"/>
+      <w:pPr>
+        <w:tabs>
+          <w:tab w:val="num" w:pos="709"/>
+        </w:tabs>
+        <w:ind w:left="709" w:hanging="283"/>
+      </w:pPr>
+      <w:rPr>
+        <w:rFonts w:ascii="Symbol" w:hAnsi="Symbol" w:cs="Symbol" w:hint="default"/>
+      </w:rPr>
+    </w:lvl>
+    <w:lvl w:ilvl="1">
+      <w:start w:val="1"/>
+      <w:numFmt w:val="bullet"/>
+      <w:lvlText w:val=""/>
+      <w:lvlJc w:val="left"/>
+      <w:pPr>
+        <w:tabs>
+          <w:tab w:val="num" w:pos="1418"/>
+        </w:tabs>
+        <w:ind w:left="1418" w:hanging="283"/>
+      </w:pPr>
+      <w:rPr>
+        <w:rFonts w:ascii="Symbol" w:hAnsi="Symbol" w:cs="Symbol" w:hint="default"/>
+      </w:rPr>
+    </w:lvl>
+    <w:lvl w:ilvl="2">
+      <w:start w:val="1"/>
+      <w:numFmt w:val="bullet"/>
+      <w:lvlText w:val=""/>
+      <w:lvlJc w:val="left"/>
+      <w:pPr>
+        <w:tabs>
+          <w:tab w:val="num" w:pos="2127"/>
+        </w:tabs>
+        <w:ind w:left="2127" w:hanging="283"/>
+      </w:pPr>
+      <w:rPr>
+        <w:rFonts w:ascii="Symbol" w:hAnsi="Symbol" w:cs="Symbol" w:hint="default"/>
+      </w:rPr>
+    </w:lvl>
+    <w:lvl w:ilvl="3">
+      <w:start w:val="1"/>
+      <w:numFmt w:val="bullet"/>
+      <w:lvlText w:val=""/>
+      <w:lvlJc w:val="left"/>
+      <w:pPr>
+        <w:tabs>
+          <w:tab w:val="num" w:pos="2836"/>
+        </w:tabs>
+        <w:ind w:left="2836" w:hanging="283"/>
+      </w:pPr>
+      <w:rPr>
+        <w:rFonts w:ascii="Symbol" w:hAnsi="Symbol" w:cs="Symbol" w:hint="default"/>
+      </w:rPr>
+    </w:lvl>
+    <w:lvl w:ilvl="4">
+      <w:start w:val="1"/>
+      <w:numFmt w:val="bullet"/>
+      <w:lvlText w:val=""/>
+      <w:lvlJc w:val="left"/>
+      <w:pPr>
+        <w:tabs>
+          <w:tab w:val="num" w:pos="3545"/>
+        </w:tabs>
+        <w:ind w:left="3545" w:hanging="283"/>
+      </w:pPr>
+      <w:rPr>
+        <w:rFonts w:ascii="Symbol" w:hAnsi="Symbol" w:cs="Symbol" w:hint="default"/>
+      </w:rPr>
+    </w:lvl>
+    <w:lvl w:ilvl="5">
+      <w:start w:val="1"/>
+      <w:numFmt w:val="bullet"/>
+      <w:lvlText w:val=""/>
+      <w:lvlJc w:val="left"/>
+      <w:pPr>
+        <w:tabs>
+          <w:tab w:val="num" w:pos="4254"/>
+        </w:tabs>
+        <w:ind w:left="4254" w:hanging="283"/>
+      </w:pPr>
+      <w:rPr>
+        <w:rFonts w:ascii="Symbol" w:hAnsi="Symbol" w:cs="Symbol" w:hint="default"/>
+      </w:rPr>
+    </w:lvl>
+    <w:lvl w:ilvl="6">
+      <w:start w:val="1"/>
+      <w:numFmt w:val="bullet"/>
+      <w:lvlText w:val=""/>
+      <w:lvlJc w:val="left"/>
+      <w:pPr>
+        <w:tabs>
+          <w:tab w:val="num" w:pos="4963"/>
+        </w:tabs>
+        <w:ind w:left="4963" w:hanging="283"/>
+      </w:pPr>
+      <w:rPr>
+        <w:rFonts w:ascii="Symbol" w:hAnsi="Symbol" w:cs="Symbol" w:hint="default"/>
+      </w:rPr>
+    </w:lvl>
+    <w:lvl w:ilvl="7">
+      <w:start w:val="1"/>
+      <w:numFmt w:val="bullet"/>
+      <w:lvlText w:val=""/>
+      <w:lvlJc w:val="left"/>
+      <w:pPr>
+        <w:tabs>
+          <w:tab w:val="num" w:pos="5672"/>
+        </w:tabs>
+        <w:ind w:left="5672" w:hanging="283"/>
+      </w:pPr>
+      <w:rPr>
+        <w:rFonts w:ascii="Symbol" w:hAnsi="Symbol" w:cs="Symbol" w:hint="default"/>
+      </w:rPr>
+    </w:lvl>
+    <w:lvl w:ilvl="8">
+      <w:start w:val="1"/>
+      <w:numFmt w:val="bullet"/>
+      <w:lvlText w:val=""/>
+      <w:lvlJc w:val="left"/>
+      <w:pPr>
+        <w:tabs>
+          <w:tab w:val="num" w:pos="6381"/>
+        </w:tabs>
+        <w:ind w:left="6381" w:hanging="283"/>
+      </w:pPr>
+      <w:rPr>
+        <w:rFonts w:ascii="Symbol" w:hAnsi="Symbol" w:cs="Symbol" w:hint="default"/>
+      </w:rPr>
+    </w:lvl>
+  </w:abstractNum>
+  <w:abstractNum w:abstractNumId="24">
     <w:lvl w:ilvl="0">
       <w:start w:val="1"/>
       <w:numFmt w:val="none"/>
@@ -12956,6 +17104,21 @@
   </w:num>
   <w:num w:numId="19">
     <w:abstractNumId w:val="19"/>
+  </w:num>
+  <w:num w:numId="20">
+    <w:abstractNumId w:val="20"/>
+  </w:num>
+  <w:num w:numId="21">
+    <w:abstractNumId w:val="21"/>
+  </w:num>
+  <w:num w:numId="22">
+    <w:abstractNumId w:val="22"/>
+  </w:num>
+  <w:num w:numId="23">
+    <w:abstractNumId w:val="23"/>
+  </w:num>
+  <w:num w:numId="24">
+    <w:abstractNumId w:val="24"/>
   </w:num>
 </w:numbering>
 </file>
@@ -13703,15 +17866,15 @@
     <w:qFormat/>
     <w:rPr/>
   </w:style>
-  <w:style w:type="character" w:styleId="Caracteresdenotaalpieuser" w:customStyle="1">
-    <w:name w:val="Caracteres de nota al pie (user)"/>
+  <w:style w:type="character" w:styleId="Caracteresdenotaalpie" w:customStyle="1">
+    <w:name w:val="Caracteres de nota al pie"/>
     <w:qFormat/>
     <w:rPr>
       <w:vertAlign w:val="superscript"/>
     </w:rPr>
   </w:style>
-  <w:style w:type="character" w:styleId="Caracteresdenotaalpie" w:customStyle="1">
-    <w:name w:val="Caracteres de nota al pie"/>
+  <w:style w:type="character" w:styleId="Caracteresdenotaalpieuser" w:customStyle="1">
+    <w:name w:val="Caracteres de nota al pie (user)"/>
     <w:qFormat/>
     <w:rPr>
       <w:vertAlign w:val="superscript"/>
@@ -14061,6 +18224,20 @@
       <w:bCs/>
     </w:rPr>
   </w:style>
+  <w:style w:type="character" w:styleId="Textooriginal" w:customStyle="1">
+    <w:name w:val="Texto original"/>
+    <w:qFormat/>
+    <w:rPr>
+      <w:rFonts w:ascii="Liberation Mono" w:hAnsi="Liberation Mono" w:eastAsia="Liberation Mono" w:cs="Liberation Mono"/>
+    </w:rPr>
+  </w:style>
+  <w:style w:type="character" w:styleId="Bolos" w:customStyle="1">
+    <w:name w:val="Bolos"/>
+    <w:qFormat/>
+    <w:rPr>
+      <w:rFonts w:ascii="OpenSymbol" w:hAnsi="OpenSymbol" w:eastAsia="OpenSymbol" w:cs="OpenSymbol"/>
+    </w:rPr>
+  </w:style>
   <w:style w:type="character" w:styleId="Textooriginaluser" w:customStyle="1">
     <w:name w:val="Texto original (user)"/>
     <w:qFormat/>
@@ -14075,26 +18252,12 @@
       <w:rFonts w:ascii="OpenSymbol" w:hAnsi="OpenSymbol" w:eastAsia="OpenSymbol" w:cs="OpenSymbol"/>
     </w:rPr>
   </w:style>
-  <w:style w:type="character" w:styleId="Textooriginal" w:customStyle="1">
-    <w:name w:val="Texto original"/>
-    <w:qFormat/>
-    <w:rPr>
-      <w:rFonts w:ascii="Liberation Mono" w:hAnsi="Liberation Mono" w:eastAsia="Liberation Mono" w:cs="Liberation Mono"/>
-    </w:rPr>
-  </w:style>
-  <w:style w:type="character" w:styleId="Bolos" w:customStyle="1">
-    <w:name w:val="Bolos"/>
-    <w:qFormat/>
-    <w:rPr>
-      <w:rFonts w:ascii="OpenSymbol" w:hAnsi="OpenSymbol" w:eastAsia="OpenSymbol" w:cs="OpenSymbol"/>
-    </w:rPr>
-  </w:style>
-  <w:style w:type="character" w:styleId="Smbolosdenumeracin">
-    <w:name w:val="Símbolos de numeración"/>
+  <w:style w:type="character" w:styleId="Smbolosdenumeracinuser">
+    <w:name w:val="Símbolos de numeración (user)"/>
     <w:qFormat/>
     <w:rPr/>
   </w:style>
-  <w:style w:type="paragraph" w:styleId="Ttulo">
+  <w:style w:type="paragraph" w:styleId="Ttulo" w:customStyle="1">
     <w:name w:val="Título"/>
     <w:basedOn w:val="Normal"/>
     <w:next w:val="BodyText"/>
@@ -14149,7 +18312,7 @@
       <w:rFonts w:cs="Noto Sans Devanagari"/>
     </w:rPr>
   </w:style>
-  <w:style w:type="paragraph" w:styleId="Ttulouser" w:customStyle="1">
+  <w:style w:type="paragraph" w:styleId="Ttulouser">
     <w:name w:val="Título (user)"/>
     <w:basedOn w:val="Normal"/>
     <w:next w:val="BodyText"/>
@@ -14383,8 +18546,8 @@
     <w:pPr/>
     <w:rPr/>
   </w:style>
-  <w:style w:type="paragraph" w:styleId="Figurauser" w:customStyle="1">
-    <w:name w:val="Figura (user)"/>
+  <w:style w:type="paragraph" w:styleId="Figura" w:customStyle="1">
+    <w:name w:val="Figura"/>
     <w:basedOn w:val="Normal"/>
     <w:qFormat/>
     <w:pPr/>
@@ -14392,7 +18555,7 @@
   </w:style>
   <w:style w:type="paragraph" w:styleId="CaptionedFigure" w:customStyle="1">
     <w:name w:val="Captioned Figure"/>
-    <w:basedOn w:val="Figurauser"/>
+    <w:basedOn w:val="Figura"/>
     <w:qFormat/>
     <w:pPr>
       <w:keepNext w:val="true"/>
@@ -14401,7 +18564,7 @@
   </w:style>
   <w:style w:type="paragraph" w:styleId="IndexHeading">
     <w:name w:val="index heading"/>
-    <w:basedOn w:val="Ttulouser"/>
+    <w:basedOn w:val="Ttulo"/>
     <w:pPr/>
     <w:rPr/>
   </w:style>
@@ -14438,6 +18601,23 @@
     </w:pPr>
     <w:rPr/>
   </w:style>
+  <w:style w:type="paragraph" w:styleId="Lneahorizontaluser">
+    <w:name w:val="Línea horizontal (user)"/>
+    <w:basedOn w:val="Normal"/>
+    <w:next w:val="BodyText"/>
+    <w:qFormat/>
+    <w:pPr>
+      <w:suppressLineNumbers/>
+      <w:pBdr>
+        <w:bottom w:val="double" w:sz="2" w:space="0" w:color="808080"/>
+      </w:pBdr>
+      <w:spacing w:before="0" w:after="283"/>
+    </w:pPr>
+    <w:rPr>
+      <w:sz w:val="12"/>
+      <w:szCs w:val="12"/>
+    </w:rPr>
+  </w:style>
   <w:style w:type="paragraph" w:styleId="Lneahorizontal">
     <w:name w:val="Línea horizontal"/>
     <w:basedOn w:val="Normal"/>
@@ -14455,8 +18635,44 @@
       <w:szCs w:val="12"/>
     </w:rPr>
   </w:style>
-  <w:style w:type="numbering" w:styleId="Ningunalistauser" w:default="1">
-    <w:name w:val="Ninguna lista (user)"/>
+  <w:style w:type="paragraph" w:styleId="Contenidodelatabla">
+    <w:name w:val="Contenido de la tabla"/>
+    <w:basedOn w:val="Normal"/>
+    <w:qFormat/>
+    <w:pPr>
+      <w:widowControl w:val="false"/>
+      <w:suppressLineNumbers/>
+    </w:pPr>
+    <w:rPr/>
+  </w:style>
+  <w:style w:type="paragraph" w:styleId="Ttulodelatabla">
+    <w:name w:val="Título de la tabla"/>
+    <w:basedOn w:val="Contenidodelatabla"/>
+    <w:qFormat/>
+    <w:pPr>
+      <w:suppressLineNumbers/>
+      <w:jc w:val="center"/>
+    </w:pPr>
+    <w:rPr>
+      <w:b/>
+      <w:bCs/>
+    </w:rPr>
+  </w:style>
+  <w:style w:type="paragraph" w:styleId="Textopreformateado">
+    <w:name w:val="Texto preformateado"/>
+    <w:basedOn w:val="Normal"/>
+    <w:qFormat/>
+    <w:pPr>
+      <w:spacing w:before="0" w:after="0"/>
+    </w:pPr>
+    <w:rPr>
+      <w:rFonts w:ascii="Liberation Mono" w:hAnsi="Liberation Mono" w:eastAsia="Liberation Mono" w:cs="Liberation Mono"/>
+      <w:sz w:val="20"/>
+      <w:szCs w:val="20"/>
+    </w:rPr>
+  </w:style>
+  <w:style w:type="numbering" w:styleId="Ningunalista" w:default="1">
+    <w:name w:val="Ninguna lista"/>
     <w:uiPriority w:val="99"/>
     <w:semiHidden/>
     <w:unhideWhenUsed/>

--- a/Guia_JavaScript_Completa2.docx
+++ b/Guia_JavaScript_Completa2.docx
@@ -123,7 +123,7 @@
       </w:r>
       <w:r>
         <w:rPr>
-          <w:rStyle w:val="Textooriginaluser"/>
+          <w:rStyle w:val="Textooriginal"/>
           <w:color w:themeColor="text1" w:val="000000"/>
         </w:rPr>
         <w:t>" "</w:t>
@@ -242,7 +242,7 @@
       </w:r>
       <w:r>
         <w:rPr>
-          <w:rStyle w:val="Textooriginaluser"/>
+          <w:rStyle w:val="Textooriginal"/>
           <w:color w:themeColor="text1" w:val="000000"/>
         </w:rPr>
         <w:t>' '</w:t>
@@ -329,7 +329,7 @@
       </w:r>
       <w:r>
         <w:rPr>
-          <w:rStyle w:val="Textooriginaluser"/>
+          <w:rStyle w:val="Textooriginal"/>
           <w:color w:themeColor="text1" w:val="000000"/>
         </w:rPr>
         <w:t>' '</w:t>
@@ -419,7 +419,7 @@
       </w:r>
       <w:r>
         <w:rPr>
-          <w:rStyle w:val="Textooriginaluser"/>
+          <w:rStyle w:val="Textooriginal"/>
           <w:color w:themeColor="text1" w:val="000000"/>
         </w:rPr>
         <w:t>` `</w:t>
@@ -493,7 +493,7 @@
       </w:r>
       <w:r>
         <w:rPr>
-          <w:rStyle w:val="Textooriginaluser"/>
+          <w:rStyle w:val="Textooriginal"/>
           <w:color w:themeColor="text1" w:val="000000"/>
         </w:rPr>
         <w:t>${variable}</w:t>
@@ -520,7 +520,7 @@
       </w:r>
       <w:r>
         <w:rPr>
-          <w:rStyle w:val="Textooriginaluser"/>
+          <w:rStyle w:val="Textooriginal"/>
           <w:color w:themeColor="text1" w:val="000000"/>
         </w:rPr>
         <w:t>\n</w:t>
@@ -2444,7 +2444,7 @@
       </w:r>
       <w:r>
         <w:rPr>
-          <w:rStyle w:val="Textooriginal"/>
+          <w:rStyle w:val="Textooriginaluser"/>
         </w:rPr>
         <w:t>{ }</w:t>
       </w:r>
@@ -4355,8 +4355,8 @@
         <w:spacing w:lineRule="auto" w:line="276"/>
         <w:rPr/>
       </w:pPr>
-      <w:bookmarkStart w:id="4" w:name="variables-en-javascript_Copia_1"/>
-      <w:bookmarkStart w:id="5" w:name="const_Copia_1"/>
+      <w:bookmarkStart w:id="4" w:name="const_Copia_1"/>
+      <w:bookmarkStart w:id="5" w:name="variables-en-javascript_Copia_1"/>
       <w:bookmarkEnd w:id="4"/>
       <w:bookmarkEnd w:id="5"/>
       <w:r>
@@ -8090,7 +8090,7 @@
     </w:p>
     <w:p>
       <w:pPr>
-        <w:pStyle w:val="Lneahorizontaluser"/>
+        <w:pStyle w:val="Lneahorizontal"/>
         <w:spacing w:before="0" w:after="200"/>
         <w:rPr>
           <w:sz w:val="24"/>
@@ -8271,7 +8271,7 @@
     </w:p>
     <w:p>
       <w:pPr>
-        <w:pStyle w:val="Lneahorizontaluser"/>
+        <w:pStyle w:val="Lneahorizontal"/>
         <w:spacing w:before="0" w:after="200"/>
         <w:rPr>
           <w:sz w:val="24"/>
@@ -8307,7 +8307,7 @@
     </w:p>
     <w:p>
       <w:pPr>
-        <w:pStyle w:val="Lneahorizontaluser"/>
+        <w:pStyle w:val="Lneahorizontal"/>
         <w:spacing w:before="0" w:after="200"/>
         <w:rPr>
           <w:sz w:val="24"/>
@@ -8420,7 +8420,7 @@
     </w:p>
     <w:p>
       <w:pPr>
-        <w:pStyle w:val="Lneahorizontaluser"/>
+        <w:pStyle w:val="Lneahorizontal"/>
         <w:spacing w:before="0" w:after="200"/>
         <w:rPr>
           <w:sz w:val="24"/>
@@ -8456,7 +8456,7 @@
     </w:p>
     <w:p>
       <w:pPr>
-        <w:pStyle w:val="Lneahorizontaluser"/>
+        <w:pStyle w:val="Lneahorizontal"/>
         <w:spacing w:before="0" w:after="200"/>
         <w:rPr>
           <w:sz w:val="24"/>
@@ -8511,7 +8511,7 @@
     </w:p>
     <w:p>
       <w:pPr>
-        <w:pStyle w:val="Lneahorizontaluser"/>
+        <w:pStyle w:val="Lneahorizontal"/>
         <w:spacing w:before="0" w:after="200"/>
         <w:rPr>
           <w:sz w:val="24"/>
@@ -8606,7 +8606,7 @@
     </w:p>
     <w:p>
       <w:pPr>
-        <w:pStyle w:val="Lneahorizontaluser"/>
+        <w:pStyle w:val="Lneahorizontal"/>
         <w:spacing w:before="0" w:after="200"/>
         <w:rPr>
           <w:sz w:val="24"/>
@@ -8684,7 +8684,7 @@
     </w:p>
     <w:p>
       <w:pPr>
-        <w:pStyle w:val="Lneahorizontaluser"/>
+        <w:pStyle w:val="Lneahorizontal"/>
         <w:spacing w:before="0" w:after="200"/>
         <w:rPr>
           <w:sz w:val="24"/>
@@ -8736,7 +8736,7 @@
     </w:p>
     <w:p>
       <w:pPr>
-        <w:pStyle w:val="Lneahorizontaluser"/>
+        <w:pStyle w:val="Lneahorizontal"/>
         <w:spacing w:before="0" w:after="200"/>
         <w:rPr>
           <w:sz w:val="24"/>
@@ -8844,7 +8844,7 @@
     </w:p>
     <w:p>
       <w:pPr>
-        <w:pStyle w:val="Lneahorizontaluser"/>
+        <w:pStyle w:val="Lneahorizontal"/>
         <w:spacing w:before="0" w:after="200"/>
         <w:rPr>
           <w:sz w:val="24"/>
@@ -8989,7 +8989,7 @@
     </w:p>
     <w:p>
       <w:pPr>
-        <w:pStyle w:val="Lneahorizontaluser"/>
+        <w:pStyle w:val="Lneahorizontal"/>
         <w:spacing w:before="0" w:after="200"/>
         <w:rPr>
           <w:sz w:val="24"/>
@@ -9232,7 +9232,7 @@
     </w:p>
     <w:p>
       <w:pPr>
-        <w:pStyle w:val="Lneahorizontaluser"/>
+        <w:pStyle w:val="Lneahorizontal"/>
         <w:spacing w:before="0" w:after="200"/>
         <w:rPr>
           <w:sz w:val="24"/>
@@ -9268,7 +9268,7 @@
     </w:p>
     <w:p>
       <w:pPr>
-        <w:pStyle w:val="Lneahorizontaluser"/>
+        <w:pStyle w:val="Lneahorizontal"/>
         <w:spacing w:before="0" w:after="200"/>
         <w:rPr>
           <w:sz w:val="24"/>
@@ -9368,7 +9368,7 @@
     </w:p>
     <w:p>
       <w:pPr>
-        <w:pStyle w:val="Lneahorizontaluser"/>
+        <w:pStyle w:val="Lneahorizontal"/>
         <w:spacing w:before="0" w:after="200"/>
         <w:rPr>
           <w:sz w:val="24"/>
@@ -9448,7 +9448,7 @@
     </w:p>
     <w:p>
       <w:pPr>
-        <w:pStyle w:val="Lneahorizontaluser"/>
+        <w:pStyle w:val="Lneahorizontal"/>
         <w:spacing w:before="0" w:after="200"/>
         <w:rPr>
           <w:sz w:val="24"/>
@@ -9545,7 +9545,7 @@
     </w:p>
     <w:p>
       <w:pPr>
-        <w:pStyle w:val="Lneahorizontaluser"/>
+        <w:pStyle w:val="Lneahorizontal"/>
         <w:spacing w:before="0" w:after="200"/>
         <w:rPr>
           <w:sz w:val="24"/>
@@ -9608,7 +9608,7 @@
     </w:p>
     <w:p>
       <w:pPr>
-        <w:pStyle w:val="Lneahorizontaluser"/>
+        <w:pStyle w:val="Lneahorizontal"/>
         <w:spacing w:before="0" w:after="200"/>
         <w:rPr>
           <w:sz w:val="24"/>
@@ -9688,7 +9688,7 @@
     </w:p>
     <w:p>
       <w:pPr>
-        <w:pStyle w:val="Lneahorizontaluser"/>
+        <w:pStyle w:val="Lneahorizontal"/>
         <w:spacing w:before="0" w:after="200"/>
         <w:rPr>
           <w:sz w:val="24"/>
@@ -9724,7 +9724,7 @@
     </w:p>
     <w:p>
       <w:pPr>
-        <w:pStyle w:val="Lneahorizontaluser"/>
+        <w:pStyle w:val="Lneahorizontal"/>
         <w:spacing w:before="0" w:after="200"/>
         <w:rPr>
           <w:sz w:val="24"/>
@@ -10471,7 +10471,7 @@
       <w:r>
         <w:rPr>
           <w:rStyle w:val="OperatorTok"/>
-          <w:rFonts w:eastAsia="Aptos" w:ascii="Aptos" w:hAnsi="Aptos" w:asciiTheme="minorHAnsi" w:cstheme="minorBidi" w:eastAsiaTheme="minorHAnsi" w:hAnsiTheme="minorHAnsi"/>
+          <w:rFonts w:eastAsia="Aptos" w:cs="" w:ascii="Aptos" w:hAnsi="Aptos" w:asciiTheme="minorHAnsi" w:cstheme="minorBidi" w:eastAsiaTheme="minorHAnsi" w:hAnsiTheme="minorHAnsi"/>
           <w:color w:val="auto"/>
           <w:sz w:val="24"/>
           <w:szCs w:val="24"/>
@@ -10493,7 +10493,7 @@
       </w:r>
       <w:r>
         <w:rPr>
-          <w:rStyle w:val="Textooriginal"/>
+          <w:rStyle w:val="Textooriginaluser"/>
         </w:rPr>
         <w:t xml:space="preserve"> </w:t>
       </w:r>
@@ -10504,7 +10504,7 @@
     </w:p>
     <w:p>
       <w:pPr>
-        <w:pStyle w:val="Lneahorizontal"/>
+        <w:pStyle w:val="Lneahorizontaluser"/>
         <w:rPr>
           <w:sz w:val="24"/>
           <w:szCs w:val="24"/>
@@ -10522,7 +10522,7 @@
         <w:pStyle w:val="Heading2"/>
         <w:spacing w:before="0" w:after="283"/>
         <w:rPr>
-          <w:rFonts w:ascii="Aptos" w:hAnsi="Aptos" w:eastAsia="Aptos" w:asciiTheme="minorHAnsi" w:cstheme="minorBidi" w:eastAsiaTheme="minorHAnsi" w:hAnsiTheme="minorHAnsi"/>
+          <w:rFonts w:ascii="Aptos" w:hAnsi="Aptos" w:eastAsia="Aptos" w:cs="" w:asciiTheme="minorHAnsi" w:cstheme="minorBidi" w:eastAsiaTheme="minorHAnsi" w:hAnsiTheme="minorHAnsi"/>
           <w:color w:val="auto"/>
           <w:sz w:val="24"/>
           <w:szCs w:val="24"/>
@@ -10530,7 +10530,7 @@
       </w:pPr>
       <w:r>
         <w:rPr>
-          <w:rFonts w:eastAsia="Aptos" w:cstheme="minorBidi" w:eastAsiaTheme="minorHAnsi" w:ascii="Aptos" w:hAnsi="Aptos"/>
+          <w:rFonts w:eastAsia="Aptos" w:cs="" w:ascii="Aptos" w:hAnsi="Aptos" w:cstheme="minorBidi" w:eastAsiaTheme="minorHAnsi"/>
           <w:color w:val="auto"/>
           <w:sz w:val="24"/>
           <w:szCs w:val="24"/>
@@ -10600,7 +10600,7 @@
     </w:p>
     <w:p>
       <w:pPr>
-        <w:pStyle w:val="Lneahorizontal"/>
+        <w:pStyle w:val="Lneahorizontaluser"/>
         <w:rPr>
           <w:sz w:val="24"/>
           <w:szCs w:val="24"/>
@@ -10618,7 +10618,7 @@
         <w:pStyle w:val="Heading2"/>
         <w:spacing w:before="0" w:after="283"/>
         <w:rPr>
-          <w:rFonts w:ascii="Aptos" w:hAnsi="Aptos" w:eastAsia="Aptos" w:asciiTheme="minorHAnsi" w:cstheme="minorBidi" w:eastAsiaTheme="minorHAnsi" w:hAnsiTheme="minorHAnsi"/>
+          <w:rFonts w:ascii="Aptos" w:hAnsi="Aptos" w:eastAsia="Aptos" w:cs="" w:asciiTheme="minorHAnsi" w:cstheme="minorBidi" w:eastAsiaTheme="minorHAnsi" w:hAnsiTheme="minorHAnsi"/>
           <w:color w:val="auto"/>
           <w:sz w:val="24"/>
           <w:szCs w:val="24"/>
@@ -10626,7 +10626,7 @@
       </w:pPr>
       <w:r>
         <w:rPr>
-          <w:rFonts w:eastAsia="Aptos" w:cstheme="minorBidi" w:eastAsiaTheme="minorHAnsi" w:ascii="Aptos" w:hAnsi="Aptos"/>
+          <w:rFonts w:eastAsia="Aptos" w:cs="" w:ascii="Aptos" w:hAnsi="Aptos" w:cstheme="minorBidi" w:eastAsiaTheme="minorHAnsi"/>
           <w:color w:val="auto"/>
           <w:sz w:val="24"/>
           <w:szCs w:val="24"/>
@@ -10660,7 +10660,7 @@
     </w:p>
     <w:p>
       <w:pPr>
-        <w:pStyle w:val="Lneahorizontal"/>
+        <w:pStyle w:val="Lneahorizontaluser"/>
         <w:rPr>
           <w:sz w:val="24"/>
           <w:szCs w:val="24"/>
@@ -10678,7 +10678,7 @@
         <w:pStyle w:val="Heading2"/>
         <w:spacing w:before="0" w:after="283"/>
         <w:rPr>
-          <w:rFonts w:ascii="Aptos" w:hAnsi="Aptos" w:eastAsia="Aptos" w:asciiTheme="minorHAnsi" w:cstheme="minorBidi" w:eastAsiaTheme="minorHAnsi" w:hAnsiTheme="minorHAnsi"/>
+          <w:rFonts w:ascii="Aptos" w:hAnsi="Aptos" w:eastAsia="Aptos" w:cs="" w:asciiTheme="minorHAnsi" w:cstheme="minorBidi" w:eastAsiaTheme="minorHAnsi" w:hAnsiTheme="minorHAnsi"/>
           <w:color w:val="auto"/>
           <w:sz w:val="24"/>
           <w:szCs w:val="24"/>
@@ -10686,7 +10686,7 @@
       </w:pPr>
       <w:r>
         <w:rPr>
-          <w:rFonts w:eastAsia="Aptos" w:cstheme="minorBidi" w:eastAsiaTheme="minorHAnsi" w:ascii="Aptos" w:hAnsi="Aptos"/>
+          <w:rFonts w:eastAsia="Aptos" w:cs="" w:ascii="Aptos" w:hAnsi="Aptos" w:cstheme="minorBidi" w:eastAsiaTheme="minorHAnsi"/>
           <w:color w:val="auto"/>
           <w:sz w:val="24"/>
           <w:szCs w:val="24"/>
@@ -10764,7 +10764,7 @@
     </w:p>
     <w:p>
       <w:pPr>
-        <w:pStyle w:val="Lneahorizontal"/>
+        <w:pStyle w:val="Lneahorizontaluser"/>
         <w:rPr>
           <w:sz w:val="24"/>
           <w:szCs w:val="24"/>
@@ -10782,7 +10782,7 @@
         <w:pStyle w:val="Heading2"/>
         <w:spacing w:before="0" w:after="283"/>
         <w:rPr>
-          <w:rFonts w:ascii="Aptos" w:hAnsi="Aptos" w:eastAsia="Aptos" w:asciiTheme="minorHAnsi" w:cstheme="minorBidi" w:eastAsiaTheme="minorHAnsi" w:hAnsiTheme="minorHAnsi"/>
+          <w:rFonts w:ascii="Aptos" w:hAnsi="Aptos" w:eastAsia="Aptos" w:cs="" w:asciiTheme="minorHAnsi" w:cstheme="minorBidi" w:eastAsiaTheme="minorHAnsi" w:hAnsiTheme="minorHAnsi"/>
           <w:color w:val="auto"/>
           <w:sz w:val="24"/>
           <w:szCs w:val="24"/>
@@ -10790,7 +10790,7 @@
       </w:pPr>
       <w:r>
         <w:rPr>
-          <w:rFonts w:eastAsia="Aptos" w:cstheme="minorBidi" w:eastAsiaTheme="minorHAnsi" w:ascii="Aptos" w:hAnsi="Aptos"/>
+          <w:rFonts w:eastAsia="Aptos" w:cs="" w:ascii="Aptos" w:hAnsi="Aptos" w:cstheme="minorBidi" w:eastAsiaTheme="minorHAnsi"/>
           <w:color w:val="auto"/>
           <w:sz w:val="24"/>
           <w:szCs w:val="24"/>
@@ -11036,7 +11036,7 @@
     </w:p>
     <w:p>
       <w:pPr>
-        <w:pStyle w:val="Lneahorizontal"/>
+        <w:pStyle w:val="Lneahorizontaluser"/>
         <w:rPr>
           <w:sz w:val="24"/>
           <w:szCs w:val="24"/>
@@ -11054,7 +11054,7 @@
         <w:pStyle w:val="Heading2"/>
         <w:spacing w:before="0" w:after="283"/>
         <w:rPr>
-          <w:rFonts w:ascii="Aptos" w:hAnsi="Aptos" w:eastAsia="Aptos" w:asciiTheme="minorHAnsi" w:cstheme="minorBidi" w:eastAsiaTheme="minorHAnsi" w:hAnsiTheme="minorHAnsi"/>
+          <w:rFonts w:ascii="Aptos" w:hAnsi="Aptos" w:eastAsia="Aptos" w:cs="" w:asciiTheme="minorHAnsi" w:cstheme="minorBidi" w:eastAsiaTheme="minorHAnsi" w:hAnsiTheme="minorHAnsi"/>
           <w:color w:val="auto"/>
           <w:sz w:val="24"/>
           <w:szCs w:val="24"/>
@@ -11062,7 +11062,7 @@
       </w:pPr>
       <w:r>
         <w:rPr>
-          <w:rFonts w:eastAsia="Aptos" w:cstheme="minorBidi" w:eastAsiaTheme="minorHAnsi" w:ascii="Aptos" w:hAnsi="Aptos"/>
+          <w:rFonts w:eastAsia="Aptos" w:cs="" w:ascii="Aptos" w:hAnsi="Aptos" w:cstheme="minorBidi" w:eastAsiaTheme="minorHAnsi"/>
           <w:color w:val="auto"/>
           <w:sz w:val="24"/>
           <w:szCs w:val="24"/>
@@ -11095,7 +11095,7 @@
       </w:r>
       <w:r>
         <w:rPr>
-          <w:rStyle w:val="Textooriginal"/>
+          <w:rStyle w:val="Textooriginaluser"/>
         </w:rPr>
         <w:t>Hola, este es mi curso de JavaScript</w:t>
       </w:r>
@@ -11126,7 +11126,7 @@
     </w:p>
     <w:p>
       <w:pPr>
-        <w:pStyle w:val="Lneahorizontal"/>
+        <w:pStyle w:val="Lneahorizontaluser"/>
         <w:rPr>
           <w:sz w:val="24"/>
           <w:szCs w:val="24"/>
@@ -11144,7 +11144,7 @@
         <w:pStyle w:val="Heading2"/>
         <w:spacing w:before="0" w:after="283"/>
         <w:rPr>
-          <w:rFonts w:ascii="Aptos" w:hAnsi="Aptos" w:eastAsia="Aptos" w:asciiTheme="minorHAnsi" w:cstheme="minorBidi" w:eastAsiaTheme="minorHAnsi" w:hAnsiTheme="minorHAnsi"/>
+          <w:rFonts w:ascii="Aptos" w:hAnsi="Aptos" w:eastAsia="Aptos" w:cs="" w:asciiTheme="minorHAnsi" w:cstheme="minorBidi" w:eastAsiaTheme="minorHAnsi" w:hAnsiTheme="minorHAnsi"/>
           <w:color w:val="auto"/>
           <w:sz w:val="24"/>
           <w:szCs w:val="24"/>
@@ -11152,7 +11152,7 @@
       </w:pPr>
       <w:r>
         <w:rPr>
-          <w:rFonts w:eastAsia="Aptos" w:cstheme="minorBidi" w:eastAsiaTheme="minorHAnsi" w:ascii="Aptos" w:hAnsi="Aptos"/>
+          <w:rFonts w:eastAsia="Aptos" w:cs="" w:ascii="Aptos" w:hAnsi="Aptos" w:cstheme="minorBidi" w:eastAsiaTheme="minorHAnsi"/>
           <w:color w:val="auto"/>
           <w:sz w:val="24"/>
           <w:szCs w:val="24"/>
@@ -11174,7 +11174,7 @@
       </w:r>
       <w:r>
         <w:rPr>
-          <w:rStyle w:val="Textooriginal"/>
+          <w:rStyle w:val="Textooriginaluser"/>
         </w:rPr>
         <w:t>Hola, ${myName}! Tu email es ${email}.</w:t>
       </w:r>
@@ -11211,7 +11211,7 @@
     </w:p>
     <w:p>
       <w:pPr>
-        <w:pStyle w:val="Lneahorizontal"/>
+        <w:pStyle w:val="Lneahorizontaluser"/>
         <w:rPr>
           <w:sz w:val="24"/>
           <w:szCs w:val="24"/>
@@ -11237,7 +11237,7 @@
     </w:p>
     <w:p>
       <w:pPr>
-        <w:pStyle w:val="Lneahorizontal"/>
+        <w:pStyle w:val="Lneahorizontaluser"/>
         <w:rPr>
           <w:sz w:val="24"/>
           <w:szCs w:val="24"/>
@@ -11255,7 +11255,7 @@
         <w:pStyle w:val="Heading2"/>
         <w:spacing w:before="0" w:after="283"/>
         <w:rPr>
-          <w:rFonts w:ascii="Aptos" w:hAnsi="Aptos" w:eastAsia="Aptos" w:asciiTheme="minorHAnsi" w:cstheme="minorBidi" w:eastAsiaTheme="minorHAnsi" w:hAnsiTheme="minorHAnsi"/>
+          <w:rFonts w:ascii="Aptos" w:hAnsi="Aptos" w:eastAsia="Aptos" w:cs="" w:asciiTheme="minorHAnsi" w:cstheme="minorBidi" w:eastAsiaTheme="minorHAnsi" w:hAnsiTheme="minorHAnsi"/>
           <w:color w:val="auto"/>
           <w:sz w:val="24"/>
           <w:szCs w:val="24"/>
@@ -11263,7 +11263,7 @@
       </w:pPr>
       <w:r>
         <w:rPr>
-          <w:rFonts w:eastAsia="Aptos" w:cstheme="minorBidi" w:eastAsiaTheme="minorHAnsi" w:ascii="Aptos" w:hAnsi="Aptos"/>
+          <w:rFonts w:eastAsia="Aptos" w:cs="" w:ascii="Aptos" w:hAnsi="Aptos" w:cstheme="minorBidi" w:eastAsiaTheme="minorHAnsi"/>
           <w:color w:val="auto"/>
           <w:sz w:val="24"/>
           <w:szCs w:val="24"/>
@@ -11301,7 +11301,7 @@
     </w:p>
     <w:p>
       <w:pPr>
-        <w:pStyle w:val="Lneahorizontal"/>
+        <w:pStyle w:val="Lneahorizontaluser"/>
         <w:rPr>
           <w:sz w:val="24"/>
           <w:szCs w:val="24"/>
@@ -11319,7 +11319,7 @@
         <w:pStyle w:val="Heading2"/>
         <w:spacing w:before="0" w:after="283"/>
         <w:rPr>
-          <w:rFonts w:ascii="Aptos" w:hAnsi="Aptos" w:eastAsia="Aptos" w:asciiTheme="minorHAnsi" w:cstheme="minorBidi" w:eastAsiaTheme="minorHAnsi" w:hAnsiTheme="minorHAnsi"/>
+          <w:rFonts w:ascii="Aptos" w:hAnsi="Aptos" w:eastAsia="Aptos" w:cs="" w:asciiTheme="minorHAnsi" w:cstheme="minorBidi" w:eastAsiaTheme="minorHAnsi" w:hAnsiTheme="minorHAnsi"/>
           <w:color w:val="auto"/>
           <w:sz w:val="24"/>
           <w:szCs w:val="24"/>
@@ -11327,7 +11327,7 @@
       </w:pPr>
       <w:r>
         <w:rPr>
-          <w:rFonts w:eastAsia="Aptos" w:cstheme="minorBidi" w:eastAsiaTheme="minorHAnsi" w:ascii="Aptos" w:hAnsi="Aptos"/>
+          <w:rFonts w:eastAsia="Aptos" w:cs="" w:ascii="Aptos" w:hAnsi="Aptos" w:cstheme="minorBidi" w:eastAsiaTheme="minorHAnsi"/>
           <w:color w:val="auto"/>
           <w:sz w:val="24"/>
           <w:szCs w:val="24"/>
@@ -11348,7 +11348,7 @@
     </w:p>
     <w:p>
       <w:pPr>
-        <w:pStyle w:val="Lneahorizontal"/>
+        <w:pStyle w:val="Lneahorizontaluser"/>
         <w:rPr>
           <w:sz w:val="24"/>
           <w:szCs w:val="24"/>
@@ -11366,7 +11366,7 @@
         <w:pStyle w:val="Heading2"/>
         <w:spacing w:before="0" w:after="283"/>
         <w:rPr>
-          <w:rFonts w:ascii="Aptos" w:hAnsi="Aptos" w:eastAsia="Aptos" w:asciiTheme="minorHAnsi" w:cstheme="minorBidi" w:eastAsiaTheme="minorHAnsi" w:hAnsiTheme="minorHAnsi"/>
+          <w:rFonts w:ascii="Aptos" w:hAnsi="Aptos" w:eastAsia="Aptos" w:cs="" w:asciiTheme="minorHAnsi" w:cstheme="minorBidi" w:eastAsiaTheme="minorHAnsi" w:hAnsiTheme="minorHAnsi"/>
           <w:color w:val="auto"/>
           <w:sz w:val="24"/>
           <w:szCs w:val="24"/>
@@ -11374,7 +11374,7 @@
       </w:pPr>
       <w:r>
         <w:rPr>
-          <w:rFonts w:eastAsia="Aptos" w:cstheme="minorBidi" w:eastAsiaTheme="minorHAnsi" w:ascii="Aptos" w:hAnsi="Aptos"/>
+          <w:rFonts w:eastAsia="Aptos" w:cs="" w:ascii="Aptos" w:hAnsi="Aptos" w:cstheme="minorBidi" w:eastAsiaTheme="minorHAnsi"/>
           <w:color w:val="auto"/>
           <w:sz w:val="24"/>
           <w:szCs w:val="24"/>
@@ -11419,7 +11419,7 @@
     </w:p>
     <w:p>
       <w:pPr>
-        <w:pStyle w:val="Lneahorizontal"/>
+        <w:pStyle w:val="Lneahorizontaluser"/>
         <w:rPr>
           <w:sz w:val="24"/>
           <w:szCs w:val="24"/>
@@ -11437,7 +11437,7 @@
         <w:pStyle w:val="Heading2"/>
         <w:spacing w:before="0" w:after="283"/>
         <w:rPr>
-          <w:rFonts w:ascii="Aptos" w:hAnsi="Aptos" w:eastAsia="Aptos" w:asciiTheme="minorHAnsi" w:cstheme="minorBidi" w:eastAsiaTheme="minorHAnsi" w:hAnsiTheme="minorHAnsi"/>
+          <w:rFonts w:ascii="Aptos" w:hAnsi="Aptos" w:eastAsia="Aptos" w:cs="" w:asciiTheme="minorHAnsi" w:cstheme="minorBidi" w:eastAsiaTheme="minorHAnsi" w:hAnsiTheme="minorHAnsi"/>
           <w:color w:val="auto"/>
           <w:sz w:val="24"/>
           <w:szCs w:val="24"/>
@@ -11445,7 +11445,7 @@
       </w:pPr>
       <w:r>
         <w:rPr>
-          <w:rFonts w:eastAsia="Aptos" w:cstheme="minorBidi" w:eastAsiaTheme="minorHAnsi" w:ascii="Aptos" w:hAnsi="Aptos"/>
+          <w:rFonts w:eastAsia="Aptos" w:cs="" w:ascii="Aptos" w:hAnsi="Aptos" w:cstheme="minorBidi" w:eastAsiaTheme="minorHAnsi"/>
           <w:color w:val="auto"/>
           <w:sz w:val="24"/>
           <w:szCs w:val="24"/>
@@ -11490,7 +11490,7 @@
     </w:p>
     <w:p>
       <w:pPr>
-        <w:pStyle w:val="Lneahorizontal"/>
+        <w:pStyle w:val="Lneahorizontaluser"/>
         <w:rPr>
           <w:sz w:val="24"/>
           <w:szCs w:val="24"/>
@@ -11508,7 +11508,7 @@
         <w:pStyle w:val="Heading2"/>
         <w:spacing w:before="0" w:after="283"/>
         <w:rPr>
-          <w:rFonts w:ascii="Aptos" w:hAnsi="Aptos" w:eastAsia="Aptos" w:asciiTheme="minorHAnsi" w:cstheme="minorBidi" w:eastAsiaTheme="minorHAnsi" w:hAnsiTheme="minorHAnsi"/>
+          <w:rFonts w:ascii="Aptos" w:hAnsi="Aptos" w:eastAsia="Aptos" w:cs="" w:asciiTheme="minorHAnsi" w:cstheme="minorBidi" w:eastAsiaTheme="minorHAnsi" w:hAnsiTheme="minorHAnsi"/>
           <w:color w:val="auto"/>
           <w:sz w:val="24"/>
           <w:szCs w:val="24"/>
@@ -11516,7 +11516,7 @@
       </w:pPr>
       <w:r>
         <w:rPr>
-          <w:rFonts w:eastAsia="Aptos" w:cstheme="minorBidi" w:eastAsiaTheme="minorHAnsi" w:ascii="Aptos" w:hAnsi="Aptos"/>
+          <w:rFonts w:eastAsia="Aptos" w:cs="" w:ascii="Aptos" w:hAnsi="Aptos" w:cstheme="minorBidi" w:eastAsiaTheme="minorHAnsi"/>
           <w:color w:val="auto"/>
           <w:sz w:val="24"/>
           <w:szCs w:val="24"/>
@@ -11539,7 +11539,7 @@
     </w:p>
     <w:p>
       <w:pPr>
-        <w:pStyle w:val="Lneahorizontal"/>
+        <w:pStyle w:val="Lneahorizontaluser"/>
         <w:rPr>
           <w:sz w:val="24"/>
           <w:szCs w:val="24"/>
@@ -11557,7 +11557,7 @@
         <w:pStyle w:val="Heading2"/>
         <w:spacing w:before="0" w:after="283"/>
         <w:rPr>
-          <w:rFonts w:ascii="Aptos" w:hAnsi="Aptos" w:eastAsia="Aptos" w:asciiTheme="minorHAnsi" w:cstheme="minorBidi" w:eastAsiaTheme="minorHAnsi" w:hAnsiTheme="minorHAnsi"/>
+          <w:rFonts w:ascii="Aptos" w:hAnsi="Aptos" w:eastAsia="Aptos" w:cs="" w:asciiTheme="minorHAnsi" w:cstheme="minorBidi" w:eastAsiaTheme="minorHAnsi" w:hAnsiTheme="minorHAnsi"/>
           <w:color w:val="auto"/>
           <w:sz w:val="24"/>
           <w:szCs w:val="24"/>
@@ -11565,7 +11565,7 @@
       </w:pPr>
       <w:r>
         <w:rPr>
-          <w:rFonts w:eastAsia="Aptos" w:cstheme="minorBidi" w:eastAsiaTheme="minorHAnsi" w:ascii="Aptos" w:hAnsi="Aptos"/>
+          <w:rFonts w:eastAsia="Aptos" w:cs="" w:ascii="Aptos" w:hAnsi="Aptos" w:cstheme="minorBidi" w:eastAsiaTheme="minorHAnsi"/>
           <w:color w:val="auto"/>
           <w:sz w:val="24"/>
           <w:szCs w:val="24"/>
@@ -11655,7 +11655,7 @@
     </w:p>
     <w:p>
       <w:pPr>
-        <w:pStyle w:val="Lneahorizontal"/>
+        <w:pStyle w:val="Lneahorizontaluser"/>
         <w:rPr>
           <w:sz w:val="24"/>
           <w:szCs w:val="24"/>
@@ -11673,7 +11673,7 @@
         <w:pStyle w:val="Heading2"/>
         <w:spacing w:before="0" w:after="283"/>
         <w:rPr>
-          <w:rFonts w:ascii="Aptos" w:hAnsi="Aptos" w:eastAsia="Aptos" w:asciiTheme="minorHAnsi" w:cstheme="minorBidi" w:eastAsiaTheme="minorHAnsi" w:hAnsiTheme="minorHAnsi"/>
+          <w:rFonts w:ascii="Aptos" w:hAnsi="Aptos" w:eastAsia="Aptos" w:cs="" w:asciiTheme="minorHAnsi" w:cstheme="minorBidi" w:eastAsiaTheme="minorHAnsi" w:hAnsiTheme="minorHAnsi"/>
           <w:color w:val="auto"/>
           <w:sz w:val="24"/>
           <w:szCs w:val="24"/>
@@ -11681,7 +11681,7 @@
       </w:pPr>
       <w:r>
         <w:rPr>
-          <w:rFonts w:eastAsia="Aptos" w:cstheme="minorBidi" w:eastAsiaTheme="minorHAnsi" w:ascii="Aptos" w:hAnsi="Aptos"/>
+          <w:rFonts w:eastAsia="Aptos" w:cs="" w:ascii="Aptos" w:hAnsi="Aptos" w:cstheme="minorBidi" w:eastAsiaTheme="minorHAnsi"/>
           <w:color w:val="auto"/>
           <w:sz w:val="24"/>
           <w:szCs w:val="24"/>
@@ -11787,7 +11787,7 @@
     </w:p>
     <w:p>
       <w:pPr>
-        <w:pStyle w:val="Lneahorizontal"/>
+        <w:pStyle w:val="Lneahorizontaluser"/>
         <w:rPr>
           <w:sz w:val="24"/>
           <w:szCs w:val="24"/>
@@ -11805,7 +11805,7 @@
         <w:pStyle w:val="Heading2"/>
         <w:spacing w:before="0" w:after="283"/>
         <w:rPr>
-          <w:rFonts w:ascii="Aptos" w:hAnsi="Aptos" w:eastAsia="Aptos" w:asciiTheme="minorHAnsi" w:cstheme="minorBidi" w:eastAsiaTheme="minorHAnsi" w:hAnsiTheme="minorHAnsi"/>
+          <w:rFonts w:ascii="Aptos" w:hAnsi="Aptos" w:eastAsia="Aptos" w:cs="" w:asciiTheme="minorHAnsi" w:cstheme="minorBidi" w:eastAsiaTheme="minorHAnsi" w:hAnsiTheme="minorHAnsi"/>
           <w:color w:val="auto"/>
           <w:sz w:val="24"/>
           <w:szCs w:val="24"/>
@@ -11813,7 +11813,7 @@
       </w:pPr>
       <w:r>
         <w:rPr>
-          <w:rFonts w:eastAsia="Aptos" w:cstheme="minorBidi" w:eastAsiaTheme="minorHAnsi" w:ascii="Aptos" w:hAnsi="Aptos"/>
+          <w:rFonts w:eastAsia="Aptos" w:cs="" w:ascii="Aptos" w:hAnsi="Aptos" w:cstheme="minorBidi" w:eastAsiaTheme="minorHAnsi"/>
           <w:color w:val="auto"/>
           <w:sz w:val="24"/>
           <w:szCs w:val="24"/>
@@ -12157,7 +12157,7 @@
     </w:p>
     <w:p>
       <w:pPr>
-        <w:pStyle w:val="Lneahorizontal"/>
+        <w:pStyle w:val="Lneahorizontaluser"/>
         <w:rPr>
           <w:sz w:val="24"/>
           <w:szCs w:val="24"/>
@@ -12175,7 +12175,7 @@
         <w:pStyle w:val="Heading2"/>
         <w:spacing w:before="0" w:after="283"/>
         <w:rPr>
-          <w:rFonts w:ascii="Aptos" w:hAnsi="Aptos" w:eastAsia="Aptos" w:asciiTheme="minorHAnsi" w:cstheme="minorBidi" w:eastAsiaTheme="minorHAnsi" w:hAnsiTheme="minorHAnsi"/>
+          <w:rFonts w:ascii="Aptos" w:hAnsi="Aptos" w:eastAsia="Aptos" w:cs="" w:asciiTheme="minorHAnsi" w:cstheme="minorBidi" w:eastAsiaTheme="minorHAnsi" w:hAnsiTheme="minorHAnsi"/>
           <w:color w:val="auto"/>
           <w:sz w:val="24"/>
           <w:szCs w:val="24"/>
@@ -12183,7 +12183,7 @@
       </w:pPr>
       <w:r>
         <w:rPr>
-          <w:rFonts w:eastAsia="Aptos" w:cstheme="minorBidi" w:eastAsiaTheme="minorHAnsi" w:ascii="Aptos" w:hAnsi="Aptos"/>
+          <w:rFonts w:eastAsia="Aptos" w:cs="" w:ascii="Aptos" w:hAnsi="Aptos" w:cstheme="minorBidi" w:eastAsiaTheme="minorHAnsi"/>
           <w:color w:val="auto"/>
           <w:sz w:val="24"/>
           <w:szCs w:val="24"/>
@@ -12228,7 +12228,7 @@
     </w:p>
     <w:p>
       <w:pPr>
-        <w:pStyle w:val="Lneahorizontal"/>
+        <w:pStyle w:val="Lneahorizontaluser"/>
         <w:rPr>
           <w:sz w:val="24"/>
           <w:szCs w:val="24"/>
@@ -12246,7 +12246,7 @@
         <w:pStyle w:val="Heading2"/>
         <w:spacing w:before="0" w:after="283"/>
         <w:rPr>
-          <w:rFonts w:ascii="Aptos" w:hAnsi="Aptos" w:eastAsia="Aptos" w:asciiTheme="minorHAnsi" w:cstheme="minorBidi" w:eastAsiaTheme="minorHAnsi" w:hAnsiTheme="minorHAnsi"/>
+          <w:rFonts w:ascii="Aptos" w:hAnsi="Aptos" w:eastAsia="Aptos" w:cs="" w:asciiTheme="minorHAnsi" w:cstheme="minorBidi" w:eastAsiaTheme="minorHAnsi" w:hAnsiTheme="minorHAnsi"/>
           <w:color w:val="auto"/>
           <w:sz w:val="24"/>
           <w:szCs w:val="24"/>
@@ -12254,7 +12254,7 @@
       </w:pPr>
       <w:r>
         <w:rPr>
-          <w:rFonts w:eastAsia="Aptos" w:cstheme="minorBidi" w:eastAsiaTheme="minorHAnsi" w:ascii="Aptos" w:hAnsi="Aptos"/>
+          <w:rFonts w:eastAsia="Aptos" w:cs="" w:ascii="Aptos" w:hAnsi="Aptos" w:cstheme="minorBidi" w:eastAsiaTheme="minorHAnsi"/>
           <w:color w:val="auto"/>
           <w:sz w:val="24"/>
           <w:szCs w:val="24"/>
@@ -12363,7 +12363,7 @@
     </w:p>
     <w:p>
       <w:pPr>
-        <w:pStyle w:val="Lneahorizontal"/>
+        <w:pStyle w:val="Lneahorizontaluser"/>
         <w:rPr>
           <w:sz w:val="24"/>
           <w:szCs w:val="24"/>
@@ -12381,7 +12381,7 @@
         <w:pStyle w:val="Heading2"/>
         <w:spacing w:before="0" w:after="283"/>
         <w:rPr>
-          <w:rFonts w:ascii="Aptos" w:hAnsi="Aptos" w:eastAsia="Aptos" w:asciiTheme="minorHAnsi" w:cstheme="minorBidi" w:eastAsiaTheme="minorHAnsi" w:hAnsiTheme="minorHAnsi"/>
+          <w:rFonts w:ascii="Aptos" w:hAnsi="Aptos" w:eastAsia="Aptos" w:cs="" w:asciiTheme="minorHAnsi" w:cstheme="minorBidi" w:eastAsiaTheme="minorHAnsi" w:hAnsiTheme="minorHAnsi"/>
           <w:color w:val="auto"/>
           <w:sz w:val="24"/>
           <w:szCs w:val="24"/>
@@ -12389,7 +12389,7 @@
       </w:pPr>
       <w:r>
         <w:rPr>
-          <w:rFonts w:eastAsia="Aptos" w:cstheme="minorBidi" w:eastAsiaTheme="minorHAnsi" w:ascii="Aptos" w:hAnsi="Aptos"/>
+          <w:rFonts w:eastAsia="Aptos" w:cs="" w:ascii="Aptos" w:hAnsi="Aptos" w:cstheme="minorBidi" w:eastAsiaTheme="minorHAnsi"/>
           <w:color w:val="auto"/>
           <w:sz w:val="24"/>
           <w:szCs w:val="24"/>
@@ -12515,8 +12515,8 @@
         </w:tblCellMar>
       </w:tblPr>
       <w:tblGrid>
-        <w:gridCol w:w="2065"/>
-        <w:gridCol w:w="3520"/>
+        <w:gridCol w:w="2064"/>
+        <w:gridCol w:w="3521"/>
         <w:gridCol w:w="3775"/>
       </w:tblGrid>
       <w:tr>
@@ -12525,13 +12525,13 @@
         </w:trPr>
         <w:tc>
           <w:tcPr>
-            <w:tcW w:w="2065" w:type="dxa"/>
+            <w:tcW w:w="2064" w:type="dxa"/>
             <w:tcBorders/>
             <w:vAlign w:val="center"/>
           </w:tcPr>
           <w:p>
             <w:pPr>
-              <w:pStyle w:val="Ttulodelatabla"/>
+              <w:pStyle w:val="Ttulodelatablauser"/>
               <w:spacing w:before="0" w:after="200"/>
               <w:rPr>
                 <w:sz w:val="20"/>
@@ -12549,13 +12549,13 @@
         </w:tc>
         <w:tc>
           <w:tcPr>
-            <w:tcW w:w="3520" w:type="dxa"/>
+            <w:tcW w:w="3521" w:type="dxa"/>
             <w:tcBorders/>
             <w:vAlign w:val="center"/>
           </w:tcPr>
           <w:p>
             <w:pPr>
-              <w:pStyle w:val="Ttulodelatabla"/>
+              <w:pStyle w:val="Ttulodelatablauser"/>
               <w:spacing w:before="0" w:after="200"/>
               <w:rPr>
                 <w:sz w:val="20"/>
@@ -12579,7 +12579,7 @@
           </w:tcPr>
           <w:p>
             <w:pPr>
-              <w:pStyle w:val="Ttulodelatabla"/>
+              <w:pStyle w:val="Ttulodelatablauser"/>
               <w:spacing w:before="0" w:after="200"/>
               <w:rPr>
                 <w:sz w:val="20"/>
@@ -12600,13 +12600,13 @@
         <w:trPr/>
         <w:tc>
           <w:tcPr>
-            <w:tcW w:w="2065" w:type="dxa"/>
+            <w:tcW w:w="2064" w:type="dxa"/>
             <w:tcBorders/>
             <w:vAlign w:val="center"/>
           </w:tcPr>
           <w:p>
             <w:pPr>
-              <w:pStyle w:val="Contenidodelatabla"/>
+              <w:pStyle w:val="Contenidodelatablauser"/>
               <w:spacing w:before="0" w:after="200"/>
               <w:rPr>
                 <w:sz w:val="20"/>
@@ -12624,13 +12624,13 @@
         </w:tc>
         <w:tc>
           <w:tcPr>
-            <w:tcW w:w="3520" w:type="dxa"/>
+            <w:tcW w:w="3521" w:type="dxa"/>
             <w:tcBorders/>
             <w:vAlign w:val="center"/>
           </w:tcPr>
           <w:p>
             <w:pPr>
-              <w:pStyle w:val="Contenidodelatabla"/>
+              <w:pStyle w:val="Contenidodelatablauser"/>
               <w:spacing w:before="0" w:after="200"/>
               <w:rPr>
                 <w:sz w:val="20"/>
@@ -12654,7 +12654,7 @@
           </w:tcPr>
           <w:p>
             <w:pPr>
-              <w:pStyle w:val="Contenidodelatabla"/>
+              <w:pStyle w:val="Contenidodelatablauser"/>
               <w:spacing w:before="0" w:after="200"/>
               <w:rPr>
                 <w:sz w:val="20"/>
@@ -12675,13 +12675,13 @@
         <w:trPr/>
         <w:tc>
           <w:tcPr>
-            <w:tcW w:w="2065" w:type="dxa"/>
+            <w:tcW w:w="2064" w:type="dxa"/>
             <w:tcBorders/>
             <w:vAlign w:val="center"/>
           </w:tcPr>
           <w:p>
             <w:pPr>
-              <w:pStyle w:val="Contenidodelatabla"/>
+              <w:pStyle w:val="Contenidodelatablauser"/>
               <w:spacing w:before="0" w:after="200"/>
               <w:rPr>
                 <w:sz w:val="20"/>
@@ -12699,13 +12699,13 @@
         </w:tc>
         <w:tc>
           <w:tcPr>
-            <w:tcW w:w="3520" w:type="dxa"/>
+            <w:tcW w:w="3521" w:type="dxa"/>
             <w:tcBorders/>
             <w:vAlign w:val="center"/>
           </w:tcPr>
           <w:p>
             <w:pPr>
-              <w:pStyle w:val="Contenidodelatabla"/>
+              <w:pStyle w:val="Contenidodelatablauser"/>
               <w:spacing w:before="0" w:after="200"/>
               <w:rPr>
                 <w:sz w:val="20"/>
@@ -12729,7 +12729,7 @@
           </w:tcPr>
           <w:p>
             <w:pPr>
-              <w:pStyle w:val="Contenidodelatabla"/>
+              <w:pStyle w:val="Contenidodelatablauser"/>
               <w:spacing w:before="0" w:after="200"/>
               <w:rPr>
                 <w:sz w:val="20"/>
@@ -12750,13 +12750,13 @@
         <w:trPr/>
         <w:tc>
           <w:tcPr>
-            <w:tcW w:w="2065" w:type="dxa"/>
+            <w:tcW w:w="2064" w:type="dxa"/>
             <w:tcBorders/>
             <w:vAlign w:val="center"/>
           </w:tcPr>
           <w:p>
             <w:pPr>
-              <w:pStyle w:val="Contenidodelatabla"/>
+              <w:pStyle w:val="Contenidodelatablauser"/>
               <w:spacing w:before="0" w:after="200"/>
               <w:rPr>
                 <w:sz w:val="20"/>
@@ -12774,13 +12774,13 @@
         </w:tc>
         <w:tc>
           <w:tcPr>
-            <w:tcW w:w="3520" w:type="dxa"/>
+            <w:tcW w:w="3521" w:type="dxa"/>
             <w:tcBorders/>
             <w:vAlign w:val="center"/>
           </w:tcPr>
           <w:p>
             <w:pPr>
-              <w:pStyle w:val="Contenidodelatabla"/>
+              <w:pStyle w:val="Contenidodelatablauser"/>
               <w:spacing w:before="0" w:after="200"/>
               <w:rPr>
                 <w:sz w:val="20"/>
@@ -12804,7 +12804,7 @@
           </w:tcPr>
           <w:p>
             <w:pPr>
-              <w:pStyle w:val="Contenidodelatabla"/>
+              <w:pStyle w:val="Contenidodelatablauser"/>
               <w:spacing w:before="0" w:after="200"/>
               <w:rPr>
                 <w:sz w:val="20"/>
@@ -12825,13 +12825,13 @@
         <w:trPr/>
         <w:tc>
           <w:tcPr>
-            <w:tcW w:w="2065" w:type="dxa"/>
+            <w:tcW w:w="2064" w:type="dxa"/>
             <w:tcBorders/>
             <w:vAlign w:val="center"/>
           </w:tcPr>
           <w:p>
             <w:pPr>
-              <w:pStyle w:val="Contenidodelatabla"/>
+              <w:pStyle w:val="Contenidodelatablauser"/>
               <w:spacing w:before="0" w:after="200"/>
               <w:rPr>
                 <w:sz w:val="20"/>
@@ -12849,13 +12849,13 @@
         </w:tc>
         <w:tc>
           <w:tcPr>
-            <w:tcW w:w="3520" w:type="dxa"/>
+            <w:tcW w:w="3521" w:type="dxa"/>
             <w:tcBorders/>
             <w:vAlign w:val="center"/>
           </w:tcPr>
           <w:p>
             <w:pPr>
-              <w:pStyle w:val="Contenidodelatabla"/>
+              <w:pStyle w:val="Contenidodelatablauser"/>
               <w:spacing w:before="0" w:after="200"/>
               <w:rPr>
                 <w:sz w:val="20"/>
@@ -12879,7 +12879,7 @@
           </w:tcPr>
           <w:p>
             <w:pPr>
-              <w:pStyle w:val="Contenidodelatabla"/>
+              <w:pStyle w:val="Contenidodelatablauser"/>
               <w:spacing w:before="0" w:after="200"/>
               <w:rPr>
                 <w:sz w:val="20"/>
@@ -12900,13 +12900,13 @@
         <w:trPr/>
         <w:tc>
           <w:tcPr>
-            <w:tcW w:w="2065" w:type="dxa"/>
+            <w:tcW w:w="2064" w:type="dxa"/>
             <w:tcBorders/>
             <w:vAlign w:val="center"/>
           </w:tcPr>
           <w:p>
             <w:pPr>
-              <w:pStyle w:val="Contenidodelatabla"/>
+              <w:pStyle w:val="Contenidodelatablauser"/>
               <w:spacing w:before="0" w:after="200"/>
               <w:rPr>
                 <w:sz w:val="20"/>
@@ -12924,13 +12924,13 @@
         </w:tc>
         <w:tc>
           <w:tcPr>
-            <w:tcW w:w="3520" w:type="dxa"/>
+            <w:tcW w:w="3521" w:type="dxa"/>
             <w:tcBorders/>
             <w:vAlign w:val="center"/>
           </w:tcPr>
           <w:p>
             <w:pPr>
-              <w:pStyle w:val="Contenidodelatabla"/>
+              <w:pStyle w:val="Contenidodelatablauser"/>
               <w:spacing w:before="0" w:after="200"/>
               <w:rPr>
                 <w:sz w:val="20"/>
@@ -12954,7 +12954,7 @@
           </w:tcPr>
           <w:p>
             <w:pPr>
-              <w:pStyle w:val="Contenidodelatabla"/>
+              <w:pStyle w:val="Contenidodelatablauser"/>
               <w:spacing w:before="0" w:after="200"/>
               <w:rPr>
                 <w:sz w:val="20"/>
@@ -12975,13 +12975,13 @@
         <w:trPr/>
         <w:tc>
           <w:tcPr>
-            <w:tcW w:w="2065" w:type="dxa"/>
+            <w:tcW w:w="2064" w:type="dxa"/>
             <w:tcBorders/>
             <w:vAlign w:val="center"/>
           </w:tcPr>
           <w:p>
             <w:pPr>
-              <w:pStyle w:val="Contenidodelatabla"/>
+              <w:pStyle w:val="Contenidodelatablauser"/>
               <w:spacing w:before="0" w:after="200"/>
               <w:rPr>
                 <w:sz w:val="20"/>
@@ -12999,13 +12999,13 @@
         </w:tc>
         <w:tc>
           <w:tcPr>
-            <w:tcW w:w="3520" w:type="dxa"/>
+            <w:tcW w:w="3521" w:type="dxa"/>
             <w:tcBorders/>
             <w:vAlign w:val="center"/>
           </w:tcPr>
           <w:p>
             <w:pPr>
-              <w:pStyle w:val="Contenidodelatabla"/>
+              <w:pStyle w:val="Contenidodelatablauser"/>
               <w:spacing w:before="0" w:after="200"/>
               <w:rPr>
                 <w:sz w:val="20"/>
@@ -13029,7 +13029,7 @@
           </w:tcPr>
           <w:p>
             <w:pPr>
-              <w:pStyle w:val="Contenidodelatabla"/>
+              <w:pStyle w:val="Contenidodelatablauser"/>
               <w:spacing w:before="0" w:after="200"/>
               <w:rPr>
                 <w:sz w:val="20"/>
@@ -13050,13 +13050,13 @@
         <w:trPr/>
         <w:tc>
           <w:tcPr>
-            <w:tcW w:w="2065" w:type="dxa"/>
+            <w:tcW w:w="2064" w:type="dxa"/>
             <w:tcBorders/>
             <w:vAlign w:val="center"/>
           </w:tcPr>
           <w:p>
             <w:pPr>
-              <w:pStyle w:val="Contenidodelatabla"/>
+              <w:pStyle w:val="Contenidodelatablauser"/>
               <w:spacing w:before="0" w:after="200"/>
               <w:rPr>
                 <w:sz w:val="20"/>
@@ -13074,13 +13074,13 @@
         </w:tc>
         <w:tc>
           <w:tcPr>
-            <w:tcW w:w="3520" w:type="dxa"/>
+            <w:tcW w:w="3521" w:type="dxa"/>
             <w:tcBorders/>
             <w:vAlign w:val="center"/>
           </w:tcPr>
           <w:p>
             <w:pPr>
-              <w:pStyle w:val="Contenidodelatabla"/>
+              <w:pStyle w:val="Contenidodelatablauser"/>
               <w:spacing w:before="0" w:after="200"/>
               <w:rPr>
                 <w:sz w:val="20"/>
@@ -13104,7 +13104,7 @@
           </w:tcPr>
           <w:p>
             <w:pPr>
-              <w:pStyle w:val="Contenidodelatabla"/>
+              <w:pStyle w:val="Contenidodelatablauser"/>
               <w:spacing w:before="0" w:after="200"/>
               <w:rPr>
                 <w:sz w:val="20"/>
@@ -13125,13 +13125,13 @@
         <w:trPr/>
         <w:tc>
           <w:tcPr>
-            <w:tcW w:w="2065" w:type="dxa"/>
+            <w:tcW w:w="2064" w:type="dxa"/>
             <w:tcBorders/>
             <w:vAlign w:val="center"/>
           </w:tcPr>
           <w:p>
             <w:pPr>
-              <w:pStyle w:val="Contenidodelatabla"/>
+              <w:pStyle w:val="Contenidodelatablauser"/>
               <w:spacing w:before="0" w:after="200"/>
               <w:rPr>
                 <w:sz w:val="20"/>
@@ -13149,13 +13149,13 @@
         </w:tc>
         <w:tc>
           <w:tcPr>
-            <w:tcW w:w="3520" w:type="dxa"/>
+            <w:tcW w:w="3521" w:type="dxa"/>
             <w:tcBorders/>
             <w:vAlign w:val="center"/>
           </w:tcPr>
           <w:p>
             <w:pPr>
-              <w:pStyle w:val="Contenidodelatabla"/>
+              <w:pStyle w:val="Contenidodelatablauser"/>
               <w:spacing w:before="0" w:after="200"/>
               <w:rPr>
                 <w:sz w:val="20"/>
@@ -13179,7 +13179,7 @@
           </w:tcPr>
           <w:p>
             <w:pPr>
-              <w:pStyle w:val="Contenidodelatabla"/>
+              <w:pStyle w:val="Contenidodelatablauser"/>
               <w:spacing w:before="0" w:after="200"/>
               <w:rPr>
                 <w:sz w:val="20"/>
@@ -13200,13 +13200,13 @@
         <w:trPr/>
         <w:tc>
           <w:tcPr>
-            <w:tcW w:w="2065" w:type="dxa"/>
+            <w:tcW w:w="2064" w:type="dxa"/>
             <w:tcBorders/>
             <w:vAlign w:val="center"/>
           </w:tcPr>
           <w:p>
             <w:pPr>
-              <w:pStyle w:val="Contenidodelatabla"/>
+              <w:pStyle w:val="Contenidodelatablauser"/>
               <w:spacing w:before="0" w:after="200"/>
               <w:rPr>
                 <w:sz w:val="20"/>
@@ -13224,13 +13224,13 @@
         </w:tc>
         <w:tc>
           <w:tcPr>
-            <w:tcW w:w="3520" w:type="dxa"/>
+            <w:tcW w:w="3521" w:type="dxa"/>
             <w:tcBorders/>
             <w:vAlign w:val="center"/>
           </w:tcPr>
           <w:p>
             <w:pPr>
-              <w:pStyle w:val="Contenidodelatabla"/>
+              <w:pStyle w:val="Contenidodelatablauser"/>
               <w:spacing w:before="0" w:after="200"/>
               <w:rPr>
                 <w:sz w:val="20"/>
@@ -13254,7 +13254,7 @@
           </w:tcPr>
           <w:p>
             <w:pPr>
-              <w:pStyle w:val="Contenidodelatabla"/>
+              <w:pStyle w:val="Contenidodelatablauser"/>
               <w:spacing w:before="0" w:after="200"/>
               <w:rPr>
                 <w:sz w:val="20"/>
@@ -13275,13 +13275,13 @@
         <w:trPr/>
         <w:tc>
           <w:tcPr>
-            <w:tcW w:w="2065" w:type="dxa"/>
+            <w:tcW w:w="2064" w:type="dxa"/>
             <w:tcBorders/>
             <w:vAlign w:val="center"/>
           </w:tcPr>
           <w:p>
             <w:pPr>
-              <w:pStyle w:val="Contenidodelatabla"/>
+              <w:pStyle w:val="Contenidodelatablauser"/>
               <w:spacing w:before="0" w:after="200"/>
               <w:rPr>
                 <w:sz w:val="20"/>
@@ -13299,13 +13299,13 @@
         </w:tc>
         <w:tc>
           <w:tcPr>
-            <w:tcW w:w="3520" w:type="dxa"/>
+            <w:tcW w:w="3521" w:type="dxa"/>
             <w:tcBorders/>
             <w:vAlign w:val="center"/>
           </w:tcPr>
           <w:p>
             <w:pPr>
-              <w:pStyle w:val="Contenidodelatabla"/>
+              <w:pStyle w:val="Contenidodelatablauser"/>
               <w:spacing w:before="0" w:after="200"/>
               <w:rPr>
                 <w:sz w:val="20"/>
@@ -13329,7 +13329,7 @@
           </w:tcPr>
           <w:p>
             <w:pPr>
-              <w:pStyle w:val="Contenidodelatabla"/>
+              <w:pStyle w:val="Contenidodelatablauser"/>
               <w:spacing w:before="0" w:after="200"/>
               <w:rPr>
                 <w:sz w:val="20"/>
@@ -13350,13 +13350,13 @@
         <w:trPr/>
         <w:tc>
           <w:tcPr>
-            <w:tcW w:w="2065" w:type="dxa"/>
+            <w:tcW w:w="2064" w:type="dxa"/>
             <w:tcBorders/>
             <w:vAlign w:val="center"/>
           </w:tcPr>
           <w:p>
             <w:pPr>
-              <w:pStyle w:val="Contenidodelatabla"/>
+              <w:pStyle w:val="Contenidodelatablauser"/>
               <w:spacing w:before="0" w:after="200"/>
               <w:rPr>
                 <w:sz w:val="20"/>
@@ -13374,13 +13374,13 @@
         </w:tc>
         <w:tc>
           <w:tcPr>
-            <w:tcW w:w="3520" w:type="dxa"/>
+            <w:tcW w:w="3521" w:type="dxa"/>
             <w:tcBorders/>
             <w:vAlign w:val="center"/>
           </w:tcPr>
           <w:p>
             <w:pPr>
-              <w:pStyle w:val="Contenidodelatabla"/>
+              <w:pStyle w:val="Contenidodelatablauser"/>
               <w:spacing w:before="0" w:after="200"/>
               <w:rPr>
                 <w:sz w:val="20"/>
@@ -13404,7 +13404,7 @@
           </w:tcPr>
           <w:p>
             <w:pPr>
-              <w:pStyle w:val="Contenidodelatabla"/>
+              <w:pStyle w:val="Contenidodelatablauser"/>
               <w:spacing w:before="0" w:after="200"/>
               <w:rPr>
                 <w:sz w:val="20"/>
@@ -13425,13 +13425,13 @@
         <w:trPr/>
         <w:tc>
           <w:tcPr>
-            <w:tcW w:w="2065" w:type="dxa"/>
+            <w:tcW w:w="2064" w:type="dxa"/>
             <w:tcBorders/>
             <w:vAlign w:val="center"/>
           </w:tcPr>
           <w:p>
             <w:pPr>
-              <w:pStyle w:val="Contenidodelatabla"/>
+              <w:pStyle w:val="Contenidodelatablauser"/>
               <w:spacing w:before="0" w:after="200"/>
               <w:rPr>
                 <w:sz w:val="20"/>
@@ -13449,13 +13449,13 @@
         </w:tc>
         <w:tc>
           <w:tcPr>
-            <w:tcW w:w="3520" w:type="dxa"/>
+            <w:tcW w:w="3521" w:type="dxa"/>
             <w:tcBorders/>
             <w:vAlign w:val="center"/>
           </w:tcPr>
           <w:p>
             <w:pPr>
-              <w:pStyle w:val="Contenidodelatabla"/>
+              <w:pStyle w:val="Contenidodelatablauser"/>
               <w:spacing w:before="0" w:after="200"/>
               <w:rPr>
                 <w:sz w:val="20"/>
@@ -13479,7 +13479,7 @@
           </w:tcPr>
           <w:p>
             <w:pPr>
-              <w:pStyle w:val="Contenidodelatabla"/>
+              <w:pStyle w:val="Contenidodelatablauser"/>
               <w:spacing w:before="0" w:after="200"/>
               <w:rPr>
                 <w:sz w:val="20"/>
@@ -13500,13 +13500,13 @@
         <w:trPr/>
         <w:tc>
           <w:tcPr>
-            <w:tcW w:w="2065" w:type="dxa"/>
+            <w:tcW w:w="2064" w:type="dxa"/>
             <w:tcBorders/>
             <w:vAlign w:val="center"/>
           </w:tcPr>
           <w:p>
             <w:pPr>
-              <w:pStyle w:val="Contenidodelatabla"/>
+              <w:pStyle w:val="Contenidodelatablauser"/>
               <w:spacing w:before="0" w:after="200"/>
               <w:rPr>
                 <w:sz w:val="20"/>
@@ -13524,13 +13524,13 @@
         </w:tc>
         <w:tc>
           <w:tcPr>
-            <w:tcW w:w="3520" w:type="dxa"/>
+            <w:tcW w:w="3521" w:type="dxa"/>
             <w:tcBorders/>
             <w:vAlign w:val="center"/>
           </w:tcPr>
           <w:p>
             <w:pPr>
-              <w:pStyle w:val="Contenidodelatabla"/>
+              <w:pStyle w:val="Contenidodelatablauser"/>
               <w:spacing w:before="0" w:after="200"/>
               <w:rPr>
                 <w:sz w:val="20"/>
@@ -13554,7 +13554,7 @@
           </w:tcPr>
           <w:p>
             <w:pPr>
-              <w:pStyle w:val="Contenidodelatabla"/>
+              <w:pStyle w:val="Contenidodelatablauser"/>
               <w:spacing w:before="0" w:after="200"/>
               <w:rPr>
                 <w:sz w:val="20"/>
@@ -13575,13 +13575,13 @@
         <w:trPr/>
         <w:tc>
           <w:tcPr>
-            <w:tcW w:w="2065" w:type="dxa"/>
+            <w:tcW w:w="2064" w:type="dxa"/>
             <w:tcBorders/>
             <w:vAlign w:val="center"/>
           </w:tcPr>
           <w:p>
             <w:pPr>
-              <w:pStyle w:val="Contenidodelatabla"/>
+              <w:pStyle w:val="Contenidodelatablauser"/>
               <w:spacing w:before="0" w:after="200"/>
               <w:rPr>
                 <w:sz w:val="20"/>
@@ -13599,13 +13599,13 @@
         </w:tc>
         <w:tc>
           <w:tcPr>
-            <w:tcW w:w="3520" w:type="dxa"/>
+            <w:tcW w:w="3521" w:type="dxa"/>
             <w:tcBorders/>
             <w:vAlign w:val="center"/>
           </w:tcPr>
           <w:p>
             <w:pPr>
-              <w:pStyle w:val="Contenidodelatabla"/>
+              <w:pStyle w:val="Contenidodelatablauser"/>
               <w:spacing w:before="0" w:after="200"/>
               <w:rPr>
                 <w:sz w:val="20"/>
@@ -13629,7 +13629,7 @@
           </w:tcPr>
           <w:p>
             <w:pPr>
-              <w:pStyle w:val="Contenidodelatabla"/>
+              <w:pStyle w:val="Contenidodelatablauser"/>
               <w:spacing w:before="0" w:after="200"/>
               <w:rPr>
                 <w:sz w:val="20"/>
@@ -13650,13 +13650,13 @@
         <w:trPr/>
         <w:tc>
           <w:tcPr>
-            <w:tcW w:w="2065" w:type="dxa"/>
+            <w:tcW w:w="2064" w:type="dxa"/>
             <w:tcBorders/>
             <w:vAlign w:val="center"/>
           </w:tcPr>
           <w:p>
             <w:pPr>
-              <w:pStyle w:val="Contenidodelatabla"/>
+              <w:pStyle w:val="Contenidodelatablauser"/>
               <w:spacing w:before="0" w:after="200"/>
               <w:rPr>
                 <w:sz w:val="20"/>
@@ -13674,13 +13674,13 @@
         </w:tc>
         <w:tc>
           <w:tcPr>
-            <w:tcW w:w="3520" w:type="dxa"/>
+            <w:tcW w:w="3521" w:type="dxa"/>
             <w:tcBorders/>
             <w:vAlign w:val="center"/>
           </w:tcPr>
           <w:p>
             <w:pPr>
-              <w:pStyle w:val="Contenidodelatabla"/>
+              <w:pStyle w:val="Contenidodelatablauser"/>
               <w:spacing w:before="0" w:after="200"/>
               <w:rPr>
                 <w:sz w:val="20"/>
@@ -13704,7 +13704,7 @@
           </w:tcPr>
           <w:p>
             <w:pPr>
-              <w:pStyle w:val="Contenidodelatabla"/>
+              <w:pStyle w:val="Contenidodelatablauser"/>
               <w:spacing w:before="0" w:after="200"/>
               <w:rPr>
                 <w:sz w:val="20"/>
@@ -13725,13 +13725,13 @@
         <w:trPr/>
         <w:tc>
           <w:tcPr>
-            <w:tcW w:w="2065" w:type="dxa"/>
+            <w:tcW w:w="2064" w:type="dxa"/>
             <w:tcBorders/>
             <w:vAlign w:val="center"/>
           </w:tcPr>
           <w:p>
             <w:pPr>
-              <w:pStyle w:val="Contenidodelatabla"/>
+              <w:pStyle w:val="Contenidodelatablauser"/>
               <w:spacing w:before="0" w:after="200"/>
               <w:rPr>
                 <w:sz w:val="20"/>
@@ -13749,13 +13749,13 @@
         </w:tc>
         <w:tc>
           <w:tcPr>
-            <w:tcW w:w="3520" w:type="dxa"/>
+            <w:tcW w:w="3521" w:type="dxa"/>
             <w:tcBorders/>
             <w:vAlign w:val="center"/>
           </w:tcPr>
           <w:p>
             <w:pPr>
-              <w:pStyle w:val="Contenidodelatabla"/>
+              <w:pStyle w:val="Contenidodelatablauser"/>
               <w:spacing w:before="0" w:after="200"/>
               <w:rPr>
                 <w:sz w:val="20"/>
@@ -13779,7 +13779,7 @@
           </w:tcPr>
           <w:p>
             <w:pPr>
-              <w:pStyle w:val="Contenidodelatabla"/>
+              <w:pStyle w:val="Contenidodelatablauser"/>
               <w:spacing w:before="0" w:after="200"/>
               <w:rPr>
                 <w:sz w:val="20"/>
@@ -13800,13 +13800,13 @@
         <w:trPr/>
         <w:tc>
           <w:tcPr>
-            <w:tcW w:w="2065" w:type="dxa"/>
+            <w:tcW w:w="2064" w:type="dxa"/>
             <w:tcBorders/>
             <w:vAlign w:val="center"/>
           </w:tcPr>
           <w:p>
             <w:pPr>
-              <w:pStyle w:val="Contenidodelatabla"/>
+              <w:pStyle w:val="Contenidodelatablauser"/>
               <w:spacing w:before="0" w:after="200"/>
               <w:rPr>
                 <w:sz w:val="20"/>
@@ -13824,13 +13824,13 @@
         </w:tc>
         <w:tc>
           <w:tcPr>
-            <w:tcW w:w="3520" w:type="dxa"/>
+            <w:tcW w:w="3521" w:type="dxa"/>
             <w:tcBorders/>
             <w:vAlign w:val="center"/>
           </w:tcPr>
           <w:p>
             <w:pPr>
-              <w:pStyle w:val="Contenidodelatabla"/>
+              <w:pStyle w:val="Contenidodelatablauser"/>
               <w:spacing w:before="0" w:after="200"/>
               <w:rPr>
                 <w:sz w:val="20"/>
@@ -13854,7 +13854,7 @@
           </w:tcPr>
           <w:p>
             <w:pPr>
-              <w:pStyle w:val="Contenidodelatabla"/>
+              <w:pStyle w:val="Contenidodelatablauser"/>
               <w:spacing w:before="0" w:after="200"/>
               <w:rPr>
                 <w:sz w:val="20"/>
@@ -13890,30 +13890,1087 @@
         <w:spacing w:before="0" w:after="283"/>
         <w:rPr>
           <w:rStyle w:val="OperatorTok"/>
-        </w:rPr>
-      </w:pPr>
-      <w:r>
-        <w:rPr/>
+          <w:b/>
+          <w:bCs/>
+          <w:color w:val="111111"/>
+          <w:sz w:val="30"/>
+          <w:szCs w:val="30"/>
+        </w:rPr>
+      </w:pPr>
+      <w:r>
+        <w:rPr/>
+      </w:r>
+    </w:p>
+    <w:p>
+      <w:pPr>
+        <w:pStyle w:val="Contenidodelatabla"/>
+        <w:rPr/>
+      </w:pPr>
+      <w:r>
+        <w:rPr>
+          <w:rStyle w:val="OperatorTok"/>
+          <w:b/>
+          <w:bCs/>
+          <w:color w:val="111111"/>
+          <w:sz w:val="22"/>
+          <w:szCs w:val="22"/>
+        </w:rPr>
+        <w:t xml:space="preserve">Parámetro: </w:t>
+      </w:r>
+      <w:r>
+        <w:rPr>
+          <w:rStyle w:val="OperatorTok"/>
+          <w:b w:val="false"/>
+          <w:bCs w:val="false"/>
+          <w:color w:val="111111"/>
+          <w:sz w:val="22"/>
+          <w:szCs w:val="22"/>
+        </w:rPr>
+        <w:t>Variable que recibe la función</w:t>
+      </w:r>
+    </w:p>
+    <w:p>
+      <w:pPr>
+        <w:pStyle w:val="Contenidodelatabla"/>
+        <w:rPr/>
+      </w:pPr>
+      <w:r>
+        <w:rPr>
+          <w:rStyle w:val="OperatorTok"/>
+          <w:b/>
+          <w:bCs/>
+          <w:color w:val="111111"/>
+          <w:sz w:val="22"/>
+          <w:szCs w:val="22"/>
+        </w:rPr>
+        <w:t xml:space="preserve">Argumento: </w:t>
+      </w:r>
+      <w:r>
+        <w:rPr>
+          <w:rStyle w:val="OperatorTok"/>
+          <w:b w:val="false"/>
+          <w:bCs w:val="false"/>
+          <w:color w:val="111111"/>
+          <w:sz w:val="22"/>
+          <w:szCs w:val="22"/>
+        </w:rPr>
+        <w:t>Valor que se envía a la función</w:t>
+      </w:r>
+    </w:p>
+    <w:p>
+      <w:pPr>
+        <w:pStyle w:val="Heading2"/>
+        <w:rPr/>
+      </w:pPr>
+      <w:r>
+        <w:rPr>
+          <w:rStyle w:val="OperatorTok"/>
+          <w:rFonts w:eastAsia="Aptos" w:ascii="Aptos" w:hAnsi="Aptos" w:asciiTheme="minorHAnsi" w:cstheme="minorBidi" w:eastAsiaTheme="minorHAnsi" w:hAnsiTheme="minorHAnsi"/>
+          <w:b/>
+          <w:bCs/>
+          <w:color w:val="111111"/>
+          <w:sz w:val="26"/>
+          <w:szCs w:val="26"/>
+          <w:u w:val="single"/>
+        </w:rPr>
+        <w:t>¿QUÉ ES UN CONSTRUCTOR?</w:t>
+      </w:r>
+    </w:p>
+    <w:p>
+      <w:pPr>
+        <w:pStyle w:val="BodyText"/>
+        <w:widowControl w:val="false"/>
+        <w:spacing w:before="0" w:after="200"/>
+        <w:rPr/>
+      </w:pPr>
+      <w:r>
+        <w:rPr>
+          <w:color w:val="111111"/>
+          <w:sz w:val="22"/>
+          <w:szCs w:val="22"/>
+        </w:rPr>
+        <w:t xml:space="preserve">Un constructor es una función especial que crea objetos o estructuras automáticamente. </w:t>
+      </w:r>
+      <w:r>
+        <w:rPr>
+          <w:rStyle w:val="OperatorTok"/>
+          <w:b/>
+          <w:bCs/>
+          <w:color w:val="111111"/>
+          <w:sz w:val="22"/>
+          <w:szCs w:val="22"/>
+        </w:rPr>
+        <w:t>Array() ,</w:t>
+      </w:r>
+      <w:r>
+        <w:rPr>
+          <w:b/>
+          <w:bCs/>
+          <w:color w:val="111111"/>
+          <w:sz w:val="22"/>
+          <w:szCs w:val="22"/>
+        </w:rPr>
+        <w:t>Object() ,</w:t>
+      </w:r>
+      <w:r>
+        <w:rPr>
+          <w:b/>
+          <w:bCs/>
+          <w:color w:val="111111"/>
+          <w:sz w:val="22"/>
+          <w:szCs w:val="22"/>
+        </w:rPr>
+        <w:t>Date()</w:t>
       </w:r>
     </w:p>
     <w:p>
       <w:pPr>
         <w:pStyle w:val="BodyText"/>
         <w:spacing w:before="0" w:after="283"/>
-        <w:rPr>
-          <w:rStyle w:val="OperatorTok"/>
-        </w:rPr>
-      </w:pPr>
-      <w:r>
-        <w:rPr/>
+        <w:rPr/>
+      </w:pPr>
+      <w:r>
+        <w:rPr>
+          <w:rStyle w:val="OperatorTok"/>
+          <w:b/>
+          <w:bCs/>
+          <w:color w:val="111111"/>
+          <w:sz w:val="30"/>
+          <w:szCs w:val="30"/>
+          <w:u w:val="single"/>
+        </w:rPr>
+        <w:t>ARRAY’S</w:t>
       </w:r>
     </w:p>
     <w:p>
       <w:pPr>
         <w:pStyle w:val="BodyText"/>
         <w:spacing w:before="0" w:after="283"/>
-        <w:rPr>
-          <w:rStyle w:val="OperatorTok"/>
+        <w:rPr/>
+      </w:pPr>
+      <w:r>
+        <w:rPr>
+          <w:rStyle w:val="OperatorTok"/>
+          <w:b/>
+          <w:bCs/>
+          <w:color w:val="111111"/>
+          <w:sz w:val="30"/>
+          <w:szCs w:val="30"/>
+          <w:u w:val="single"/>
+        </w:rPr>
+        <w:t>DIFERENCIA ENTRE [] Y new Array()</w:t>
+      </w:r>
+    </w:p>
+    <w:p>
+      <w:pPr>
+        <w:pStyle w:val="Heading2"/>
+        <w:spacing w:before="0" w:after="283"/>
+        <w:rPr/>
+      </w:pPr>
+      <w:r>
+        <w:rPr>
+          <w:rStyle w:val="OperatorTok"/>
+          <w:rFonts w:eastAsia="Aptos" w:ascii="Aptos" w:hAnsi="Aptos" w:asciiTheme="minorHAnsi" w:cstheme="minorBidi" w:eastAsiaTheme="minorHAnsi" w:hAnsiTheme="minorHAnsi"/>
+          <w:b/>
+          <w:bCs/>
+          <w:color w:val="111111"/>
+          <w:sz w:val="22"/>
+          <w:szCs w:val="22"/>
+        </w:rPr>
+        <w:t xml:space="preserve">Array literal [] </w:t>
+      </w:r>
+      <w:r>
+        <w:rPr>
+          <w:rStyle w:val="OperatorTok"/>
+          <w:rFonts w:eastAsia="Aptos" w:ascii="Aptos" w:hAnsi="Aptos" w:asciiTheme="minorHAnsi" w:cstheme="minorBidi" w:eastAsiaTheme="minorHAnsi" w:hAnsiTheme="minorHAnsi"/>
+          <w:b w:val="false"/>
+          <w:bCs w:val="false"/>
+          <w:color w:val="111111"/>
+          <w:sz w:val="22"/>
+          <w:szCs w:val="22"/>
+        </w:rPr>
+        <w:t>: Es la forma más usada y recomendada.</w:t>
+      </w:r>
+      <w:r>
+        <w:rPr>
+          <w:b w:val="false"/>
+          <w:bCs w:val="false"/>
+          <w:color w:val="111111"/>
+          <w:sz w:val="22"/>
+          <w:szCs w:val="22"/>
+        </w:rPr>
+        <w:t xml:space="preserve">Crea los elementos directamente. Ejemplo: </w:t>
+      </w:r>
+      <w:r>
+        <w:rPr>
+          <w:b/>
+          <w:bCs/>
+          <w:color w:val="111111"/>
+          <w:sz w:val="22"/>
+          <w:szCs w:val="22"/>
+        </w:rPr>
+        <w:t xml:space="preserve">let arr = [1,2,3] </w:t>
+      </w:r>
+      <w:r>
+        <w:rPr>
+          <w:b w:val="false"/>
+          <w:bCs w:val="false"/>
+          <w:color w:val="111111"/>
+          <w:sz w:val="22"/>
+          <w:szCs w:val="22"/>
+        </w:rPr>
+        <w:t xml:space="preserve">Resultado: </w:t>
+      </w:r>
+      <w:r>
+        <w:rPr>
+          <w:b/>
+          <w:bCs/>
+          <w:color w:val="111111"/>
+          <w:sz w:val="22"/>
+          <w:szCs w:val="22"/>
+        </w:rPr>
+        <w:t>[1,2,3]</w:t>
+      </w:r>
+    </w:p>
+    <w:p>
+      <w:pPr>
+        <w:pStyle w:val="Heading2"/>
+        <w:spacing w:lineRule="auto" w:line="240" w:before="0" w:after="283"/>
+        <w:rPr>
+          <w:b/>
+          <w:bCs/>
+          <w:color w:val="111111"/>
+          <w:sz w:val="22"/>
+          <w:szCs w:val="22"/>
+        </w:rPr>
+      </w:pPr>
+      <w:r>
+        <w:rPr>
+          <w:rFonts w:eastAsia="Aptos" w:ascii="Aptos" w:hAnsi="Aptos" w:asciiTheme="minorHAnsi" w:cstheme="minorBidi" w:eastAsiaTheme="minorHAnsi" w:hAnsiTheme="minorHAnsi"/>
+          <w:b/>
+          <w:bCs/>
+          <w:color w:val="111111"/>
+          <w:sz w:val="22"/>
+          <w:szCs w:val="22"/>
+        </w:rPr>
+        <w:t xml:space="preserve">new Array(): </w:t>
+      </w:r>
+      <w:r>
+        <w:rPr>
+          <w:b w:val="false"/>
+          <w:bCs w:val="false"/>
+          <w:color w:val="111111"/>
+          <w:sz w:val="22"/>
+          <w:szCs w:val="22"/>
+        </w:rPr>
+        <w:t xml:space="preserve">Usa el constructor Array,Ejemplo: </w:t>
+      </w:r>
+      <w:r>
+        <w:rPr>
+          <w:b/>
+          <w:bCs/>
+          <w:color w:val="111111"/>
+          <w:sz w:val="22"/>
+          <w:szCs w:val="22"/>
+        </w:rPr>
+        <w:t xml:space="preserve">let arr = new Array(1,2,3) </w:t>
+      </w:r>
+      <w:r>
+        <w:rPr>
+          <w:b w:val="false"/>
+          <w:bCs w:val="false"/>
+          <w:color w:val="111111"/>
+          <w:sz w:val="22"/>
+          <w:szCs w:val="22"/>
+        </w:rPr>
+        <w:t>Resultado:</w:t>
+      </w:r>
+      <w:r>
+        <w:rPr>
+          <w:b/>
+          <w:bCs/>
+          <w:color w:val="111111"/>
+          <w:sz w:val="22"/>
+          <w:szCs w:val="22"/>
+        </w:rPr>
+        <w:br/>
+        <w:t xml:space="preserve">[1,2,3] </w:t>
+      </w:r>
+    </w:p>
+    <w:p>
+      <w:pPr>
+        <w:pStyle w:val="BodyText"/>
+        <w:spacing w:lineRule="auto" w:line="240" w:before="0" w:after="283"/>
+        <w:rPr>
+          <w:b/>
+          <w:bCs/>
+          <w:color w:val="111111"/>
+          <w:sz w:val="22"/>
+          <w:szCs w:val="22"/>
+        </w:rPr>
+      </w:pPr>
+      <w:r>
+        <w:rPr>
+          <w:b w:val="false"/>
+          <w:bCs w:val="false"/>
+          <w:color w:val="111111"/>
+          <w:sz w:val="22"/>
+          <w:szCs w:val="22"/>
+        </w:rPr>
+        <w:t xml:space="preserve">PERO si recibe un solo número: </w:t>
+      </w:r>
+      <w:r>
+        <w:rPr>
+          <w:b/>
+          <w:bCs/>
+          <w:color w:val="111111"/>
+          <w:sz w:val="22"/>
+          <w:szCs w:val="22"/>
+        </w:rPr>
+        <w:t xml:space="preserve">let arr = new Array(5) </w:t>
+      </w:r>
+      <w:r>
+        <w:rPr>
+          <w:b w:val="false"/>
+          <w:bCs w:val="false"/>
+          <w:color w:val="111111"/>
+          <w:sz w:val="22"/>
+          <w:szCs w:val="22"/>
+        </w:rPr>
+        <w:t xml:space="preserve">Resultado: </w:t>
+      </w:r>
+      <w:r>
+        <w:rPr>
+          <w:b/>
+          <w:bCs/>
+          <w:color w:val="111111"/>
+          <w:sz w:val="22"/>
+          <w:szCs w:val="22"/>
+        </w:rPr>
+        <w:t>[empty × 5]</w:t>
+      </w:r>
+    </w:p>
+    <w:p>
+      <w:pPr>
+        <w:pStyle w:val="BodyText"/>
+        <w:spacing w:lineRule="auto" w:line="240" w:before="0" w:after="283"/>
+        <w:rPr>
+          <w:b w:val="false"/>
+          <w:bCs w:val="false"/>
+          <w:color w:val="111111"/>
+          <w:sz w:val="22"/>
+          <w:szCs w:val="22"/>
+        </w:rPr>
+      </w:pPr>
+      <w:r>
+        <w:rPr>
+          <w:b w:val="false"/>
+          <w:bCs w:val="false"/>
+          <w:color w:val="111111"/>
+          <w:sz w:val="22"/>
+          <w:szCs w:val="22"/>
+        </w:rPr>
+        <w:t>JavaScript interpreta el 5 como tamaño del array, NO como elemento.</w:t>
+      </w:r>
+    </w:p>
+    <w:tbl>
+      <w:tblPr>
+        <w:tblW w:w="9360" w:type="dxa"/>
+        <w:jc w:val="left"/>
+        <w:tblInd w:w="28" w:type="dxa"/>
+        <w:tblLayout w:type="fixed"/>
+        <w:tblCellMar>
+          <w:top w:w="28" w:type="dxa"/>
+          <w:left w:w="28" w:type="dxa"/>
+          <w:bottom w:w="28" w:type="dxa"/>
+          <w:right w:w="28" w:type="dxa"/>
+        </w:tblCellMar>
+      </w:tblPr>
+      <w:tblGrid>
+        <w:gridCol w:w="2470"/>
+        <w:gridCol w:w="6890"/>
+      </w:tblGrid>
+      <w:tr>
+        <w:trPr>
+          <w:tblHeader w:val="true"/>
+        </w:trPr>
+        <w:tc>
+          <w:tcPr>
+            <w:tcW w:w="2470" w:type="dxa"/>
+            <w:tcBorders/>
+            <w:vAlign w:val="center"/>
+          </w:tcPr>
+          <w:p>
+            <w:pPr>
+              <w:pStyle w:val="Ttulodelatabla"/>
+              <w:suppressLineNumbers/>
+              <w:spacing w:before="0" w:after="200"/>
+              <w:jc w:val="center"/>
+              <w:rPr/>
+            </w:pPr>
+            <w:r>
+              <w:rPr/>
+              <w:t>Método</w:t>
+            </w:r>
+          </w:p>
+        </w:tc>
+        <w:tc>
+          <w:tcPr>
+            <w:tcW w:w="6890" w:type="dxa"/>
+            <w:tcBorders/>
+            <w:vAlign w:val="center"/>
+          </w:tcPr>
+          <w:p>
+            <w:pPr>
+              <w:pStyle w:val="Ttulodelatabla"/>
+              <w:suppressLineNumbers/>
+              <w:spacing w:before="0" w:after="200"/>
+              <w:jc w:val="center"/>
+              <w:rPr/>
+            </w:pPr>
+            <w:r>
+              <w:rPr/>
+              <w:t>Qué hace</w:t>
+            </w:r>
+          </w:p>
+        </w:tc>
+      </w:tr>
+      <w:tr>
+        <w:trPr/>
+        <w:tc>
+          <w:tcPr>
+            <w:tcW w:w="2470" w:type="dxa"/>
+            <w:tcBorders/>
+            <w:vAlign w:val="center"/>
+          </w:tcPr>
+          <w:p>
+            <w:pPr>
+              <w:pStyle w:val="Contenidodelatabla"/>
+              <w:widowControl w:val="false"/>
+              <w:suppressLineNumbers/>
+              <w:spacing w:before="0" w:after="200"/>
+              <w:rPr/>
+            </w:pPr>
+            <w:r>
+              <w:rPr/>
+              <w:t>push()</w:t>
+            </w:r>
+          </w:p>
+        </w:tc>
+        <w:tc>
+          <w:tcPr>
+            <w:tcW w:w="6890" w:type="dxa"/>
+            <w:tcBorders/>
+            <w:vAlign w:val="center"/>
+          </w:tcPr>
+          <w:p>
+            <w:pPr>
+              <w:pStyle w:val="Contenidodelatabla"/>
+              <w:widowControl w:val="false"/>
+              <w:suppressLineNumbers/>
+              <w:spacing w:before="0" w:after="200"/>
+              <w:rPr/>
+            </w:pPr>
+            <w:r>
+              <w:rPr/>
+              <w:t>agrega uno o más elementos al final</w:t>
+            </w:r>
+          </w:p>
+        </w:tc>
+      </w:tr>
+      <w:tr>
+        <w:trPr/>
+        <w:tc>
+          <w:tcPr>
+            <w:tcW w:w="2470" w:type="dxa"/>
+            <w:tcBorders/>
+            <w:vAlign w:val="center"/>
+          </w:tcPr>
+          <w:p>
+            <w:pPr>
+              <w:pStyle w:val="Contenidodelatabla"/>
+              <w:widowControl w:val="false"/>
+              <w:suppressLineNumbers/>
+              <w:spacing w:before="0" w:after="200"/>
+              <w:rPr/>
+            </w:pPr>
+            <w:r>
+              <w:rPr/>
+              <w:t>pop()</w:t>
+            </w:r>
+          </w:p>
+        </w:tc>
+        <w:tc>
+          <w:tcPr>
+            <w:tcW w:w="6890" w:type="dxa"/>
+            <w:tcBorders/>
+            <w:vAlign w:val="center"/>
+          </w:tcPr>
+          <w:p>
+            <w:pPr>
+              <w:pStyle w:val="Contenidodelatabla"/>
+              <w:widowControl w:val="false"/>
+              <w:suppressLineNumbers/>
+              <w:spacing w:before="0" w:after="200"/>
+              <w:rPr/>
+            </w:pPr>
+            <w:r>
+              <w:rPr/>
+              <w:t>elimina el último elemento</w:t>
+            </w:r>
+          </w:p>
+        </w:tc>
+      </w:tr>
+      <w:tr>
+        <w:trPr/>
+        <w:tc>
+          <w:tcPr>
+            <w:tcW w:w="2470" w:type="dxa"/>
+            <w:tcBorders/>
+            <w:vAlign w:val="center"/>
+          </w:tcPr>
+          <w:p>
+            <w:pPr>
+              <w:pStyle w:val="Contenidodelatabla"/>
+              <w:widowControl w:val="false"/>
+              <w:suppressLineNumbers/>
+              <w:spacing w:before="0" w:after="200"/>
+              <w:rPr/>
+            </w:pPr>
+            <w:r>
+              <w:rPr/>
+              <w:t>shift()</w:t>
+            </w:r>
+          </w:p>
+        </w:tc>
+        <w:tc>
+          <w:tcPr>
+            <w:tcW w:w="6890" w:type="dxa"/>
+            <w:tcBorders/>
+            <w:vAlign w:val="center"/>
+          </w:tcPr>
+          <w:p>
+            <w:pPr>
+              <w:pStyle w:val="Contenidodelatabla"/>
+              <w:widowControl w:val="false"/>
+              <w:suppressLineNumbers/>
+              <w:spacing w:before="0" w:after="200"/>
+              <w:rPr/>
+            </w:pPr>
+            <w:r>
+              <w:rPr/>
+              <w:t>elimina el primer elemento</w:t>
+            </w:r>
+          </w:p>
+        </w:tc>
+      </w:tr>
+      <w:tr>
+        <w:trPr/>
+        <w:tc>
+          <w:tcPr>
+            <w:tcW w:w="2470" w:type="dxa"/>
+            <w:tcBorders/>
+            <w:vAlign w:val="center"/>
+          </w:tcPr>
+          <w:p>
+            <w:pPr>
+              <w:pStyle w:val="Contenidodelatabla"/>
+              <w:widowControl w:val="false"/>
+              <w:suppressLineNumbers/>
+              <w:spacing w:before="0" w:after="200"/>
+              <w:rPr/>
+            </w:pPr>
+            <w:r>
+              <w:rPr/>
+              <w:t>unshift()</w:t>
+            </w:r>
+          </w:p>
+        </w:tc>
+        <w:tc>
+          <w:tcPr>
+            <w:tcW w:w="6890" w:type="dxa"/>
+            <w:tcBorders/>
+            <w:vAlign w:val="center"/>
+          </w:tcPr>
+          <w:p>
+            <w:pPr>
+              <w:pStyle w:val="Contenidodelatabla"/>
+              <w:widowControl w:val="false"/>
+              <w:suppressLineNumbers/>
+              <w:spacing w:before="0" w:after="200"/>
+              <w:rPr/>
+            </w:pPr>
+            <w:r>
+              <w:rPr/>
+              <w:t>agrega uno o más elementos al inicio</w:t>
+            </w:r>
+          </w:p>
+        </w:tc>
+      </w:tr>
+      <w:tr>
+        <w:trPr/>
+        <w:tc>
+          <w:tcPr>
+            <w:tcW w:w="2470" w:type="dxa"/>
+            <w:tcBorders/>
+            <w:vAlign w:val="center"/>
+          </w:tcPr>
+          <w:p>
+            <w:pPr>
+              <w:pStyle w:val="Contenidodelatabla"/>
+              <w:widowControl w:val="false"/>
+              <w:suppressLineNumbers/>
+              <w:spacing w:before="0" w:after="200"/>
+              <w:rPr/>
+            </w:pPr>
+            <w:r>
+              <w:rPr/>
+              <w:t>length</w:t>
+            </w:r>
+          </w:p>
+        </w:tc>
+        <w:tc>
+          <w:tcPr>
+            <w:tcW w:w="6890" w:type="dxa"/>
+            <w:tcBorders/>
+            <w:vAlign w:val="center"/>
+          </w:tcPr>
+          <w:p>
+            <w:pPr>
+              <w:pStyle w:val="Contenidodelatabla"/>
+              <w:widowControl w:val="false"/>
+              <w:suppressLineNumbers/>
+              <w:spacing w:before="0" w:after="200"/>
+              <w:rPr/>
+            </w:pPr>
+            <w:r>
+              <w:rPr/>
+              <w:t>devuelve la cantidad total de elementos</w:t>
+            </w:r>
+          </w:p>
+        </w:tc>
+      </w:tr>
+      <w:tr>
+        <w:trPr/>
+        <w:tc>
+          <w:tcPr>
+            <w:tcW w:w="2470" w:type="dxa"/>
+            <w:tcBorders/>
+            <w:vAlign w:val="center"/>
+          </w:tcPr>
+          <w:p>
+            <w:pPr>
+              <w:pStyle w:val="Contenidodelatabla"/>
+              <w:widowControl w:val="false"/>
+              <w:suppressLineNumbers/>
+              <w:spacing w:before="0" w:after="200"/>
+              <w:rPr/>
+            </w:pPr>
+            <w:r>
+              <w:rPr/>
+              <w:t>slice(inicio, fin)</w:t>
+            </w:r>
+          </w:p>
+        </w:tc>
+        <w:tc>
+          <w:tcPr>
+            <w:tcW w:w="6890" w:type="dxa"/>
+            <w:tcBorders/>
+            <w:vAlign w:val="center"/>
+          </w:tcPr>
+          <w:p>
+            <w:pPr>
+              <w:pStyle w:val="Contenidodelatabla"/>
+              <w:widowControl w:val="false"/>
+              <w:suppressLineNumbers/>
+              <w:spacing w:before="0" w:after="200"/>
+              <w:rPr/>
+            </w:pPr>
+            <w:r>
+              <w:rPr/>
+              <w:t>extrae una parte del array sin modificar el original</w:t>
+            </w:r>
+          </w:p>
+        </w:tc>
+      </w:tr>
+      <w:tr>
+        <w:trPr/>
+        <w:tc>
+          <w:tcPr>
+            <w:tcW w:w="2470" w:type="dxa"/>
+            <w:tcBorders/>
+            <w:vAlign w:val="center"/>
+          </w:tcPr>
+          <w:p>
+            <w:pPr>
+              <w:pStyle w:val="Contenidodelatabla"/>
+              <w:widowControl w:val="false"/>
+              <w:suppressLineNumbers/>
+              <w:spacing w:before="0" w:after="200"/>
+              <w:rPr/>
+            </w:pPr>
+            <w:r>
+              <w:rPr/>
+              <w:t>splice(inicio,cantidad)</w:t>
+            </w:r>
+          </w:p>
+        </w:tc>
+        <w:tc>
+          <w:tcPr>
+            <w:tcW w:w="6890" w:type="dxa"/>
+            <w:tcBorders/>
+            <w:vAlign w:val="center"/>
+          </w:tcPr>
+          <w:p>
+            <w:pPr>
+              <w:pStyle w:val="Contenidodelatabla"/>
+              <w:widowControl w:val="false"/>
+              <w:suppressLineNumbers/>
+              <w:spacing w:before="0" w:after="200"/>
+              <w:rPr/>
+            </w:pPr>
+            <w:r>
+              <w:rPr/>
+              <w:t>elimina o reemplaza elementos desde un índice</w:t>
+            </w:r>
+          </w:p>
+        </w:tc>
+      </w:tr>
+      <w:tr>
+        <w:trPr/>
+        <w:tc>
+          <w:tcPr>
+            <w:tcW w:w="2470" w:type="dxa"/>
+            <w:tcBorders/>
+            <w:vAlign w:val="center"/>
+          </w:tcPr>
+          <w:p>
+            <w:pPr>
+              <w:pStyle w:val="Contenidodelatabla"/>
+              <w:widowControl w:val="false"/>
+              <w:suppressLineNumbers/>
+              <w:spacing w:before="0" w:after="200"/>
+              <w:rPr/>
+            </w:pPr>
+            <w:r>
+              <w:rPr/>
+              <w:t>fill(valor)</w:t>
+            </w:r>
+          </w:p>
+        </w:tc>
+        <w:tc>
+          <w:tcPr>
+            <w:tcW w:w="6890" w:type="dxa"/>
+            <w:tcBorders/>
+            <w:vAlign w:val="center"/>
+          </w:tcPr>
+          <w:p>
+            <w:pPr>
+              <w:pStyle w:val="Contenidodelatabla"/>
+              <w:widowControl w:val="false"/>
+              <w:suppressLineNumbers/>
+              <w:spacing w:before="0" w:after="200"/>
+              <w:rPr/>
+            </w:pPr>
+            <w:r>
+              <w:rPr/>
+              <w:t>rellena el array completo o parte de él con un valor</w:t>
+            </w:r>
+          </w:p>
+        </w:tc>
+      </w:tr>
+      <w:tr>
+        <w:trPr/>
+        <w:tc>
+          <w:tcPr>
+            <w:tcW w:w="2470" w:type="dxa"/>
+            <w:tcBorders/>
+            <w:vAlign w:val="center"/>
+          </w:tcPr>
+          <w:p>
+            <w:pPr>
+              <w:pStyle w:val="Contenidodelatabla"/>
+              <w:widowControl w:val="false"/>
+              <w:suppressLineNumbers/>
+              <w:spacing w:before="0" w:after="200"/>
+              <w:rPr/>
+            </w:pPr>
+            <w:r>
+              <w:rPr/>
+              <w:t>map(función)</w:t>
+            </w:r>
+          </w:p>
+        </w:tc>
+        <w:tc>
+          <w:tcPr>
+            <w:tcW w:w="6890" w:type="dxa"/>
+            <w:tcBorders/>
+            <w:vAlign w:val="center"/>
+          </w:tcPr>
+          <w:p>
+            <w:pPr>
+              <w:pStyle w:val="Contenidodelatabla"/>
+              <w:widowControl w:val="false"/>
+              <w:suppressLineNumbers/>
+              <w:spacing w:before="0" w:after="200"/>
+              <w:rPr/>
+            </w:pPr>
+            <w:r>
+              <w:rPr/>
+              <w:t>recorre el array y crea uno nuevo transformando cada elemento</w:t>
+            </w:r>
+          </w:p>
+        </w:tc>
+      </w:tr>
+      <w:tr>
+        <w:trPr/>
+        <w:tc>
+          <w:tcPr>
+            <w:tcW w:w="2470" w:type="dxa"/>
+            <w:tcBorders/>
+            <w:vAlign w:val="center"/>
+          </w:tcPr>
+          <w:p>
+            <w:pPr>
+              <w:pStyle w:val="Contenidodelatabla"/>
+              <w:widowControl w:val="false"/>
+              <w:suppressLineNumbers/>
+              <w:spacing w:before="0" w:after="200"/>
+              <w:rPr/>
+            </w:pPr>
+            <w:r>
+              <w:rPr/>
+              <w:t>fill() + map()</w:t>
+            </w:r>
+          </w:p>
+        </w:tc>
+        <w:tc>
+          <w:tcPr>
+            <w:tcW w:w="6890" w:type="dxa"/>
+            <w:tcBorders/>
+            <w:vAlign w:val="center"/>
+          </w:tcPr>
+          <w:p>
+            <w:pPr>
+              <w:pStyle w:val="Contenidodelatabla"/>
+              <w:widowControl w:val="false"/>
+              <w:suppressLineNumbers/>
+              <w:spacing w:before="0" w:after="200"/>
+              <w:rPr/>
+            </w:pPr>
+            <w:r>
+              <w:rPr/>
+              <w:t>se usa para inicializar y luego transformar arrays vacíos</w:t>
+            </w:r>
+          </w:p>
+        </w:tc>
+      </w:tr>
+      <w:tr>
+        <w:trPr/>
+        <w:tc>
+          <w:tcPr>
+            <w:tcW w:w="2470" w:type="dxa"/>
+            <w:tcBorders/>
+            <w:vAlign w:val="center"/>
+          </w:tcPr>
+          <w:p>
+            <w:pPr>
+              <w:pStyle w:val="Contenidodelatabla"/>
+              <w:widowControl w:val="false"/>
+              <w:suppressLineNumbers/>
+              <w:spacing w:before="0" w:after="200"/>
+              <w:rPr/>
+            </w:pPr>
+            <w:r>
+              <w:rPr/>
+              <w:t>forEach(función)</w:t>
+            </w:r>
+          </w:p>
+        </w:tc>
+        <w:tc>
+          <w:tcPr>
+            <w:tcW w:w="6890" w:type="dxa"/>
+            <w:tcBorders/>
+            <w:vAlign w:val="center"/>
+          </w:tcPr>
+          <w:p>
+            <w:pPr>
+              <w:pStyle w:val="Contenidodelatabla"/>
+              <w:widowControl w:val="false"/>
+              <w:suppressLineNumbers/>
+              <w:spacing w:before="0" w:after="200"/>
+              <w:rPr/>
+            </w:pPr>
+            <w:r>
+              <w:rPr/>
+              <w:t>recorre cada elemento pero NO crea un nuevo array</w:t>
+            </w:r>
+          </w:p>
+        </w:tc>
+      </w:tr>
+    </w:tbl>
+    <w:p>
+      <w:pPr>
+        <w:pStyle w:val="BodyText"/>
+        <w:spacing w:lineRule="auto" w:line="240" w:before="0" w:after="283"/>
+        <w:rPr>
+          <w:b w:val="false"/>
+          <w:bCs w:val="false"/>
+          <w:color w:val="111111"/>
+          <w:sz w:val="22"/>
+          <w:szCs w:val="22"/>
+        </w:rPr>
+      </w:pPr>
+      <w:r>
+        <w:rPr>
+          <w:b w:val="false"/>
+          <w:bCs w:val="false"/>
+          <w:color w:val="111111"/>
+          <w:sz w:val="22"/>
+          <w:szCs w:val="22"/>
+        </w:rPr>
+      </w:r>
+    </w:p>
+    <w:p>
+      <w:pPr>
+        <w:pStyle w:val="Heading2"/>
+        <w:spacing w:before="0" w:after="283"/>
+        <w:rPr/>
+      </w:pPr>
+      <w:r>
+        <w:rPr>
+          <w:rStyle w:val="OperatorTok"/>
+          <w:rFonts w:eastAsia="Aptos" w:ascii="Aptos" w:hAnsi="Aptos" w:asciiTheme="minorHAnsi" w:cstheme="minorBidi" w:eastAsiaTheme="minorHAnsi" w:hAnsiTheme="minorHAnsi"/>
+          <w:b/>
+          <w:bCs/>
+          <w:color w:val="111111"/>
+          <w:sz w:val="30"/>
+          <w:szCs w:val="30"/>
+        </w:rPr>
+        <w:t>CLAVE</w:t>
+      </w:r>
+    </w:p>
+    <w:p>
+      <w:pPr>
+        <w:pStyle w:val="BodyText"/>
+        <w:spacing w:before="0" w:after="283"/>
+        <w:rPr>
+          <w:b/>
+          <w:bCs/>
+          <w:color w:val="111111"/>
+          <w:sz w:val="30"/>
+          <w:szCs w:val="30"/>
+        </w:rPr>
+      </w:pPr>
+      <w:r>
+        <w:rPr>
+          <w:b/>
+          <w:bCs/>
+          <w:color w:val="111111"/>
+          <w:sz w:val="30"/>
+          <w:szCs w:val="30"/>
+        </w:rPr>
+        <w:t>Cuando un método pide posición:</w:t>
+      </w:r>
+    </w:p>
+    <w:p>
+      <w:pPr>
+        <w:pStyle w:val="BodyText"/>
+        <w:numPr>
+          <w:ilvl w:val="0"/>
+          <w:numId w:val="24"/>
+        </w:numPr>
+        <w:tabs>
+          <w:tab w:val="clear" w:pos="720"/>
+          <w:tab w:val="left" w:pos="0" w:leader="none"/>
+        </w:tabs>
+        <w:spacing w:before="0" w:after="283"/>
+        <w:ind w:hanging="283" w:left="709"/>
+        <w:rPr>
+          <w:b/>
+          <w:bCs/>
+          <w:color w:val="111111"/>
+          <w:sz w:val="30"/>
+          <w:szCs w:val="30"/>
+        </w:rPr>
+      </w:pPr>
+      <w:r>
+        <w:rPr>
+          <w:b/>
+          <w:bCs/>
+          <w:color w:val="111111"/>
+          <w:sz w:val="30"/>
+          <w:szCs w:val="30"/>
+        </w:rPr>
+        <w:t xml:space="preserve">empieza desde 0 </w:t>
+      </w:r>
+    </w:p>
+    <w:p>
+      <w:pPr>
+        <w:pStyle w:val="BodyText"/>
+        <w:spacing w:before="0" w:after="283"/>
+        <w:rPr>
+          <w:b/>
+          <w:bCs/>
+          <w:color w:val="111111"/>
+          <w:sz w:val="30"/>
+          <w:szCs w:val="30"/>
+        </w:rPr>
+      </w:pPr>
+      <w:r>
+        <w:rPr>
+          <w:b/>
+          <w:bCs/>
+          <w:color w:val="111111"/>
+          <w:sz w:val="30"/>
+          <w:szCs w:val="30"/>
+        </w:rPr>
+        <w:t>Cuando NO pide posición:</w:t>
+      </w:r>
+    </w:p>
+    <w:p>
+      <w:pPr>
+        <w:pStyle w:val="BodyText"/>
+        <w:numPr>
+          <w:ilvl w:val="0"/>
+          <w:numId w:val="25"/>
+        </w:numPr>
+        <w:tabs>
+          <w:tab w:val="clear" w:pos="720"/>
+          <w:tab w:val="left" w:pos="0" w:leader="none"/>
+        </w:tabs>
+        <w:spacing w:before="0" w:after="283"/>
+        <w:ind w:hanging="283" w:left="709"/>
+        <w:rPr>
+          <w:b/>
+          <w:bCs/>
+          <w:color w:val="111111"/>
+          <w:sz w:val="30"/>
+          <w:szCs w:val="30"/>
+        </w:rPr>
+      </w:pPr>
+      <w:r>
+        <w:rPr>
+          <w:b/>
+          <w:bCs/>
+          <w:color w:val="111111"/>
+          <w:sz w:val="30"/>
+          <w:szCs w:val="30"/>
+        </w:rPr>
+        <w:t>JavaScript decide inicio o final automáticamente.</w:t>
+      </w:r>
+    </w:p>
+    <w:p>
+      <w:pPr>
+        <w:pStyle w:val="BodyText"/>
+        <w:spacing w:before="0" w:after="283"/>
+        <w:rPr>
+          <w:rStyle w:val="OperatorTok"/>
+          <w:b/>
+          <w:bCs/>
+          <w:color w:val="111111"/>
+          <w:sz w:val="30"/>
+          <w:szCs w:val="30"/>
         </w:rPr>
       </w:pPr>
       <w:r>
@@ -16930,6 +17987,280 @@
     </w:lvl>
   </w:abstractNum>
   <w:abstractNum w:abstractNumId="24">
+    <w:lvl w:ilvl="0">
+      <w:start w:val="1"/>
+      <w:numFmt w:val="bullet"/>
+      <w:lvlText w:val=""/>
+      <w:lvlJc w:val="left"/>
+      <w:pPr>
+        <w:tabs>
+          <w:tab w:val="num" w:pos="709"/>
+        </w:tabs>
+        <w:ind w:left="709" w:hanging="283"/>
+      </w:pPr>
+      <w:rPr>
+        <w:rFonts w:ascii="Symbol" w:hAnsi="Symbol" w:cs="Symbol" w:hint="default"/>
+      </w:rPr>
+    </w:lvl>
+    <w:lvl w:ilvl="1">
+      <w:start w:val="1"/>
+      <w:numFmt w:val="bullet"/>
+      <w:lvlText w:val=""/>
+      <w:lvlJc w:val="left"/>
+      <w:pPr>
+        <w:tabs>
+          <w:tab w:val="num" w:pos="1418"/>
+        </w:tabs>
+        <w:ind w:left="1418" w:hanging="283"/>
+      </w:pPr>
+      <w:rPr>
+        <w:rFonts w:ascii="Symbol" w:hAnsi="Symbol" w:cs="Symbol" w:hint="default"/>
+      </w:rPr>
+    </w:lvl>
+    <w:lvl w:ilvl="2">
+      <w:start w:val="1"/>
+      <w:numFmt w:val="bullet"/>
+      <w:lvlText w:val=""/>
+      <w:lvlJc w:val="left"/>
+      <w:pPr>
+        <w:tabs>
+          <w:tab w:val="num" w:pos="2127"/>
+        </w:tabs>
+        <w:ind w:left="2127" w:hanging="283"/>
+      </w:pPr>
+      <w:rPr>
+        <w:rFonts w:ascii="Symbol" w:hAnsi="Symbol" w:cs="Symbol" w:hint="default"/>
+      </w:rPr>
+    </w:lvl>
+    <w:lvl w:ilvl="3">
+      <w:start w:val="1"/>
+      <w:numFmt w:val="bullet"/>
+      <w:lvlText w:val=""/>
+      <w:lvlJc w:val="left"/>
+      <w:pPr>
+        <w:tabs>
+          <w:tab w:val="num" w:pos="2836"/>
+        </w:tabs>
+        <w:ind w:left="2836" w:hanging="283"/>
+      </w:pPr>
+      <w:rPr>
+        <w:rFonts w:ascii="Symbol" w:hAnsi="Symbol" w:cs="Symbol" w:hint="default"/>
+      </w:rPr>
+    </w:lvl>
+    <w:lvl w:ilvl="4">
+      <w:start w:val="1"/>
+      <w:numFmt w:val="bullet"/>
+      <w:lvlText w:val=""/>
+      <w:lvlJc w:val="left"/>
+      <w:pPr>
+        <w:tabs>
+          <w:tab w:val="num" w:pos="3545"/>
+        </w:tabs>
+        <w:ind w:left="3545" w:hanging="283"/>
+      </w:pPr>
+      <w:rPr>
+        <w:rFonts w:ascii="Symbol" w:hAnsi="Symbol" w:cs="Symbol" w:hint="default"/>
+      </w:rPr>
+    </w:lvl>
+    <w:lvl w:ilvl="5">
+      <w:start w:val="1"/>
+      <w:numFmt w:val="bullet"/>
+      <w:lvlText w:val=""/>
+      <w:lvlJc w:val="left"/>
+      <w:pPr>
+        <w:tabs>
+          <w:tab w:val="num" w:pos="4254"/>
+        </w:tabs>
+        <w:ind w:left="4254" w:hanging="283"/>
+      </w:pPr>
+      <w:rPr>
+        <w:rFonts w:ascii="Symbol" w:hAnsi="Symbol" w:cs="Symbol" w:hint="default"/>
+      </w:rPr>
+    </w:lvl>
+    <w:lvl w:ilvl="6">
+      <w:start w:val="1"/>
+      <w:numFmt w:val="bullet"/>
+      <w:lvlText w:val=""/>
+      <w:lvlJc w:val="left"/>
+      <w:pPr>
+        <w:tabs>
+          <w:tab w:val="num" w:pos="4963"/>
+        </w:tabs>
+        <w:ind w:left="4963" w:hanging="283"/>
+      </w:pPr>
+      <w:rPr>
+        <w:rFonts w:ascii="Symbol" w:hAnsi="Symbol" w:cs="Symbol" w:hint="default"/>
+      </w:rPr>
+    </w:lvl>
+    <w:lvl w:ilvl="7">
+      <w:start w:val="1"/>
+      <w:numFmt w:val="bullet"/>
+      <w:lvlText w:val=""/>
+      <w:lvlJc w:val="left"/>
+      <w:pPr>
+        <w:tabs>
+          <w:tab w:val="num" w:pos="5672"/>
+        </w:tabs>
+        <w:ind w:left="5672" w:hanging="283"/>
+      </w:pPr>
+      <w:rPr>
+        <w:rFonts w:ascii="Symbol" w:hAnsi="Symbol" w:cs="Symbol" w:hint="default"/>
+      </w:rPr>
+    </w:lvl>
+    <w:lvl w:ilvl="8">
+      <w:start w:val="1"/>
+      <w:numFmt w:val="bullet"/>
+      <w:lvlText w:val=""/>
+      <w:lvlJc w:val="left"/>
+      <w:pPr>
+        <w:tabs>
+          <w:tab w:val="num" w:pos="6381"/>
+        </w:tabs>
+        <w:ind w:left="6381" w:hanging="283"/>
+      </w:pPr>
+      <w:rPr>
+        <w:rFonts w:ascii="Symbol" w:hAnsi="Symbol" w:cs="Symbol" w:hint="default"/>
+      </w:rPr>
+    </w:lvl>
+  </w:abstractNum>
+  <w:abstractNum w:abstractNumId="25">
+    <w:lvl w:ilvl="0">
+      <w:start w:val="1"/>
+      <w:numFmt w:val="bullet"/>
+      <w:lvlText w:val=""/>
+      <w:lvlJc w:val="left"/>
+      <w:pPr>
+        <w:tabs>
+          <w:tab w:val="num" w:pos="709"/>
+        </w:tabs>
+        <w:ind w:left="709" w:hanging="283"/>
+      </w:pPr>
+      <w:rPr>
+        <w:rFonts w:ascii="Symbol" w:hAnsi="Symbol" w:cs="Symbol" w:hint="default"/>
+      </w:rPr>
+    </w:lvl>
+    <w:lvl w:ilvl="1">
+      <w:start w:val="1"/>
+      <w:numFmt w:val="bullet"/>
+      <w:lvlText w:val=""/>
+      <w:lvlJc w:val="left"/>
+      <w:pPr>
+        <w:tabs>
+          <w:tab w:val="num" w:pos="1418"/>
+        </w:tabs>
+        <w:ind w:left="1418" w:hanging="283"/>
+      </w:pPr>
+      <w:rPr>
+        <w:rFonts w:ascii="Symbol" w:hAnsi="Symbol" w:cs="Symbol" w:hint="default"/>
+      </w:rPr>
+    </w:lvl>
+    <w:lvl w:ilvl="2">
+      <w:start w:val="1"/>
+      <w:numFmt w:val="bullet"/>
+      <w:lvlText w:val=""/>
+      <w:lvlJc w:val="left"/>
+      <w:pPr>
+        <w:tabs>
+          <w:tab w:val="num" w:pos="2127"/>
+        </w:tabs>
+        <w:ind w:left="2127" w:hanging="283"/>
+      </w:pPr>
+      <w:rPr>
+        <w:rFonts w:ascii="Symbol" w:hAnsi="Symbol" w:cs="Symbol" w:hint="default"/>
+      </w:rPr>
+    </w:lvl>
+    <w:lvl w:ilvl="3">
+      <w:start w:val="1"/>
+      <w:numFmt w:val="bullet"/>
+      <w:lvlText w:val=""/>
+      <w:lvlJc w:val="left"/>
+      <w:pPr>
+        <w:tabs>
+          <w:tab w:val="num" w:pos="2836"/>
+        </w:tabs>
+        <w:ind w:left="2836" w:hanging="283"/>
+      </w:pPr>
+      <w:rPr>
+        <w:rFonts w:ascii="Symbol" w:hAnsi="Symbol" w:cs="Symbol" w:hint="default"/>
+      </w:rPr>
+    </w:lvl>
+    <w:lvl w:ilvl="4">
+      <w:start w:val="1"/>
+      <w:numFmt w:val="bullet"/>
+      <w:lvlText w:val=""/>
+      <w:lvlJc w:val="left"/>
+      <w:pPr>
+        <w:tabs>
+          <w:tab w:val="num" w:pos="3545"/>
+        </w:tabs>
+        <w:ind w:left="3545" w:hanging="283"/>
+      </w:pPr>
+      <w:rPr>
+        <w:rFonts w:ascii="Symbol" w:hAnsi="Symbol" w:cs="Symbol" w:hint="default"/>
+      </w:rPr>
+    </w:lvl>
+    <w:lvl w:ilvl="5">
+      <w:start w:val="1"/>
+      <w:numFmt w:val="bullet"/>
+      <w:lvlText w:val=""/>
+      <w:lvlJc w:val="left"/>
+      <w:pPr>
+        <w:tabs>
+          <w:tab w:val="num" w:pos="4254"/>
+        </w:tabs>
+        <w:ind w:left="4254" w:hanging="283"/>
+      </w:pPr>
+      <w:rPr>
+        <w:rFonts w:ascii="Symbol" w:hAnsi="Symbol" w:cs="Symbol" w:hint="default"/>
+      </w:rPr>
+    </w:lvl>
+    <w:lvl w:ilvl="6">
+      <w:start w:val="1"/>
+      <w:numFmt w:val="bullet"/>
+      <w:lvlText w:val=""/>
+      <w:lvlJc w:val="left"/>
+      <w:pPr>
+        <w:tabs>
+          <w:tab w:val="num" w:pos="4963"/>
+        </w:tabs>
+        <w:ind w:left="4963" w:hanging="283"/>
+      </w:pPr>
+      <w:rPr>
+        <w:rFonts w:ascii="Symbol" w:hAnsi="Symbol" w:cs="Symbol" w:hint="default"/>
+      </w:rPr>
+    </w:lvl>
+    <w:lvl w:ilvl="7">
+      <w:start w:val="1"/>
+      <w:numFmt w:val="bullet"/>
+      <w:lvlText w:val=""/>
+      <w:lvlJc w:val="left"/>
+      <w:pPr>
+        <w:tabs>
+          <w:tab w:val="num" w:pos="5672"/>
+        </w:tabs>
+        <w:ind w:left="5672" w:hanging="283"/>
+      </w:pPr>
+      <w:rPr>
+        <w:rFonts w:ascii="Symbol" w:hAnsi="Symbol" w:cs="Symbol" w:hint="default"/>
+      </w:rPr>
+    </w:lvl>
+    <w:lvl w:ilvl="8">
+      <w:start w:val="1"/>
+      <w:numFmt w:val="bullet"/>
+      <w:lvlText w:val=""/>
+      <w:lvlJc w:val="left"/>
+      <w:pPr>
+        <w:tabs>
+          <w:tab w:val="num" w:pos="6381"/>
+        </w:tabs>
+        <w:ind w:left="6381" w:hanging="283"/>
+      </w:pPr>
+      <w:rPr>
+        <w:rFonts w:ascii="Symbol" w:hAnsi="Symbol" w:cs="Symbol" w:hint="default"/>
+      </w:rPr>
+    </w:lvl>
+  </w:abstractNum>
+  <w:abstractNum w:abstractNumId="26">
     <w:lvl w:ilvl="0">
       <w:start w:val="1"/>
       <w:numFmt w:val="none"/>
@@ -17119,6 +18450,12 @@
   </w:num>
   <w:num w:numId="24">
     <w:abstractNumId w:val="24"/>
+  </w:num>
+  <w:num w:numId="25">
+    <w:abstractNumId w:val="25"/>
+  </w:num>
+  <w:num w:numId="26">
+    <w:abstractNumId w:val="26"/>
   </w:num>
 </w:numbering>
 </file>
@@ -17866,15 +19203,15 @@
     <w:qFormat/>
     <w:rPr/>
   </w:style>
-  <w:style w:type="character" w:styleId="Caracteresdenotaalpie" w:customStyle="1">
-    <w:name w:val="Caracteres de nota al pie"/>
+  <w:style w:type="character" w:styleId="Caracteresdenotaalpieuser" w:customStyle="1">
+    <w:name w:val="Caracteres de nota al pie (user)"/>
     <w:qFormat/>
     <w:rPr>
       <w:vertAlign w:val="superscript"/>
     </w:rPr>
   </w:style>
-  <w:style w:type="character" w:styleId="Caracteresdenotaalpieuser" w:customStyle="1">
-    <w:name w:val="Caracteres de nota al pie (user)"/>
+  <w:style w:type="character" w:styleId="Caracteresdenotaalpie" w:customStyle="1">
+    <w:name w:val="Caracteres de nota al pie"/>
     <w:qFormat/>
     <w:rPr>
       <w:vertAlign w:val="superscript"/>
@@ -18224,6 +19561,20 @@
       <w:bCs/>
     </w:rPr>
   </w:style>
+  <w:style w:type="character" w:styleId="Textooriginaluser" w:customStyle="1">
+    <w:name w:val="Texto original (user)"/>
+    <w:qFormat/>
+    <w:rPr>
+      <w:rFonts w:ascii="Liberation Mono" w:hAnsi="Liberation Mono" w:eastAsia="Liberation Mono" w:cs="Liberation Mono"/>
+    </w:rPr>
+  </w:style>
+  <w:style w:type="character" w:styleId="Bolosuser" w:customStyle="1">
+    <w:name w:val="Bolos (user)"/>
+    <w:qFormat/>
+    <w:rPr>
+      <w:rFonts w:ascii="OpenSymbol" w:hAnsi="OpenSymbol" w:eastAsia="OpenSymbol" w:cs="OpenSymbol"/>
+    </w:rPr>
+  </w:style>
   <w:style w:type="character" w:styleId="Textooriginal" w:customStyle="1">
     <w:name w:val="Texto original"/>
     <w:qFormat/>
@@ -18238,26 +19589,12 @@
       <w:rFonts w:ascii="OpenSymbol" w:hAnsi="OpenSymbol" w:eastAsia="OpenSymbol" w:cs="OpenSymbol"/>
     </w:rPr>
   </w:style>
-  <w:style w:type="character" w:styleId="Textooriginaluser" w:customStyle="1">
-    <w:name w:val="Texto original (user)"/>
-    <w:qFormat/>
-    <w:rPr>
-      <w:rFonts w:ascii="Liberation Mono" w:hAnsi="Liberation Mono" w:eastAsia="Liberation Mono" w:cs="Liberation Mono"/>
-    </w:rPr>
-  </w:style>
-  <w:style w:type="character" w:styleId="Bolosuser" w:customStyle="1">
-    <w:name w:val="Bolos (user)"/>
-    <w:qFormat/>
-    <w:rPr>
-      <w:rFonts w:ascii="OpenSymbol" w:hAnsi="OpenSymbol" w:eastAsia="OpenSymbol" w:cs="OpenSymbol"/>
-    </w:rPr>
-  </w:style>
-  <w:style w:type="character" w:styleId="Smbolosdenumeracinuser">
-    <w:name w:val="Símbolos de numeración (user)"/>
+  <w:style w:type="character" w:styleId="Smbolosdenumeracin">
+    <w:name w:val="Símbolos de numeración"/>
     <w:qFormat/>
     <w:rPr/>
   </w:style>
-  <w:style w:type="paragraph" w:styleId="Ttulo" w:customStyle="1">
+  <w:style w:type="paragraph" w:styleId="Ttulo">
     <w:name w:val="Título"/>
     <w:basedOn w:val="Normal"/>
     <w:next w:val="BodyText"/>
@@ -18312,7 +19649,7 @@
       <w:rFonts w:cs="Noto Sans Devanagari"/>
     </w:rPr>
   </w:style>
-  <w:style w:type="paragraph" w:styleId="Ttulouser">
+  <w:style w:type="paragraph" w:styleId="Ttulouser" w:customStyle="1">
     <w:name w:val="Título (user)"/>
     <w:basedOn w:val="Normal"/>
     <w:next w:val="BodyText"/>
@@ -18546,8 +19883,8 @@
     <w:pPr/>
     <w:rPr/>
   </w:style>
-  <w:style w:type="paragraph" w:styleId="Figura" w:customStyle="1">
-    <w:name w:val="Figura"/>
+  <w:style w:type="paragraph" w:styleId="Figurauser" w:customStyle="1">
+    <w:name w:val="Figura (user)"/>
     <w:basedOn w:val="Normal"/>
     <w:qFormat/>
     <w:pPr/>
@@ -18555,7 +19892,7 @@
   </w:style>
   <w:style w:type="paragraph" w:styleId="CaptionedFigure" w:customStyle="1">
     <w:name w:val="Captioned Figure"/>
-    <w:basedOn w:val="Figura"/>
+    <w:basedOn w:val="Figurauser"/>
     <w:qFormat/>
     <w:pPr>
       <w:keepNext w:val="true"/>
@@ -18564,7 +19901,7 @@
   </w:style>
   <w:style w:type="paragraph" w:styleId="IndexHeading">
     <w:name w:val="index heading"/>
-    <w:basedOn w:val="Ttulo"/>
+    <w:basedOn w:val="Ttulouser"/>
     <w:pPr/>
     <w:rPr/>
   </w:style>
@@ -18601,6 +19938,23 @@
     </w:pPr>
     <w:rPr/>
   </w:style>
+  <w:style w:type="paragraph" w:styleId="Lneahorizontal">
+    <w:name w:val="Línea horizontal"/>
+    <w:basedOn w:val="Normal"/>
+    <w:next w:val="BodyText"/>
+    <w:qFormat/>
+    <w:pPr>
+      <w:suppressLineNumbers/>
+      <w:pBdr>
+        <w:bottom w:val="double" w:sz="2" w:space="0" w:color="808080"/>
+      </w:pBdr>
+      <w:spacing w:before="0" w:after="283"/>
+    </w:pPr>
+    <w:rPr>
+      <w:sz w:val="12"/>
+      <w:szCs w:val="12"/>
+    </w:rPr>
+  </w:style>
   <w:style w:type="paragraph" w:styleId="Lneahorizontaluser">
     <w:name w:val="Línea horizontal (user)"/>
     <w:basedOn w:val="Normal"/>
@@ -18618,21 +19972,40 @@
       <w:szCs w:val="12"/>
     </w:rPr>
   </w:style>
-  <w:style w:type="paragraph" w:styleId="Lneahorizontal">
-    <w:name w:val="Línea horizontal"/>
+  <w:style w:type="paragraph" w:styleId="Contenidodelatablauser">
+    <w:name w:val="Contenido de la tabla (user)"/>
     <w:basedOn w:val="Normal"/>
-    <w:next w:val="BodyText"/>
+    <w:qFormat/>
+    <w:pPr>
+      <w:widowControl w:val="false"/>
+      <w:suppressLineNumbers/>
+    </w:pPr>
+    <w:rPr/>
+  </w:style>
+  <w:style w:type="paragraph" w:styleId="Ttulodelatablauser">
+    <w:name w:val="Título de la tabla (user)"/>
+    <w:basedOn w:val="Contenidodelatablauser"/>
     <w:qFormat/>
     <w:pPr>
       <w:suppressLineNumbers/>
-      <w:pBdr>
-        <w:bottom w:val="double" w:sz="2" w:space="0" w:color="808080"/>
-      </w:pBdr>
-      <w:spacing w:before="0" w:after="283"/>
+      <w:jc w:val="center"/>
     </w:pPr>
     <w:rPr>
-      <w:sz w:val="12"/>
-      <w:szCs w:val="12"/>
+      <w:b/>
+      <w:bCs/>
+    </w:rPr>
+  </w:style>
+  <w:style w:type="paragraph" w:styleId="Textopreformateadouser">
+    <w:name w:val="Texto preformateado (user)"/>
+    <w:basedOn w:val="Normal"/>
+    <w:qFormat/>
+    <w:pPr>
+      <w:spacing w:before="0" w:after="0"/>
+    </w:pPr>
+    <w:rPr>
+      <w:rFonts w:ascii="Liberation Mono" w:hAnsi="Liberation Mono" w:eastAsia="Liberation Mono" w:cs="Liberation Mono"/>
+      <w:sz w:val="20"/>
+      <w:szCs w:val="20"/>
     </w:rPr>
   </w:style>
   <w:style w:type="paragraph" w:styleId="Contenidodelatabla">
@@ -18658,21 +20031,8 @@
       <w:bCs/>
     </w:rPr>
   </w:style>
-  <w:style w:type="paragraph" w:styleId="Textopreformateado">
-    <w:name w:val="Texto preformateado"/>
-    <w:basedOn w:val="Normal"/>
-    <w:qFormat/>
-    <w:pPr>
-      <w:spacing w:before="0" w:after="0"/>
-    </w:pPr>
-    <w:rPr>
-      <w:rFonts w:ascii="Liberation Mono" w:hAnsi="Liberation Mono" w:eastAsia="Liberation Mono" w:cs="Liberation Mono"/>
-      <w:sz w:val="20"/>
-      <w:szCs w:val="20"/>
-    </w:rPr>
-  </w:style>
-  <w:style w:type="numbering" w:styleId="Ningunalista" w:default="1">
-    <w:name w:val="Ninguna lista"/>
+  <w:style w:type="numbering" w:styleId="Ningunalistauser" w:default="1">
+    <w:name w:val="Ninguna lista (user)"/>
     <w:uiPriority w:val="99"/>
     <w:semiHidden/>
     <w:unhideWhenUsed/>

--- a/Guia_JavaScript_Completa2.docx
+++ b/Guia_JavaScript_Completa2.docx
@@ -31170,15 +31170,7 @@
           <w:color w:val="auto"/>
           <w:lang w:val="es-MX" w:eastAsia="es-MX"/>
         </w:rPr>
-        <w:t xml:space="preserve"> </w:t>
-      </w:r>
-      <w:r>
-        <w:rPr>
-          <w:rFonts w:ascii="Times New Roman" w:eastAsia="Times New Roman" w:hAnsi="Times New Roman" w:cs="Times New Roman"/>
-          <w:color w:val="auto"/>
-          <w:lang w:val="es-MX" w:eastAsia="es-MX"/>
-        </w:rPr>
-        <w:t>elimina por valor</w:t>
+        <w:t xml:space="preserve"> elimina por valor</w:t>
       </w:r>
       <w:r>
         <w:rPr>
@@ -31261,10 +31253,7 @@
         <w:spacing w:before="0" w:after="283"/>
       </w:pPr>
       <w:r>
-        <w:t xml:space="preserve">no </w:t>
-      </w:r>
-      <w:r>
-        <w:t>puede tener espacios vacíos</w:t>
+        <w:t>no puede tener espacios vacíos</w:t>
       </w:r>
     </w:p>
     <w:p>
@@ -32248,6 +32237,17 @@
           <w:szCs w:val="30"/>
         </w:rPr>
       </w:pPr>
+      <w:r>
+        <w:rPr>
+          <w:rStyle w:val="OperatorTok"/>
+          <w:b/>
+          <w:bCs/>
+          <w:color w:val="111111"/>
+          <w:sz w:val="30"/>
+          <w:szCs w:val="30"/>
+        </w:rPr>
+        <w:t>MAP:</w:t>
+      </w:r>
     </w:p>
     <w:p>
       <w:pPr>
@@ -32290,6 +32290,1686 @@
           <w:szCs w:val="30"/>
         </w:rPr>
       </w:pPr>
+      <w:r>
+        <w:rPr>
+          <w:rStyle w:val="OperatorTok"/>
+          <w:b/>
+          <w:bCs/>
+          <w:color w:val="111111"/>
+          <w:sz w:val="30"/>
+          <w:szCs w:val="30"/>
+        </w:rPr>
+        <w:lastRenderedPageBreak/>
+        <w:t xml:space="preserve">CICLOS </w:t>
+      </w:r>
+    </w:p>
+    <w:p>
+      <w:pPr>
+        <w:suppressAutoHyphens w:val="0"/>
+        <w:spacing w:after="0"/>
+        <w:rPr>
+          <w:rFonts w:ascii="Times New Roman" w:eastAsia="Times New Roman" w:hAnsi="Times New Roman" w:cs="Times New Roman"/>
+          <w:color w:val="auto"/>
+          <w:lang w:val="es-MX" w:eastAsia="es-MX"/>
+        </w:rPr>
+      </w:pPr>
+      <w:r>
+        <w:rPr>
+          <w:rFonts w:ascii="Times New Roman" w:eastAsia="Times New Roman" w:hAnsi="Symbol" w:cs="Times New Roman"/>
+          <w:color w:val="auto"/>
+          <w:lang w:val="es-MX" w:eastAsia="es-MX"/>
+        </w:rPr>
+        <w:t></w:t>
+      </w:r>
+      <w:r>
+        <w:rPr>
+          <w:rFonts w:ascii="Times New Roman" w:eastAsia="Times New Roman" w:hAnsi="Times New Roman" w:cs="Times New Roman"/>
+          <w:color w:val="auto"/>
+          <w:lang w:val="es-MX" w:eastAsia="es-MX"/>
+        </w:rPr>
+        <w:t xml:space="preserve">  </w:t>
+      </w:r>
+      <w:r>
+        <w:rPr>
+          <w:rFonts w:ascii="Courier New" w:eastAsia="Times New Roman" w:hAnsi="Courier New" w:cs="Courier New"/>
+          <w:color w:val="auto"/>
+          <w:sz w:val="20"/>
+          <w:szCs w:val="20"/>
+          <w:lang w:val="es-MX" w:eastAsia="es-MX"/>
+        </w:rPr>
+        <w:t>for</w:t>
+      </w:r>
+      <w:r>
+        <w:rPr>
+          <w:rFonts w:ascii="Times New Roman" w:eastAsia="Times New Roman" w:hAnsi="Times New Roman" w:cs="Times New Roman"/>
+          <w:color w:val="auto"/>
+          <w:lang w:val="es-MX" w:eastAsia="es-MX"/>
+        </w:rPr>
+        <w:t xml:space="preserve"> </w:t>
+      </w:r>
+    </w:p>
+    <w:p>
+      <w:pPr>
+        <w:suppressAutoHyphens w:val="0"/>
+        <w:spacing w:after="0"/>
+        <w:rPr>
+          <w:rFonts w:ascii="Times New Roman" w:eastAsia="Times New Roman" w:hAnsi="Times New Roman" w:cs="Times New Roman"/>
+          <w:color w:val="auto"/>
+          <w:lang w:val="es-MX" w:eastAsia="es-MX"/>
+        </w:rPr>
+      </w:pPr>
+      <w:r>
+        <w:rPr>
+          <w:rFonts w:ascii="Times New Roman" w:eastAsia="Times New Roman" w:hAnsi="Symbol" w:cs="Times New Roman"/>
+          <w:color w:val="auto"/>
+          <w:lang w:val="es-MX" w:eastAsia="es-MX"/>
+        </w:rPr>
+        <w:t></w:t>
+      </w:r>
+      <w:r>
+        <w:rPr>
+          <w:rFonts w:ascii="Times New Roman" w:eastAsia="Times New Roman" w:hAnsi="Times New Roman" w:cs="Times New Roman"/>
+          <w:color w:val="auto"/>
+          <w:lang w:val="es-MX" w:eastAsia="es-MX"/>
+        </w:rPr>
+        <w:t xml:space="preserve">  </w:t>
+      </w:r>
+      <w:r>
+        <w:rPr>
+          <w:rFonts w:ascii="Courier New" w:eastAsia="Times New Roman" w:hAnsi="Courier New" w:cs="Courier New"/>
+          <w:color w:val="auto"/>
+          <w:sz w:val="20"/>
+          <w:szCs w:val="20"/>
+          <w:lang w:val="es-MX" w:eastAsia="es-MX"/>
+        </w:rPr>
+        <w:t>while</w:t>
+      </w:r>
+      <w:r>
+        <w:rPr>
+          <w:rFonts w:ascii="Times New Roman" w:eastAsia="Times New Roman" w:hAnsi="Times New Roman" w:cs="Times New Roman"/>
+          <w:color w:val="auto"/>
+          <w:lang w:val="es-MX" w:eastAsia="es-MX"/>
+        </w:rPr>
+        <w:t xml:space="preserve"> </w:t>
+      </w:r>
+    </w:p>
+    <w:p>
+      <w:pPr>
+        <w:suppressAutoHyphens w:val="0"/>
+        <w:spacing w:after="0"/>
+        <w:rPr>
+          <w:rFonts w:ascii="Times New Roman" w:eastAsia="Times New Roman" w:hAnsi="Times New Roman" w:cs="Times New Roman"/>
+          <w:color w:val="auto"/>
+          <w:lang w:val="es-MX" w:eastAsia="es-MX"/>
+        </w:rPr>
+      </w:pPr>
+      <w:r>
+        <w:rPr>
+          <w:rFonts w:ascii="Times New Roman" w:eastAsia="Times New Roman" w:hAnsi="Symbol" w:cs="Times New Roman"/>
+          <w:color w:val="auto"/>
+          <w:lang w:val="es-MX" w:eastAsia="es-MX"/>
+        </w:rPr>
+        <w:t></w:t>
+      </w:r>
+      <w:r>
+        <w:rPr>
+          <w:rFonts w:ascii="Times New Roman" w:eastAsia="Times New Roman" w:hAnsi="Times New Roman" w:cs="Times New Roman"/>
+          <w:color w:val="auto"/>
+          <w:lang w:val="es-MX" w:eastAsia="es-MX"/>
+        </w:rPr>
+        <w:t xml:space="preserve">  </w:t>
+      </w:r>
+      <w:r>
+        <w:rPr>
+          <w:rFonts w:ascii="Courier New" w:eastAsia="Times New Roman" w:hAnsi="Courier New" w:cs="Courier New"/>
+          <w:color w:val="auto"/>
+          <w:sz w:val="20"/>
+          <w:szCs w:val="20"/>
+          <w:lang w:val="es-MX" w:eastAsia="es-MX"/>
+        </w:rPr>
+        <w:t>do while</w:t>
+      </w:r>
+      <w:r>
+        <w:rPr>
+          <w:rFonts w:ascii="Times New Roman" w:eastAsia="Times New Roman" w:hAnsi="Times New Roman" w:cs="Times New Roman"/>
+          <w:color w:val="auto"/>
+          <w:lang w:val="es-MX" w:eastAsia="es-MX"/>
+        </w:rPr>
+        <w:t xml:space="preserve"> </w:t>
+      </w:r>
+    </w:p>
+    <w:p>
+      <w:pPr>
+        <w:suppressAutoHyphens w:val="0"/>
+        <w:spacing w:after="0"/>
+        <w:rPr>
+          <w:rFonts w:ascii="Times New Roman" w:eastAsia="Times New Roman" w:hAnsi="Times New Roman" w:cs="Times New Roman"/>
+          <w:color w:val="auto"/>
+          <w:lang w:val="es-MX" w:eastAsia="es-MX"/>
+        </w:rPr>
+      </w:pPr>
+      <w:r>
+        <w:rPr>
+          <w:rFonts w:ascii="Times New Roman" w:eastAsia="Times New Roman" w:hAnsi="Symbol" w:cs="Times New Roman"/>
+          <w:color w:val="auto"/>
+          <w:lang w:val="es-MX" w:eastAsia="es-MX"/>
+        </w:rPr>
+        <w:t></w:t>
+      </w:r>
+      <w:r>
+        <w:rPr>
+          <w:rFonts w:ascii="Times New Roman" w:eastAsia="Times New Roman" w:hAnsi="Times New Roman" w:cs="Times New Roman"/>
+          <w:color w:val="auto"/>
+          <w:lang w:val="es-MX" w:eastAsia="es-MX"/>
+        </w:rPr>
+        <w:t xml:space="preserve">  </w:t>
+      </w:r>
+      <w:r>
+        <w:rPr>
+          <w:rFonts w:ascii="Courier New" w:eastAsia="Times New Roman" w:hAnsi="Courier New" w:cs="Courier New"/>
+          <w:color w:val="auto"/>
+          <w:sz w:val="20"/>
+          <w:szCs w:val="20"/>
+          <w:lang w:val="es-MX" w:eastAsia="es-MX"/>
+        </w:rPr>
+        <w:t>for...of</w:t>
+      </w:r>
+      <w:r>
+        <w:rPr>
+          <w:rFonts w:ascii="Times New Roman" w:eastAsia="Times New Roman" w:hAnsi="Times New Roman" w:cs="Times New Roman"/>
+          <w:color w:val="auto"/>
+          <w:lang w:val="es-MX" w:eastAsia="es-MX"/>
+        </w:rPr>
+        <w:t xml:space="preserve"> </w:t>
+      </w:r>
+    </w:p>
+    <w:p>
+      <w:pPr>
+        <w:pStyle w:val="Textoindependiente"/>
+        <w:spacing w:before="0" w:after="283"/>
+        <w:rPr>
+          <w:rFonts w:ascii="Courier New" w:eastAsia="Times New Roman" w:hAnsi="Courier New" w:cs="Courier New"/>
+          <w:color w:val="auto"/>
+          <w:sz w:val="20"/>
+          <w:szCs w:val="20"/>
+          <w:lang w:val="es-MX" w:eastAsia="es-MX"/>
+        </w:rPr>
+      </w:pPr>
+      <w:r>
+        <w:rPr>
+          <w:rFonts w:ascii="Times New Roman" w:eastAsia="Times New Roman" w:hAnsi="Symbol" w:cs="Times New Roman"/>
+          <w:color w:val="auto"/>
+          <w:lang w:val="es-MX" w:eastAsia="es-MX"/>
+        </w:rPr>
+        <w:t></w:t>
+      </w:r>
+      <w:r>
+        <w:rPr>
+          <w:rFonts w:ascii="Times New Roman" w:eastAsia="Times New Roman" w:hAnsi="Times New Roman" w:cs="Times New Roman"/>
+          <w:color w:val="auto"/>
+          <w:lang w:val="es-MX" w:eastAsia="es-MX"/>
+        </w:rPr>
+        <w:t xml:space="preserve">  </w:t>
+      </w:r>
+      <w:r>
+        <w:rPr>
+          <w:rFonts w:ascii="Courier New" w:eastAsia="Times New Roman" w:hAnsi="Courier New" w:cs="Courier New"/>
+          <w:color w:val="auto"/>
+          <w:sz w:val="20"/>
+          <w:szCs w:val="20"/>
+          <w:lang w:val="es-MX" w:eastAsia="es-MX"/>
+        </w:rPr>
+        <w:t>for...in</w:t>
+      </w:r>
+    </w:p>
+    <w:p>
+      <w:pPr>
+        <w:numPr>
+          <w:ilvl w:val="0"/>
+          <w:numId w:val="60"/>
+        </w:numPr>
+        <w:suppressAutoHyphens w:val="0"/>
+        <w:spacing w:after="0"/>
+        <w:rPr>
+          <w:rFonts w:ascii="Times New Roman" w:eastAsia="Times New Roman" w:hAnsi="Times New Roman" w:cs="Times New Roman"/>
+          <w:b/>
+          <w:bCs/>
+          <w:color w:val="auto"/>
+          <w:lang w:val="es-MX" w:eastAsia="es-MX"/>
+        </w:rPr>
+      </w:pPr>
+      <w:r>
+        <w:rPr>
+          <w:rFonts w:ascii="Times New Roman" w:eastAsia="Times New Roman" w:hAnsi="Times New Roman" w:cs="Times New Roman"/>
+          <w:b/>
+          <w:bCs/>
+          <w:color w:val="auto"/>
+          <w:lang w:val="es-MX" w:eastAsia="es-MX"/>
+        </w:rPr>
+        <w:t xml:space="preserve">for </w:t>
+      </w:r>
+    </w:p>
+    <w:p>
+      <w:pPr>
+        <w:suppressAutoHyphens w:val="0"/>
+        <w:spacing w:after="0"/>
+        <w:rPr>
+          <w:rFonts w:ascii="Times New Roman" w:eastAsia="Times New Roman" w:hAnsi="Times New Roman" w:cs="Times New Roman"/>
+          <w:color w:val="auto"/>
+          <w:lang w:val="es-MX" w:eastAsia="es-MX"/>
+        </w:rPr>
+      </w:pPr>
+      <w:r>
+        <w:rPr>
+          <w:rFonts w:ascii="Times New Roman" w:eastAsia="Times New Roman" w:hAnsi="Times New Roman" w:cs="Times New Roman"/>
+          <w:color w:val="auto"/>
+          <w:lang w:val="es-MX" w:eastAsia="es-MX"/>
+        </w:rPr>
+        <w:t>Se usa cuando sabes aproximadamente cuántas veces se repetirá.</w:t>
+      </w:r>
+      <w:r>
+        <w:t xml:space="preserve"> </w:t>
+      </w:r>
+      <w:r>
+        <w:t>Inicialización → crea la variable</w:t>
+      </w:r>
+      <w:r>
+        <w:t>,</w:t>
+      </w:r>
+      <w:r>
+        <w:t xml:space="preserve"> </w:t>
+      </w:r>
+      <w:r>
+        <w:t xml:space="preserve">Condición → mientras sea </w:t>
+      </w:r>
+      <w:r>
+        <w:rPr>
+          <w:rStyle w:val="CdigoHTML"/>
+          <w:rFonts w:eastAsiaTheme="majorEastAsia"/>
+        </w:rPr>
+        <w:t>true</w:t>
+      </w:r>
+      <w:r>
+        <w:t xml:space="preserve">, </w:t>
+      </w:r>
+      <w:r>
+        <w:t>continua,</w:t>
+      </w:r>
+      <w:r>
+        <w:t xml:space="preserve"> </w:t>
+      </w:r>
+      <w:r>
+        <w:t>Actualización → cambia la variable</w:t>
+      </w:r>
+    </w:p>
+    <w:p>
+      <w:pPr>
+        <w:pStyle w:val="Textoindependiente"/>
+        <w:spacing w:before="0" w:after="283"/>
+        <w:rPr>
+          <w:rStyle w:val="OperatorTok"/>
+          <w:b/>
+          <w:bCs/>
+          <w:color w:val="111111"/>
+          <w:sz w:val="30"/>
+          <w:szCs w:val="30"/>
+        </w:rPr>
+      </w:pPr>
+    </w:p>
+    <w:p>
+      <w:pPr>
+        <w:pStyle w:val="Textoindependiente"/>
+        <w:spacing w:before="0" w:after="0"/>
+        <w:rPr>
+          <w:rStyle w:val="OperatorTok"/>
+          <w:color w:val="0070C0"/>
+          <w:sz w:val="20"/>
+          <w:szCs w:val="22"/>
+        </w:rPr>
+      </w:pPr>
+      <w:r>
+        <w:rPr>
+          <w:rStyle w:val="OperatorTok"/>
+          <w:color w:val="0070C0"/>
+          <w:sz w:val="20"/>
+          <w:szCs w:val="22"/>
+        </w:rPr>
+        <w:t>for(</w:t>
+      </w:r>
+      <w:r>
+        <w:rPr>
+          <w:rStyle w:val="OperatorTok"/>
+          <w:color w:val="00B050"/>
+          <w:sz w:val="20"/>
+          <w:szCs w:val="22"/>
+        </w:rPr>
+        <w:t>inicialización; condición; actualización</w:t>
+      </w:r>
+      <w:r>
+        <w:rPr>
+          <w:rStyle w:val="OperatorTok"/>
+          <w:color w:val="0070C0"/>
+          <w:sz w:val="20"/>
+          <w:szCs w:val="22"/>
+        </w:rPr>
+        <w:t>){</w:t>
+      </w:r>
+    </w:p>
+    <w:p>
+      <w:pPr>
+        <w:pStyle w:val="Textoindependiente"/>
+        <w:spacing w:before="0" w:after="0"/>
+        <w:rPr>
+          <w:rStyle w:val="OperatorTok"/>
+          <w:color w:val="0070C0"/>
+          <w:sz w:val="20"/>
+          <w:szCs w:val="22"/>
+        </w:rPr>
+      </w:pPr>
+      <w:r>
+        <w:rPr>
+          <w:rStyle w:val="OperatorTok"/>
+          <w:color w:val="0070C0"/>
+          <w:sz w:val="20"/>
+          <w:szCs w:val="22"/>
+        </w:rPr>
+        <w:t xml:space="preserve">    // instrucciones</w:t>
+      </w:r>
+    </w:p>
+    <w:p>
+      <w:pPr>
+        <w:pStyle w:val="Textoindependiente"/>
+        <w:spacing w:before="0" w:after="0"/>
+        <w:rPr>
+          <w:rStyle w:val="OperatorTok"/>
+          <w:color w:val="0070C0"/>
+          <w:sz w:val="20"/>
+          <w:szCs w:val="22"/>
+        </w:rPr>
+      </w:pPr>
+      <w:r>
+        <w:rPr>
+          <w:rStyle w:val="OperatorTok"/>
+          <w:color w:val="0070C0"/>
+          <w:sz w:val="20"/>
+          <w:szCs w:val="22"/>
+        </w:rPr>
+        <w:t>}</w:t>
+      </w:r>
+    </w:p>
+    <w:p>
+      <w:pPr>
+        <w:pStyle w:val="Textoindependiente"/>
+        <w:spacing w:before="0" w:after="0"/>
+        <w:rPr>
+          <w:rStyle w:val="OperatorTok"/>
+          <w:b/>
+          <w:bCs/>
+          <w:color w:val="111111"/>
+          <w:sz w:val="30"/>
+          <w:szCs w:val="30"/>
+        </w:rPr>
+      </w:pPr>
+    </w:p>
+    <w:p>
+      <w:pPr>
+        <w:pStyle w:val="Textoindependiente"/>
+        <w:numPr>
+          <w:ilvl w:val="0"/>
+          <w:numId w:val="60"/>
+        </w:numPr>
+        <w:spacing w:before="0" w:after="0"/>
+        <w:rPr>
+          <w:b/>
+          <w:bCs/>
+        </w:rPr>
+      </w:pPr>
+      <w:r>
+        <w:rPr>
+          <w:b/>
+          <w:bCs/>
+        </w:rPr>
+        <w:t>W</w:t>
+      </w:r>
+      <w:r>
+        <w:rPr>
+          <w:b/>
+          <w:bCs/>
+        </w:rPr>
+        <w:t>hile</w:t>
+      </w:r>
+    </w:p>
+    <w:p>
+      <w:pPr>
+        <w:pStyle w:val="Textoindependiente"/>
+        <w:spacing w:before="0" w:after="0"/>
+        <w:ind w:left="720"/>
+        <w:rPr>
+          <w:b/>
+          <w:bCs/>
+        </w:rPr>
+      </w:pPr>
+      <w:r>
+        <w:t xml:space="preserve">comprobar → ejecutar → </w:t>
+      </w:r>
+      <w:r>
+        <w:t>actualizer,</w:t>
+      </w:r>
+      <w:r>
+        <w:t xml:space="preserve"> </w:t>
+      </w:r>
+      <w:r>
+        <w:t>La variable normalmente se crea fuera.</w:t>
+      </w:r>
+    </w:p>
+    <w:p>
+      <w:pPr>
+        <w:pStyle w:val="Textoindependiente"/>
+        <w:spacing w:before="0" w:after="0"/>
+        <w:rPr>
+          <w:rStyle w:val="OperatorTok"/>
+          <w:rFonts w:asciiTheme="minorHAnsi" w:hAnsiTheme="minorHAnsi"/>
+          <w:color w:val="000000" w:themeColor="text1"/>
+          <w:sz w:val="24"/>
+        </w:rPr>
+      </w:pPr>
+      <w:r>
+        <w:rPr>
+          <w:rStyle w:val="OperatorTok"/>
+          <w:rFonts w:asciiTheme="minorHAnsi" w:hAnsiTheme="minorHAnsi"/>
+          <w:color w:val="000000" w:themeColor="text1"/>
+          <w:sz w:val="24"/>
+        </w:rPr>
+        <w:t>while(</w:t>
+      </w:r>
+      <w:r>
+        <w:rPr>
+          <w:rStyle w:val="OperatorTok"/>
+          <w:rFonts w:asciiTheme="minorHAnsi" w:hAnsiTheme="minorHAnsi"/>
+          <w:color w:val="00B050"/>
+          <w:sz w:val="24"/>
+        </w:rPr>
+        <w:t>condición</w:t>
+      </w:r>
+      <w:r>
+        <w:rPr>
+          <w:rStyle w:val="OperatorTok"/>
+          <w:rFonts w:asciiTheme="minorHAnsi" w:hAnsiTheme="minorHAnsi"/>
+          <w:color w:val="00B050"/>
+          <w:sz w:val="24"/>
+        </w:rPr>
+        <w:t xml:space="preserve"> </w:t>
+      </w:r>
+      <w:r>
+        <w:rPr>
+          <w:rStyle w:val="OperatorTok"/>
+          <w:rFonts w:asciiTheme="minorHAnsi" w:hAnsiTheme="minorHAnsi"/>
+          <w:color w:val="000000" w:themeColor="text1"/>
+          <w:sz w:val="24"/>
+        </w:rPr>
+        <w:t>i&lt;5</w:t>
+      </w:r>
+      <w:r>
+        <w:rPr>
+          <w:rStyle w:val="OperatorTok"/>
+          <w:rFonts w:asciiTheme="minorHAnsi" w:hAnsiTheme="minorHAnsi"/>
+          <w:color w:val="000000" w:themeColor="text1"/>
+          <w:sz w:val="24"/>
+        </w:rPr>
+        <w:t>){</w:t>
+      </w:r>
+    </w:p>
+    <w:p>
+      <w:pPr>
+        <w:pStyle w:val="Textoindependiente"/>
+        <w:spacing w:before="0" w:after="0"/>
+        <w:rPr>
+          <w:rStyle w:val="OperatorTok"/>
+          <w:rFonts w:asciiTheme="minorHAnsi" w:hAnsiTheme="minorHAnsi"/>
+          <w:color w:val="000000" w:themeColor="text1"/>
+          <w:sz w:val="24"/>
+        </w:rPr>
+      </w:pPr>
+      <w:r>
+        <w:rPr>
+          <w:rStyle w:val="OperatorTok"/>
+          <w:rFonts w:asciiTheme="minorHAnsi" w:hAnsiTheme="minorHAnsi"/>
+          <w:color w:val="000000" w:themeColor="text1"/>
+          <w:sz w:val="24"/>
+        </w:rPr>
+        <w:t xml:space="preserve">   </w:t>
+      </w:r>
+      <w:r>
+        <w:rPr>
+          <w:rStyle w:val="OperatorTok"/>
+          <w:rFonts w:asciiTheme="minorHAnsi" w:hAnsiTheme="minorHAnsi"/>
+          <w:color w:val="00B050"/>
+          <w:sz w:val="24"/>
+        </w:rPr>
+        <w:t>instrucciones</w:t>
+      </w:r>
+      <w:r>
+        <w:rPr>
+          <w:rStyle w:val="OperatorTok"/>
+          <w:rFonts w:asciiTheme="minorHAnsi" w:hAnsiTheme="minorHAnsi"/>
+          <w:color w:val="00B050"/>
+          <w:sz w:val="24"/>
+        </w:rPr>
+        <w:t xml:space="preserve"> </w:t>
+      </w:r>
+      <w:r>
+        <w:rPr>
+          <w:rStyle w:val="OperatorTok"/>
+          <w:rFonts w:asciiTheme="minorHAnsi" w:hAnsiTheme="minorHAnsi"/>
+          <w:color w:val="000000" w:themeColor="text1"/>
+          <w:sz w:val="24"/>
+        </w:rPr>
+        <w:t>console.log(i)</w:t>
+      </w:r>
+    </w:p>
+    <w:p>
+      <w:pPr>
+        <w:pStyle w:val="Textoindependiente"/>
+        <w:spacing w:before="0" w:after="0"/>
+        <w:rPr>
+          <w:rStyle w:val="OperatorTok"/>
+          <w:rFonts w:asciiTheme="minorHAnsi" w:hAnsiTheme="minorHAnsi"/>
+          <w:color w:val="00B050"/>
+          <w:sz w:val="24"/>
+        </w:rPr>
+      </w:pPr>
+      <w:r>
+        <w:rPr>
+          <w:rStyle w:val="OperatorTok"/>
+          <w:rFonts w:asciiTheme="minorHAnsi" w:hAnsiTheme="minorHAnsi"/>
+          <w:color w:val="00B050"/>
+          <w:sz w:val="24"/>
+        </w:rPr>
+        <w:t xml:space="preserve">   actualización</w:t>
+      </w:r>
+      <w:r>
+        <w:rPr>
+          <w:rStyle w:val="OperatorTok"/>
+          <w:rFonts w:asciiTheme="minorHAnsi" w:hAnsiTheme="minorHAnsi"/>
+          <w:color w:val="00B050"/>
+          <w:sz w:val="24"/>
+        </w:rPr>
+        <w:t xml:space="preserve">  </w:t>
+      </w:r>
+      <w:r>
+        <w:rPr>
+          <w:rStyle w:val="OperatorTok"/>
+          <w:rFonts w:asciiTheme="minorHAnsi" w:hAnsiTheme="minorHAnsi"/>
+          <w:color w:val="000000" w:themeColor="text1"/>
+          <w:sz w:val="24"/>
+        </w:rPr>
+        <w:t>i++</w:t>
+      </w:r>
+    </w:p>
+    <w:p>
+      <w:pPr>
+        <w:pStyle w:val="Textoindependiente"/>
+        <w:spacing w:before="0" w:after="0"/>
+        <w:rPr>
+          <w:rStyle w:val="OperatorTok"/>
+          <w:rFonts w:asciiTheme="minorHAnsi" w:hAnsiTheme="minorHAnsi"/>
+          <w:color w:val="000000" w:themeColor="text1"/>
+          <w:sz w:val="24"/>
+        </w:rPr>
+      </w:pPr>
+      <w:r>
+        <w:rPr>
+          <w:rStyle w:val="OperatorTok"/>
+          <w:rFonts w:asciiTheme="minorHAnsi" w:hAnsiTheme="minorHAnsi"/>
+          <w:color w:val="000000" w:themeColor="text1"/>
+          <w:sz w:val="24"/>
+        </w:rPr>
+        <w:t>}</w:t>
+      </w:r>
+    </w:p>
+    <w:p>
+      <w:pPr>
+        <w:pStyle w:val="Textoindependiente"/>
+        <w:spacing w:before="0" w:after="283"/>
+        <w:rPr>
+          <w:rStyle w:val="OperatorTok"/>
+          <w:b/>
+          <w:bCs/>
+          <w:color w:val="111111"/>
+          <w:sz w:val="30"/>
+          <w:szCs w:val="30"/>
+        </w:rPr>
+      </w:pPr>
+    </w:p>
+    <w:p>
+      <w:pPr>
+        <w:pStyle w:val="Textoindependiente"/>
+        <w:numPr>
+          <w:ilvl w:val="0"/>
+          <w:numId w:val="60"/>
+        </w:numPr>
+        <w:spacing w:before="0" w:after="0"/>
+        <w:rPr>
+          <w:rFonts w:ascii="Consolas" w:hAnsi="Consolas"/>
+          <w:b/>
+          <w:bCs/>
+          <w:color w:val="111111"/>
+          <w:sz w:val="30"/>
+          <w:szCs w:val="30"/>
+        </w:rPr>
+      </w:pPr>
+      <w:r>
+        <w:rPr>
+          <w:b/>
+          <w:bCs/>
+        </w:rPr>
+        <w:t>do while</w:t>
+      </w:r>
+    </w:p>
+    <w:p>
+      <w:pPr>
+        <w:pStyle w:val="Textoindependiente"/>
+        <w:spacing w:before="0" w:after="0"/>
+        <w:ind w:left="720"/>
+        <w:rPr>
+          <w:rFonts w:ascii="Times New Roman" w:eastAsia="Times New Roman" w:hAnsi="Times New Roman" w:cs="Times New Roman"/>
+          <w:color w:val="auto"/>
+          <w:lang w:val="es-MX" w:eastAsia="es-MX"/>
+        </w:rPr>
+      </w:pPr>
+      <w:r>
+        <w:rPr>
+          <w:rFonts w:ascii="Times New Roman" w:eastAsia="Times New Roman" w:hAnsi="Times New Roman" w:cs="Times New Roman"/>
+          <w:color w:val="auto"/>
+          <w:lang w:val="es-MX" w:eastAsia="es-MX"/>
+        </w:rPr>
+        <w:t>Ejecuta primero y pregunta después</w:t>
+      </w:r>
+      <w:r>
+        <w:rPr>
+          <w:rFonts w:ascii="Times New Roman" w:eastAsia="Times New Roman" w:hAnsi="Times New Roman" w:cs="Times New Roman"/>
+          <w:color w:val="auto"/>
+          <w:lang w:val="es-MX" w:eastAsia="es-MX"/>
+        </w:rPr>
+        <w:t>,</w:t>
+      </w:r>
+      <w:r>
+        <w:rPr>
+          <w:rFonts w:ascii="Times New Roman" w:eastAsia="Times New Roman" w:hAnsi="Times New Roman" w:cs="Times New Roman"/>
+          <w:color w:val="auto"/>
+          <w:lang w:val="es-MX" w:eastAsia="es-MX"/>
+        </w:rPr>
+        <w:t>Se ejecuta mínimo una vez.</w:t>
+      </w:r>
+      <w:r>
+        <w:rPr>
+          <w:rFonts w:ascii="Times New Roman" w:eastAsia="Times New Roman" w:hAnsi="Times New Roman" w:cs="Times New Roman"/>
+          <w:color w:val="auto"/>
+          <w:lang w:val="es-MX" w:eastAsia="es-MX"/>
+        </w:rPr>
+        <w:t>(</w:t>
+      </w:r>
+      <w:r>
+        <w:t xml:space="preserve"> </w:t>
+      </w:r>
+      <w:r>
+        <w:rPr>
+          <w:rFonts w:ascii="Times New Roman" w:eastAsia="Times New Roman" w:hAnsi="Times New Roman" w:cs="Times New Roman"/>
+          <w:color w:val="auto"/>
+          <w:lang w:val="es-MX" w:eastAsia="es-MX"/>
+        </w:rPr>
+        <w:t>ejecutar → comprobar</w:t>
+      </w:r>
+      <w:r>
+        <w:rPr>
+          <w:rFonts w:ascii="Times New Roman" w:eastAsia="Times New Roman" w:hAnsi="Times New Roman" w:cs="Times New Roman"/>
+          <w:color w:val="auto"/>
+          <w:lang w:val="es-MX" w:eastAsia="es-MX"/>
+        </w:rPr>
+        <w:t>)</w:t>
+      </w:r>
+    </w:p>
+    <w:p>
+      <w:pPr>
+        <w:pStyle w:val="Textoindependiente"/>
+        <w:spacing w:before="0" w:after="0"/>
+        <w:ind w:left="720"/>
+        <w:rPr>
+          <w:rFonts w:ascii="Times New Roman" w:eastAsia="Times New Roman" w:hAnsi="Times New Roman" w:cs="Times New Roman"/>
+          <w:b/>
+          <w:bCs/>
+          <w:color w:val="auto"/>
+          <w:u w:val="single"/>
+          <w:lang w:val="es-MX" w:eastAsia="es-MX"/>
+        </w:rPr>
+      </w:pPr>
+      <w:r>
+        <w:rPr>
+          <w:rFonts w:ascii="Times New Roman" w:eastAsia="Times New Roman" w:hAnsi="Times New Roman" w:cs="Times New Roman"/>
+          <w:b/>
+          <w:bCs/>
+          <w:color w:val="auto"/>
+          <w:lang w:val="es-MX" w:eastAsia="es-MX"/>
+        </w:rPr>
+        <w:t xml:space="preserve">SI </w:t>
+      </w:r>
+      <w:r>
+        <w:rPr>
+          <w:rStyle w:val="v"/>
+        </w:rPr>
+        <w:t>while</w:t>
+      </w:r>
+      <w:r>
+        <w:t>(</w:t>
+      </w:r>
+      <w:r>
+        <w:rPr>
+          <w:rStyle w:val="y"/>
+        </w:rPr>
+        <w:t>false</w:t>
+      </w:r>
+      <w:r>
+        <w:t>)</w:t>
+      </w:r>
+      <w:r>
+        <w:t xml:space="preserve"> no entra</w:t>
+      </w:r>
+    </w:p>
+    <w:p>
+      <w:pPr>
+        <w:pStyle w:val="Textoindependiente"/>
+        <w:spacing w:before="0" w:after="0"/>
+        <w:ind w:left="720"/>
+        <w:rPr>
+          <w:rFonts w:ascii="Times New Roman" w:eastAsia="Times New Roman" w:hAnsi="Times New Roman" w:cs="Times New Roman"/>
+          <w:color w:val="auto"/>
+          <w:lang w:val="es-MX" w:eastAsia="es-MX"/>
+        </w:rPr>
+      </w:pPr>
+    </w:p>
+    <w:p>
+      <w:pPr>
+        <w:pStyle w:val="Textoindependiente"/>
+        <w:spacing w:before="0" w:after="0"/>
+        <w:ind w:left="720"/>
+        <w:rPr>
+          <w:rFonts w:ascii="Times New Roman" w:eastAsia="Times New Roman" w:hAnsi="Times New Roman" w:cs="Times New Roman"/>
+          <w:color w:val="00B050"/>
+          <w:lang w:val="es-MX" w:eastAsia="es-MX"/>
+        </w:rPr>
+      </w:pPr>
+      <w:r>
+        <w:rPr>
+          <w:rFonts w:ascii="Times New Roman" w:eastAsia="Times New Roman" w:hAnsi="Times New Roman" w:cs="Times New Roman"/>
+          <w:color w:val="00B050"/>
+          <w:lang w:val="es-MX" w:eastAsia="es-MX"/>
+        </w:rPr>
+        <w:t xml:space="preserve"> </w:t>
+      </w:r>
+      <w:r>
+        <w:rPr>
+          <w:rStyle w:val="v"/>
+          <w:color w:val="00B050"/>
+        </w:rPr>
+        <w:t>let</w:t>
+      </w:r>
+      <w:r>
+        <w:rPr>
+          <w:color w:val="00B050"/>
+        </w:rPr>
+        <w:t xml:space="preserve"> </w:t>
+      </w:r>
+      <w:r>
+        <w:rPr>
+          <w:rStyle w:val="11"/>
+          <w:color w:val="00B050"/>
+        </w:rPr>
+        <w:t>i</w:t>
+      </w:r>
+      <w:r>
+        <w:rPr>
+          <w:rStyle w:val="v"/>
+          <w:color w:val="00B050"/>
+        </w:rPr>
+        <w:t>=</w:t>
+      </w:r>
+      <w:r>
+        <w:rPr>
+          <w:rStyle w:val="y"/>
+          <w:color w:val="00B050"/>
+        </w:rPr>
+        <w:t>0</w:t>
+      </w:r>
+    </w:p>
+    <w:p>
+      <w:pPr>
+        <w:pStyle w:val="Textoindependiente"/>
+        <w:spacing w:before="0" w:after="0"/>
+        <w:ind w:left="720"/>
+        <w:rPr>
+          <w:rFonts w:ascii="Consolas" w:hAnsi="Consolas"/>
+          <w:color w:val="111111"/>
+          <w:szCs w:val="26"/>
+        </w:rPr>
+      </w:pPr>
+      <w:r>
+        <w:rPr>
+          <w:rFonts w:ascii="Consolas" w:hAnsi="Consolas"/>
+          <w:color w:val="111111"/>
+          <w:szCs w:val="26"/>
+        </w:rPr>
+        <w:t>do{</w:t>
+      </w:r>
+    </w:p>
+    <w:p>
+      <w:pPr>
+        <w:pStyle w:val="Textoindependiente"/>
+        <w:spacing w:before="0" w:after="0"/>
+        <w:ind w:left="720"/>
+        <w:rPr>
+          <w:rFonts w:ascii="Consolas" w:hAnsi="Consolas"/>
+          <w:color w:val="00B050"/>
+          <w:szCs w:val="26"/>
+        </w:rPr>
+      </w:pPr>
+      <w:r>
+        <w:rPr>
+          <w:rFonts w:ascii="Consolas" w:hAnsi="Consolas"/>
+          <w:color w:val="111111"/>
+          <w:szCs w:val="26"/>
+        </w:rPr>
+        <w:t xml:space="preserve">   </w:t>
+      </w:r>
+      <w:r>
+        <w:rPr>
+          <w:rFonts w:ascii="Consolas" w:hAnsi="Consolas"/>
+          <w:color w:val="00B050"/>
+          <w:szCs w:val="26"/>
+        </w:rPr>
+        <w:t>instrucciones</w:t>
+      </w:r>
+      <w:r>
+        <w:rPr>
+          <w:rFonts w:ascii="Consolas" w:hAnsi="Consolas"/>
+          <w:color w:val="00B050"/>
+          <w:szCs w:val="26"/>
+        </w:rPr>
+        <w:t xml:space="preserve"> </w:t>
+      </w:r>
+      <w:r>
+        <w:rPr>
+          <w:rStyle w:val="11"/>
+        </w:rPr>
+        <w:t>console</w:t>
+      </w:r>
+      <w:r>
+        <w:rPr>
+          <w:rStyle w:val="v"/>
+        </w:rPr>
+        <w:t>.</w:t>
+      </w:r>
+      <w:r>
+        <w:t>log(</w:t>
+      </w:r>
+      <w:r>
+        <w:rPr>
+          <w:rStyle w:val="11"/>
+        </w:rPr>
+        <w:t>i</w:t>
+      </w:r>
+      <w:r>
+        <w:t>)</w:t>
+      </w:r>
+    </w:p>
+    <w:p>
+      <w:pPr>
+        <w:pStyle w:val="Textoindependiente"/>
+        <w:spacing w:before="0" w:after="0"/>
+        <w:ind w:left="720"/>
+        <w:rPr>
+          <w:rFonts w:ascii="Consolas" w:hAnsi="Consolas"/>
+          <w:color w:val="00B050"/>
+          <w:szCs w:val="26"/>
+        </w:rPr>
+      </w:pPr>
+      <w:r>
+        <w:rPr>
+          <w:rFonts w:ascii="Consolas" w:hAnsi="Consolas"/>
+          <w:color w:val="111111"/>
+          <w:szCs w:val="26"/>
+        </w:rPr>
+        <w:t xml:space="preserve">  </w:t>
+      </w:r>
+      <w:r>
+        <w:rPr>
+          <w:rFonts w:ascii="Consolas" w:hAnsi="Consolas"/>
+          <w:color w:val="00B050"/>
+          <w:szCs w:val="26"/>
+        </w:rPr>
+        <w:t xml:space="preserve"> actualización</w:t>
+      </w:r>
+      <w:r>
+        <w:rPr>
+          <w:rFonts w:ascii="Consolas" w:hAnsi="Consolas"/>
+          <w:color w:val="00B050"/>
+          <w:szCs w:val="26"/>
+        </w:rPr>
+        <w:t xml:space="preserve"> </w:t>
+      </w:r>
+      <w:r>
+        <w:rPr>
+          <w:rStyle w:val="11"/>
+        </w:rPr>
+        <w:t>i</w:t>
+      </w:r>
+      <w:r>
+        <w:rPr>
+          <w:rStyle w:val="v"/>
+        </w:rPr>
+        <w:t>++</w:t>
+      </w:r>
+    </w:p>
+    <w:p>
+      <w:pPr>
+        <w:pStyle w:val="Textoindependiente"/>
+        <w:spacing w:before="0" w:after="0"/>
+        <w:ind w:left="720"/>
+        <w:rPr>
+          <w:rFonts w:ascii="Consolas" w:hAnsi="Consolas"/>
+          <w:color w:val="111111"/>
+          <w:szCs w:val="26"/>
+        </w:rPr>
+      </w:pPr>
+      <w:r>
+        <w:rPr>
+          <w:rFonts w:ascii="Consolas" w:hAnsi="Consolas"/>
+          <w:color w:val="111111"/>
+          <w:szCs w:val="26"/>
+        </w:rPr>
+        <w:t>}</w:t>
+      </w:r>
+    </w:p>
+    <w:p>
+      <w:pPr>
+        <w:pStyle w:val="Textoindependiente"/>
+        <w:spacing w:before="0" w:after="0"/>
+        <w:ind w:left="720"/>
+        <w:rPr>
+          <w:rFonts w:ascii="Consolas" w:hAnsi="Consolas"/>
+          <w:color w:val="00B050"/>
+          <w:szCs w:val="26"/>
+        </w:rPr>
+      </w:pPr>
+      <w:r>
+        <w:rPr>
+          <w:rFonts w:ascii="Consolas" w:hAnsi="Consolas"/>
+          <w:color w:val="00B050"/>
+          <w:szCs w:val="26"/>
+        </w:rPr>
+        <w:t>while(condición)</w:t>
+      </w:r>
+      <w:r>
+        <w:rPr>
+          <w:rStyle w:val="TtuloCar"/>
+        </w:rPr>
+        <w:t xml:space="preserve"> </w:t>
+      </w:r>
+      <w:r>
+        <w:rPr>
+          <w:rStyle w:val="v"/>
+        </w:rPr>
+        <w:t>while</w:t>
+      </w:r>
+      <w:r>
+        <w:t>(</w:t>
+      </w:r>
+      <w:r>
+        <w:rPr>
+          <w:rStyle w:val="11"/>
+        </w:rPr>
+        <w:t>i</w:t>
+      </w:r>
+      <w:r>
+        <w:rPr>
+          <w:rStyle w:val="v"/>
+        </w:rPr>
+        <w:t>&lt;</w:t>
+      </w:r>
+      <w:r>
+        <w:rPr>
+          <w:rStyle w:val="y"/>
+        </w:rPr>
+        <w:t>5</w:t>
+      </w:r>
+      <w:r>
+        <w:t>)</w:t>
+      </w:r>
+    </w:p>
+    <w:p>
+      <w:pPr>
+        <w:pStyle w:val="Textoindependiente"/>
+        <w:spacing w:before="0" w:after="283"/>
+        <w:ind w:left="720"/>
+        <w:rPr>
+          <w:rStyle w:val="OperatorTok"/>
+          <w:b/>
+          <w:bCs/>
+          <w:color w:val="111111"/>
+          <w:sz w:val="30"/>
+          <w:szCs w:val="30"/>
+        </w:rPr>
+      </w:pPr>
+    </w:p>
+    <w:p>
+      <w:pPr>
+        <w:pStyle w:val="Textoindependiente"/>
+        <w:numPr>
+          <w:ilvl w:val="0"/>
+          <w:numId w:val="60"/>
+        </w:numPr>
+        <w:spacing w:before="0" w:after="0"/>
+        <w:rPr>
+          <w:rFonts w:ascii="Consolas" w:hAnsi="Consolas"/>
+          <w:b/>
+          <w:bCs/>
+          <w:color w:val="111111"/>
+          <w:sz w:val="30"/>
+          <w:szCs w:val="30"/>
+        </w:rPr>
+      </w:pPr>
+      <w:r>
+        <w:rPr>
+          <w:b/>
+          <w:bCs/>
+        </w:rPr>
+        <w:t>for...of</w:t>
+      </w:r>
+    </w:p>
+    <w:p>
+      <w:pPr>
+        <w:pStyle w:val="Textoindependiente"/>
+        <w:spacing w:before="0" w:after="0"/>
+        <w:ind w:left="720"/>
+      </w:pPr>
+      <w:r>
+        <w:t>Recorre valores de arrays, strings, Set, etc.</w:t>
+      </w:r>
+    </w:p>
+    <w:p>
+      <w:pPr>
+        <w:pStyle w:val="Textoindependiente"/>
+        <w:spacing w:before="0" w:after="0"/>
+        <w:ind w:left="720"/>
+      </w:pPr>
+      <w:r>
+        <w:rPr>
+          <w:rStyle w:val="v"/>
+          <w:color w:val="0070C0"/>
+        </w:rPr>
+        <w:t>let</w:t>
+      </w:r>
+      <w:r>
+        <w:rPr>
+          <w:color w:val="0070C0"/>
+        </w:rPr>
+        <w:t xml:space="preserve"> </w:t>
+      </w:r>
+      <w:r>
+        <w:rPr>
+          <w:rStyle w:val="11"/>
+          <w:color w:val="0070C0"/>
+        </w:rPr>
+        <w:t>nombres</w:t>
+      </w:r>
+      <w:r>
+        <w:rPr>
+          <w:rStyle w:val="v"/>
+        </w:rPr>
+        <w:t>=</w:t>
+      </w:r>
+      <w:r>
+        <w:t>[</w:t>
+      </w:r>
+      <w:r>
+        <w:rPr>
+          <w:rStyle w:val="z"/>
+          <w:color w:val="FF0000"/>
+        </w:rPr>
+        <w:t>"Ana"</w:t>
+      </w:r>
+      <w:r>
+        <w:rPr>
+          <w:color w:val="FF0000"/>
+        </w:rPr>
+        <w:t>,</w:t>
+      </w:r>
+      <w:r>
+        <w:rPr>
+          <w:rStyle w:val="z"/>
+          <w:color w:val="FF0000"/>
+        </w:rPr>
+        <w:t>"Luis"</w:t>
+      </w:r>
+      <w:r>
+        <w:rPr>
+          <w:color w:val="FF0000"/>
+        </w:rPr>
+        <w:t>,</w:t>
+      </w:r>
+      <w:r>
+        <w:rPr>
+          <w:rStyle w:val="z"/>
+          <w:color w:val="FF0000"/>
+        </w:rPr>
+        <w:t>"Pedro"</w:t>
+      </w:r>
+      <w:r>
+        <w:t>]</w:t>
+      </w:r>
+    </w:p>
+    <w:p>
+      <w:pPr>
+        <w:pStyle w:val="Textoindependiente"/>
+        <w:spacing w:before="0" w:after="0"/>
+        <w:ind w:left="720"/>
+        <w:rPr>
+          <w:rStyle w:val="OperatorTok"/>
+          <w:color w:val="111111"/>
+          <w:sz w:val="24"/>
+          <w:szCs w:val="26"/>
+        </w:rPr>
+      </w:pPr>
+      <w:r>
+        <w:rPr>
+          <w:rStyle w:val="OperatorTok"/>
+          <w:color w:val="FF0000"/>
+          <w:sz w:val="24"/>
+          <w:szCs w:val="26"/>
+        </w:rPr>
+        <w:t>for</w:t>
+      </w:r>
+      <w:r>
+        <w:rPr>
+          <w:rStyle w:val="OperatorTok"/>
+          <w:color w:val="111111"/>
+          <w:sz w:val="24"/>
+          <w:szCs w:val="26"/>
+        </w:rPr>
+        <w:t>(</w:t>
+      </w:r>
+      <w:r>
+        <w:rPr>
+          <w:rStyle w:val="OperatorTok"/>
+          <w:color w:val="00B050"/>
+          <w:sz w:val="24"/>
+          <w:szCs w:val="26"/>
+        </w:rPr>
+        <w:t xml:space="preserve">variable </w:t>
+      </w:r>
+      <w:r>
+        <w:rPr>
+          <w:rStyle w:val="OperatorTok"/>
+          <w:color w:val="FF0000"/>
+          <w:sz w:val="24"/>
+          <w:szCs w:val="26"/>
+        </w:rPr>
+        <w:t>of</w:t>
+      </w:r>
+      <w:r>
+        <w:rPr>
+          <w:rStyle w:val="OperatorTok"/>
+          <w:color w:val="00B050"/>
+          <w:sz w:val="24"/>
+          <w:szCs w:val="26"/>
+        </w:rPr>
+        <w:t xml:space="preserve"> colección</w:t>
+      </w:r>
+      <w:r>
+        <w:rPr>
+          <w:rStyle w:val="OperatorTok"/>
+          <w:color w:val="111111"/>
+          <w:sz w:val="24"/>
+          <w:szCs w:val="26"/>
+        </w:rPr>
+        <w:t>)</w:t>
+      </w:r>
+      <w:r>
+        <w:rPr>
+          <w:rStyle w:val="OperatorTok"/>
+          <w:color w:val="111111"/>
+          <w:sz w:val="24"/>
+          <w:szCs w:val="26"/>
+        </w:rPr>
+        <w:t xml:space="preserve"> </w:t>
+      </w:r>
+      <w:r>
+        <w:rPr>
+          <w:rStyle w:val="v"/>
+          <w:color w:val="FF0000"/>
+        </w:rPr>
+        <w:t>for</w:t>
+      </w:r>
+      <w:r>
+        <w:rPr>
+          <w:color w:val="FF0000"/>
+        </w:rPr>
+        <w:t>(</w:t>
+      </w:r>
+      <w:r>
+        <w:rPr>
+          <w:rStyle w:val="v"/>
+          <w:color w:val="FF0000"/>
+        </w:rPr>
+        <w:t>let</w:t>
+      </w:r>
+      <w:r>
+        <w:rPr>
+          <w:color w:val="FF0000"/>
+        </w:rPr>
+        <w:t xml:space="preserve"> </w:t>
+      </w:r>
+      <w:r>
+        <w:rPr>
+          <w:rStyle w:val="11"/>
+          <w:color w:val="FF0000"/>
+        </w:rPr>
+        <w:t>nombre</w:t>
+      </w:r>
+      <w:r>
+        <w:rPr>
+          <w:color w:val="FF0000"/>
+        </w:rPr>
+        <w:t xml:space="preserve"> </w:t>
+      </w:r>
+      <w:r>
+        <w:rPr>
+          <w:rStyle w:val="v"/>
+          <w:color w:val="FF0000"/>
+        </w:rPr>
+        <w:t>of</w:t>
+      </w:r>
+      <w:r>
+        <w:rPr>
+          <w:color w:val="FF0000"/>
+        </w:rPr>
+        <w:t xml:space="preserve"> </w:t>
+      </w:r>
+      <w:r>
+        <w:rPr>
+          <w:rStyle w:val="11"/>
+          <w:color w:val="FF0000"/>
+        </w:rPr>
+        <w:t>nombres</w:t>
+      </w:r>
+      <w:r>
+        <w:rPr>
+          <w:color w:val="FF0000"/>
+        </w:rPr>
+        <w:t>)</w:t>
+      </w:r>
+      <w:r>
+        <w:rPr>
+          <w:rStyle w:val="OperatorTok"/>
+          <w:color w:val="111111"/>
+          <w:sz w:val="24"/>
+          <w:szCs w:val="26"/>
+        </w:rPr>
+        <w:t>{</w:t>
+      </w:r>
+    </w:p>
+    <w:p>
+      <w:pPr>
+        <w:pStyle w:val="Textoindependiente"/>
+        <w:spacing w:before="0" w:after="0"/>
+        <w:ind w:left="720"/>
+        <w:rPr>
+          <w:rStyle w:val="OperatorTok"/>
+          <w:color w:val="000000" w:themeColor="text1"/>
+          <w:sz w:val="24"/>
+          <w:szCs w:val="26"/>
+        </w:rPr>
+      </w:pPr>
+      <w:r>
+        <w:rPr>
+          <w:rStyle w:val="OperatorTok"/>
+          <w:color w:val="111111"/>
+          <w:sz w:val="24"/>
+          <w:szCs w:val="26"/>
+        </w:rPr>
+        <w:t xml:space="preserve">    </w:t>
+      </w:r>
+      <w:r>
+        <w:rPr>
+          <w:rStyle w:val="OperatorTok"/>
+          <w:color w:val="00B050"/>
+          <w:sz w:val="24"/>
+          <w:szCs w:val="26"/>
+        </w:rPr>
+        <w:t>instrucciones</w:t>
+      </w:r>
+      <w:r>
+        <w:rPr>
+          <w:rStyle w:val="OperatorTok"/>
+          <w:color w:val="00B050"/>
+          <w:sz w:val="24"/>
+          <w:szCs w:val="26"/>
+        </w:rPr>
+        <w:t xml:space="preserve"> </w:t>
+      </w:r>
+      <w:r>
+        <w:rPr>
+          <w:rStyle w:val="11"/>
+        </w:rPr>
+        <w:t>console</w:t>
+      </w:r>
+      <w:r>
+        <w:rPr>
+          <w:rStyle w:val="v"/>
+        </w:rPr>
+        <w:t>.</w:t>
+      </w:r>
+      <w:r>
+        <w:t>log(</w:t>
+      </w:r>
+      <w:r>
+        <w:rPr>
+          <w:rStyle w:val="11"/>
+        </w:rPr>
+        <w:t>nombre</w:t>
+      </w:r>
+      <w:r>
+        <w:t>)</w:t>
+      </w:r>
+    </w:p>
+    <w:p>
+      <w:pPr>
+        <w:pStyle w:val="Textoindependiente"/>
+        <w:spacing w:before="0" w:after="0"/>
+        <w:ind w:left="720"/>
+        <w:rPr>
+          <w:rStyle w:val="OperatorTok"/>
+          <w:color w:val="111111"/>
+          <w:sz w:val="24"/>
+          <w:szCs w:val="26"/>
+        </w:rPr>
+      </w:pPr>
+      <w:r>
+        <w:rPr>
+          <w:rStyle w:val="OperatorTok"/>
+          <w:color w:val="111111"/>
+          <w:sz w:val="24"/>
+          <w:szCs w:val="26"/>
+        </w:rPr>
+        <w:t>}</w:t>
+      </w:r>
+    </w:p>
+    <w:p>
+      <w:pPr>
+        <w:pStyle w:val="Textoindependiente"/>
+        <w:spacing w:before="0" w:after="0"/>
+        <w:ind w:left="720"/>
+      </w:pPr>
+    </w:p>
+    <w:p>
+      <w:pPr>
+        <w:pStyle w:val="Textoindependiente"/>
+        <w:numPr>
+          <w:ilvl w:val="0"/>
+          <w:numId w:val="60"/>
+        </w:numPr>
+        <w:spacing w:before="0" w:after="0"/>
+        <w:rPr>
+          <w:rFonts w:ascii="Consolas" w:hAnsi="Consolas"/>
+          <w:b/>
+          <w:bCs/>
+          <w:color w:val="111111"/>
+          <w:szCs w:val="26"/>
+        </w:rPr>
+      </w:pPr>
+      <w:r>
+        <w:rPr>
+          <w:b/>
+          <w:bCs/>
+        </w:rPr>
+        <w:lastRenderedPageBreak/>
+        <w:t>for...in</w:t>
+      </w:r>
+    </w:p>
+    <w:p>
+      <w:pPr>
+        <w:pStyle w:val="Textoindependiente"/>
+        <w:spacing w:before="0" w:after="0"/>
+        <w:ind w:left="360"/>
+      </w:pPr>
+      <w:r>
+        <w:t>Recorre índices o propiedades.</w:t>
+      </w:r>
+    </w:p>
+    <w:p>
+      <w:pPr>
+        <w:pStyle w:val="Textoindependiente"/>
+        <w:spacing w:before="0" w:after="0"/>
+        <w:ind w:left="360"/>
+        <w:rPr>
+          <w:color w:val="0D0D0D" w:themeColor="text1" w:themeTint="F2"/>
+        </w:rPr>
+      </w:pPr>
+      <w:r>
+        <w:rPr>
+          <w:rStyle w:val="v"/>
+          <w:color w:val="0070C0"/>
+        </w:rPr>
+        <w:t>for</w:t>
+      </w:r>
+      <w:r>
+        <w:rPr>
+          <w:color w:val="0D0D0D" w:themeColor="text1" w:themeTint="F2"/>
+        </w:rPr>
+        <w:t>(</w:t>
+      </w:r>
+      <w:r>
+        <w:rPr>
+          <w:rStyle w:val="11"/>
+          <w:color w:val="FF0000"/>
+        </w:rPr>
+        <w:t>variable</w:t>
+      </w:r>
+      <w:r>
+        <w:rPr>
+          <w:color w:val="FF0000"/>
+        </w:rPr>
+        <w:t xml:space="preserve"> </w:t>
+      </w:r>
+      <w:r>
+        <w:rPr>
+          <w:rStyle w:val="v"/>
+          <w:color w:val="0070C0"/>
+        </w:rPr>
+        <w:t>in</w:t>
+      </w:r>
+      <w:r>
+        <w:rPr>
+          <w:color w:val="FF0000"/>
+        </w:rPr>
+        <w:t xml:space="preserve"> </w:t>
+      </w:r>
+      <w:r>
+        <w:rPr>
+          <w:rStyle w:val="11"/>
+          <w:color w:val="FF0000"/>
+        </w:rPr>
+        <w:t>colección</w:t>
+      </w:r>
+      <w:r>
+        <w:rPr>
+          <w:color w:val="0D0D0D" w:themeColor="text1" w:themeTint="F2"/>
+        </w:rPr>
+        <w:t>){</w:t>
+      </w:r>
+      <w:r>
+        <w:rPr>
+          <w:color w:val="FF0000"/>
+        </w:rPr>
+        <w:br/>
+      </w:r>
+      <w:r>
+        <w:rPr>
+          <w:rStyle w:val="11"/>
+          <w:color w:val="FF0000"/>
+        </w:rPr>
+        <w:t>instrucciones</w:t>
+      </w:r>
+      <w:r>
+        <w:rPr>
+          <w:color w:val="FF0000"/>
+        </w:rPr>
+        <w:br/>
+      </w:r>
+      <w:r>
+        <w:rPr>
+          <w:color w:val="0D0D0D" w:themeColor="text1" w:themeTint="F2"/>
+        </w:rPr>
+        <w:t>}</w:t>
+      </w:r>
+    </w:p>
+    <w:p>
+      <w:pPr>
+        <w:pStyle w:val="Textoindependiente"/>
+        <w:spacing w:before="0" w:after="0"/>
+        <w:ind w:left="360"/>
+        <w:rPr>
+          <w:rStyle w:val="OperatorTok"/>
+          <w:b/>
+          <w:bCs/>
+          <w:color w:val="FF0000"/>
+          <w:sz w:val="24"/>
+          <w:szCs w:val="26"/>
+        </w:rPr>
+      </w:pPr>
+    </w:p>
+    <w:p>
+      <w:pPr>
+        <w:pStyle w:val="Textoindependiente"/>
+        <w:spacing w:before="0" w:after="0"/>
+        <w:rPr>
+          <w:rStyle w:val="OperatorTok"/>
+          <w:color w:val="0070C0"/>
+          <w:sz w:val="24"/>
+          <w:szCs w:val="26"/>
+        </w:rPr>
+      </w:pPr>
+      <w:r>
+        <w:rPr>
+          <w:rStyle w:val="OperatorTok"/>
+          <w:color w:val="0070C0"/>
+          <w:sz w:val="24"/>
+          <w:szCs w:val="26"/>
+        </w:rPr>
+        <w:t>let nombres=["Ana","Luis","Pedro"]</w:t>
+      </w:r>
+    </w:p>
+    <w:p>
+      <w:pPr>
+        <w:pStyle w:val="Textoindependiente"/>
+        <w:spacing w:before="0" w:after="0"/>
+        <w:rPr>
+          <w:rStyle w:val="OperatorTok"/>
+          <w:color w:val="0070C0"/>
+          <w:sz w:val="24"/>
+          <w:szCs w:val="26"/>
+        </w:rPr>
+      </w:pPr>
+    </w:p>
+    <w:p>
+      <w:pPr>
+        <w:pStyle w:val="Textoindependiente"/>
+        <w:spacing w:before="0" w:after="0"/>
+        <w:rPr>
+          <w:rStyle w:val="OperatorTok"/>
+          <w:color w:val="111111"/>
+          <w:sz w:val="24"/>
+          <w:szCs w:val="26"/>
+        </w:rPr>
+      </w:pPr>
+      <w:r>
+        <w:rPr>
+          <w:rStyle w:val="OperatorTok"/>
+          <w:color w:val="47D459" w:themeColor="accent3" w:themeTint="99"/>
+          <w:sz w:val="24"/>
+          <w:szCs w:val="26"/>
+        </w:rPr>
+        <w:t>for</w:t>
+      </w:r>
+      <w:r>
+        <w:rPr>
+          <w:rStyle w:val="OperatorTok"/>
+          <w:color w:val="111111"/>
+          <w:sz w:val="24"/>
+          <w:szCs w:val="26"/>
+        </w:rPr>
+        <w:t xml:space="preserve">(let indice </w:t>
+      </w:r>
+      <w:r>
+        <w:rPr>
+          <w:rStyle w:val="OperatorTok"/>
+          <w:color w:val="47D459" w:themeColor="accent3" w:themeTint="99"/>
+          <w:sz w:val="24"/>
+          <w:szCs w:val="26"/>
+        </w:rPr>
+        <w:t>in</w:t>
+      </w:r>
+      <w:r>
+        <w:rPr>
+          <w:rStyle w:val="OperatorTok"/>
+          <w:color w:val="111111"/>
+          <w:sz w:val="24"/>
+          <w:szCs w:val="26"/>
+        </w:rPr>
+        <w:t xml:space="preserve"> nombres){</w:t>
+      </w:r>
+    </w:p>
+    <w:p>
+      <w:pPr>
+        <w:pStyle w:val="Textoindependiente"/>
+        <w:spacing w:before="0" w:after="0"/>
+        <w:rPr>
+          <w:rStyle w:val="OperatorTok"/>
+          <w:color w:val="111111"/>
+          <w:sz w:val="24"/>
+          <w:szCs w:val="26"/>
+          <w:lang w:val="es-MX"/>
+        </w:rPr>
+      </w:pPr>
+      <w:r>
+        <w:rPr>
+          <w:rStyle w:val="OperatorTok"/>
+          <w:color w:val="111111"/>
+          <w:sz w:val="24"/>
+          <w:szCs w:val="26"/>
+        </w:rPr>
+        <w:t xml:space="preserve">   console.log(indice)</w:t>
+      </w:r>
+    </w:p>
+    <w:p>
+      <w:pPr>
+        <w:pStyle w:val="Textoindependiente"/>
+        <w:spacing w:before="0" w:after="0"/>
+        <w:rPr>
+          <w:rStyle w:val="OperatorTok"/>
+          <w:color w:val="111111"/>
+          <w:sz w:val="24"/>
+          <w:szCs w:val="26"/>
+        </w:rPr>
+      </w:pPr>
+      <w:r>
+        <w:rPr>
+          <w:rStyle w:val="OperatorTok"/>
+          <w:color w:val="111111"/>
+          <w:sz w:val="24"/>
+          <w:szCs w:val="26"/>
+        </w:rPr>
+        <w:t>}</w:t>
+      </w:r>
     </w:p>
     <w:p>
       <w:pPr>
@@ -38016,6 +39696,119 @@
     </w:lvl>
   </w:abstractNum>
   <w:abstractNum w:abstractNumId="44" w15:restartNumberingAfterBreak="0">
+    <w:nsid w:val="600D1C88"/>
+    <w:multiLevelType w:val="multilevel"/>
+    <w:tmpl w:val="7F9028D4"/>
+    <w:lvl w:ilvl="0">
+      <w:start w:val="1"/>
+      <w:numFmt w:val="decimal"/>
+      <w:lvlText w:val="%1."/>
+      <w:lvlJc w:val="left"/>
+      <w:pPr>
+        <w:tabs>
+          <w:tab w:val="num" w:pos="720"/>
+        </w:tabs>
+        <w:ind w:left="720" w:hanging="360"/>
+      </w:pPr>
+    </w:lvl>
+    <w:lvl w:ilvl="1" w:tentative="1">
+      <w:start w:val="1"/>
+      <w:numFmt w:val="decimal"/>
+      <w:lvlText w:val="%2."/>
+      <w:lvlJc w:val="left"/>
+      <w:pPr>
+        <w:tabs>
+          <w:tab w:val="num" w:pos="1440"/>
+        </w:tabs>
+        <w:ind w:left="1440" w:hanging="360"/>
+      </w:pPr>
+    </w:lvl>
+    <w:lvl w:ilvl="2" w:tentative="1">
+      <w:start w:val="1"/>
+      <w:numFmt w:val="decimal"/>
+      <w:lvlText w:val="%3."/>
+      <w:lvlJc w:val="left"/>
+      <w:pPr>
+        <w:tabs>
+          <w:tab w:val="num" w:pos="2160"/>
+        </w:tabs>
+        <w:ind w:left="2160" w:hanging="360"/>
+      </w:pPr>
+    </w:lvl>
+    <w:lvl w:ilvl="3" w:tentative="1">
+      <w:start w:val="1"/>
+      <w:numFmt w:val="decimal"/>
+      <w:lvlText w:val="%4."/>
+      <w:lvlJc w:val="left"/>
+      <w:pPr>
+        <w:tabs>
+          <w:tab w:val="num" w:pos="2880"/>
+        </w:tabs>
+        <w:ind w:left="2880" w:hanging="360"/>
+      </w:pPr>
+    </w:lvl>
+    <w:lvl w:ilvl="4" w:tentative="1">
+      <w:start w:val="1"/>
+      <w:numFmt w:val="decimal"/>
+      <w:lvlText w:val="%5."/>
+      <w:lvlJc w:val="left"/>
+      <w:pPr>
+        <w:tabs>
+          <w:tab w:val="num" w:pos="3600"/>
+        </w:tabs>
+        <w:ind w:left="3600" w:hanging="360"/>
+      </w:pPr>
+    </w:lvl>
+    <w:lvl w:ilvl="5" w:tentative="1">
+      <w:start w:val="1"/>
+      <w:numFmt w:val="decimal"/>
+      <w:lvlText w:val="%6."/>
+      <w:lvlJc w:val="left"/>
+      <w:pPr>
+        <w:tabs>
+          <w:tab w:val="num" w:pos="4320"/>
+        </w:tabs>
+        <w:ind w:left="4320" w:hanging="360"/>
+      </w:pPr>
+    </w:lvl>
+    <w:lvl w:ilvl="6" w:tentative="1">
+      <w:start w:val="1"/>
+      <w:numFmt w:val="decimal"/>
+      <w:lvlText w:val="%7."/>
+      <w:lvlJc w:val="left"/>
+      <w:pPr>
+        <w:tabs>
+          <w:tab w:val="num" w:pos="5040"/>
+        </w:tabs>
+        <w:ind w:left="5040" w:hanging="360"/>
+      </w:pPr>
+    </w:lvl>
+    <w:lvl w:ilvl="7" w:tentative="1">
+      <w:start w:val="1"/>
+      <w:numFmt w:val="decimal"/>
+      <w:lvlText w:val="%8."/>
+      <w:lvlJc w:val="left"/>
+      <w:pPr>
+        <w:tabs>
+          <w:tab w:val="num" w:pos="5760"/>
+        </w:tabs>
+        <w:ind w:left="5760" w:hanging="360"/>
+      </w:pPr>
+    </w:lvl>
+    <w:lvl w:ilvl="8" w:tentative="1">
+      <w:start w:val="1"/>
+      <w:numFmt w:val="decimal"/>
+      <w:lvlText w:val="%9."/>
+      <w:lvlJc w:val="left"/>
+      <w:pPr>
+        <w:tabs>
+          <w:tab w:val="num" w:pos="6480"/>
+        </w:tabs>
+        <w:ind w:left="6480" w:hanging="360"/>
+      </w:pPr>
+    </w:lvl>
+  </w:abstractNum>
+  <w:abstractNum w:abstractNumId="45" w15:restartNumberingAfterBreak="0">
     <w:nsid w:val="6073753F"/>
     <w:multiLevelType w:val="multilevel"/>
     <w:tmpl w:val="9CD40614"/>
@@ -38155,7 +39948,7 @@
       </w:rPr>
     </w:lvl>
   </w:abstractNum>
-  <w:abstractNum w:abstractNumId="45" w15:restartNumberingAfterBreak="0">
+  <w:abstractNum w:abstractNumId="46" w15:restartNumberingAfterBreak="0">
     <w:nsid w:val="613F09C8"/>
     <w:multiLevelType w:val="multilevel"/>
     <w:tmpl w:val="BE068142"/>
@@ -38268,7 +40061,7 @@
       </w:pPr>
     </w:lvl>
   </w:abstractNum>
-  <w:abstractNum w:abstractNumId="46" w15:restartNumberingAfterBreak="0">
+  <w:abstractNum w:abstractNumId="47" w15:restartNumberingAfterBreak="0">
     <w:nsid w:val="663B2967"/>
     <w:multiLevelType w:val="hybridMultilevel"/>
     <w:tmpl w:val="07849E14"/>
@@ -38381,7 +40174,7 @@
       </w:rPr>
     </w:lvl>
   </w:abstractNum>
-  <w:abstractNum w:abstractNumId="47" w15:restartNumberingAfterBreak="0">
+  <w:abstractNum w:abstractNumId="48" w15:restartNumberingAfterBreak="0">
     <w:nsid w:val="69966DEB"/>
     <w:multiLevelType w:val="multilevel"/>
     <w:tmpl w:val="39E469E0"/>
@@ -38521,7 +40314,7 @@
       </w:rPr>
     </w:lvl>
   </w:abstractNum>
-  <w:abstractNum w:abstractNumId="48" w15:restartNumberingAfterBreak="0">
+  <w:abstractNum w:abstractNumId="49" w15:restartNumberingAfterBreak="0">
     <w:nsid w:val="6A1C0F33"/>
     <w:multiLevelType w:val="multilevel"/>
     <w:tmpl w:val="7AC8B2A0"/>
@@ -38634,7 +40427,7 @@
       </w:pPr>
     </w:lvl>
   </w:abstractNum>
-  <w:abstractNum w:abstractNumId="49" w15:restartNumberingAfterBreak="0">
+  <w:abstractNum w:abstractNumId="50" w15:restartNumberingAfterBreak="0">
     <w:nsid w:val="6B2363A7"/>
     <w:multiLevelType w:val="multilevel"/>
     <w:tmpl w:val="832A443E"/>
@@ -38774,7 +40567,7 @@
       </w:rPr>
     </w:lvl>
   </w:abstractNum>
-  <w:abstractNum w:abstractNumId="50" w15:restartNumberingAfterBreak="0">
+  <w:abstractNum w:abstractNumId="51" w15:restartNumberingAfterBreak="0">
     <w:nsid w:val="6EA3434C"/>
     <w:multiLevelType w:val="multilevel"/>
     <w:tmpl w:val="18BC3FD2"/>
@@ -38914,7 +40707,7 @@
       </w:rPr>
     </w:lvl>
   </w:abstractNum>
-  <w:abstractNum w:abstractNumId="51" w15:restartNumberingAfterBreak="0">
+  <w:abstractNum w:abstractNumId="52" w15:restartNumberingAfterBreak="0">
     <w:nsid w:val="6F0438DC"/>
     <w:multiLevelType w:val="multilevel"/>
     <w:tmpl w:val="31C00046"/>
@@ -39054,7 +40847,7 @@
       </w:rPr>
     </w:lvl>
   </w:abstractNum>
-  <w:abstractNum w:abstractNumId="52" w15:restartNumberingAfterBreak="0">
+  <w:abstractNum w:abstractNumId="53" w15:restartNumberingAfterBreak="0">
     <w:nsid w:val="724D4630"/>
     <w:multiLevelType w:val="multilevel"/>
     <w:tmpl w:val="DFF698EC"/>
@@ -39194,7 +40987,7 @@
       </w:rPr>
     </w:lvl>
   </w:abstractNum>
-  <w:abstractNum w:abstractNumId="53" w15:restartNumberingAfterBreak="0">
+  <w:abstractNum w:abstractNumId="54" w15:restartNumberingAfterBreak="0">
     <w:nsid w:val="729B774B"/>
     <w:multiLevelType w:val="multilevel"/>
     <w:tmpl w:val="7C66ED70"/>
@@ -39343,7 +41136,7 @@
       </w:rPr>
     </w:lvl>
   </w:abstractNum>
-  <w:abstractNum w:abstractNumId="54" w15:restartNumberingAfterBreak="0">
+  <w:abstractNum w:abstractNumId="55" w15:restartNumberingAfterBreak="0">
     <w:nsid w:val="76CC33A6"/>
     <w:multiLevelType w:val="multilevel"/>
     <w:tmpl w:val="518266C0"/>
@@ -39483,7 +41276,7 @@
       </w:rPr>
     </w:lvl>
   </w:abstractNum>
-  <w:abstractNum w:abstractNumId="55" w15:restartNumberingAfterBreak="0">
+  <w:abstractNum w:abstractNumId="56" w15:restartNumberingAfterBreak="0">
     <w:nsid w:val="76F90858"/>
     <w:multiLevelType w:val="multilevel"/>
     <w:tmpl w:val="99609EEC"/>
@@ -39623,7 +41416,7 @@
       </w:rPr>
     </w:lvl>
   </w:abstractNum>
-  <w:abstractNum w:abstractNumId="56" w15:restartNumberingAfterBreak="0">
+  <w:abstractNum w:abstractNumId="57" w15:restartNumberingAfterBreak="0">
     <w:nsid w:val="787F02C4"/>
     <w:multiLevelType w:val="multilevel"/>
     <w:tmpl w:val="9F2E33B6"/>
@@ -39763,7 +41556,7 @@
       </w:rPr>
     </w:lvl>
   </w:abstractNum>
-  <w:abstractNum w:abstractNumId="57" w15:restartNumberingAfterBreak="0">
+  <w:abstractNum w:abstractNumId="58" w15:restartNumberingAfterBreak="0">
     <w:nsid w:val="7E7D5640"/>
     <w:multiLevelType w:val="multilevel"/>
     <w:tmpl w:val="476EB0DC"/>
@@ -39903,7 +41696,7 @@
       </w:rPr>
     </w:lvl>
   </w:abstractNum>
-  <w:abstractNum w:abstractNumId="58" w15:restartNumberingAfterBreak="0">
+  <w:abstractNum w:abstractNumId="59" w15:restartNumberingAfterBreak="0">
     <w:nsid w:val="7F71695F"/>
     <w:multiLevelType w:val="multilevel"/>
     <w:tmpl w:val="585C1B1A"/>
@@ -40035,7 +41828,7 @@
     <w:abstractNumId w:val="31"/>
   </w:num>
   <w:num w:numId="7">
-    <w:abstractNumId w:val="49"/>
+    <w:abstractNumId w:val="50"/>
   </w:num>
   <w:num w:numId="8">
     <w:abstractNumId w:val="34"/>
@@ -40044,7 +41837,7 @@
     <w:abstractNumId w:val="37"/>
   </w:num>
   <w:num w:numId="10">
-    <w:abstractNumId w:val="44"/>
+    <w:abstractNumId w:val="45"/>
   </w:num>
   <w:num w:numId="11">
     <w:abstractNumId w:val="27"/>
@@ -40056,7 +41849,7 @@
     <w:abstractNumId w:val="9"/>
   </w:num>
   <w:num w:numId="14">
-    <w:abstractNumId w:val="58"/>
+    <w:abstractNumId w:val="59"/>
   </w:num>
   <w:num w:numId="15">
     <w:abstractNumId w:val="3"/>
@@ -40071,7 +41864,7 @@
     <w:abstractNumId w:val="25"/>
   </w:num>
   <w:num w:numId="19">
-    <w:abstractNumId w:val="57"/>
+    <w:abstractNumId w:val="58"/>
   </w:num>
   <w:num w:numId="20">
     <w:abstractNumId w:val="28"/>
@@ -40083,7 +41876,7 @@
     <w:abstractNumId w:val="10"/>
   </w:num>
   <w:num w:numId="23">
-    <w:abstractNumId w:val="47"/>
+    <w:abstractNumId w:val="48"/>
   </w:num>
   <w:num w:numId="24">
     <w:abstractNumId w:val="16"/>
@@ -40119,16 +41912,16 @@
     <w:abstractNumId w:val="6"/>
   </w:num>
   <w:num w:numId="35">
-    <w:abstractNumId w:val="52"/>
+    <w:abstractNumId w:val="53"/>
   </w:num>
   <w:num w:numId="36">
     <w:abstractNumId w:val="13"/>
   </w:num>
   <w:num w:numId="37">
-    <w:abstractNumId w:val="51"/>
+    <w:abstractNumId w:val="52"/>
   </w:num>
   <w:num w:numId="38">
-    <w:abstractNumId w:val="45"/>
+    <w:abstractNumId w:val="46"/>
   </w:num>
   <w:num w:numId="39">
     <w:abstractNumId w:val="21"/>
@@ -40137,7 +41930,7 @@
     <w:abstractNumId w:val="33"/>
   </w:num>
   <w:num w:numId="41">
-    <w:abstractNumId w:val="56"/>
+    <w:abstractNumId w:val="57"/>
   </w:num>
   <w:num w:numId="42">
     <w:abstractNumId w:val="23"/>
@@ -40146,7 +41939,7 @@
     <w:abstractNumId w:val="19"/>
   </w:num>
   <w:num w:numId="44">
-    <w:abstractNumId w:val="48"/>
+    <w:abstractNumId w:val="49"/>
   </w:num>
   <w:num w:numId="45">
     <w:abstractNumId w:val="7"/>
@@ -40158,16 +41951,16 @@
     <w:abstractNumId w:val="30"/>
   </w:num>
   <w:num w:numId="48">
-    <w:abstractNumId w:val="54"/>
+    <w:abstractNumId w:val="55"/>
   </w:num>
   <w:num w:numId="49">
     <w:abstractNumId w:val="20"/>
   </w:num>
   <w:num w:numId="50">
-    <w:abstractNumId w:val="50"/>
+    <w:abstractNumId w:val="51"/>
   </w:num>
   <w:num w:numId="51">
-    <w:abstractNumId w:val="55"/>
+    <w:abstractNumId w:val="56"/>
   </w:num>
   <w:num w:numId="52">
     <w:abstractNumId w:val="18"/>
@@ -40185,13 +41978,16 @@
     <w:abstractNumId w:val="39"/>
   </w:num>
   <w:num w:numId="57">
-    <w:abstractNumId w:val="53"/>
+    <w:abstractNumId w:val="54"/>
   </w:num>
   <w:num w:numId="58">
-    <w:abstractNumId w:val="46"/>
+    <w:abstractNumId w:val="47"/>
   </w:num>
   <w:num w:numId="59">
     <w:abstractNumId w:val="41"/>
+  </w:num>
+  <w:num w:numId="60">
+    <w:abstractNumId w:val="44"/>
   </w:num>
   <w:numIdMacAtCleanup w:val="55"/>
 </w:numbering>
@@ -40292,7 +42088,7 @@
     <w:lsdException w:name="HTML Acronym" w:semiHidden="1" w:unhideWhenUsed="1"/>
     <w:lsdException w:name="HTML Address" w:semiHidden="1" w:unhideWhenUsed="1"/>
     <w:lsdException w:name="HTML Cite" w:semiHidden="1" w:unhideWhenUsed="1"/>
-    <w:lsdException w:name="HTML Code" w:semiHidden="1" w:unhideWhenUsed="1"/>
+    <w:lsdException w:name="HTML Code" w:semiHidden="1" w:uiPriority="99" w:unhideWhenUsed="1"/>
     <w:lsdException w:name="HTML Definition" w:semiHidden="1" w:unhideWhenUsed="1"/>
     <w:lsdException w:name="HTML Keyboard" w:semiHidden="1" w:unhideWhenUsed="1"/>
     <w:lsdException w:name="HTML Preformatted" w:semiHidden="1" w:unhideWhenUsed="1"/>
@@ -41793,6 +43589,39 @@
       <w:lang w:val="es-MX" w:eastAsia="es-MX"/>
     </w:rPr>
   </w:style>
+  <w:style w:type="character" w:styleId="CdigoHTML">
+    <w:name w:val="HTML Code"/>
+    <w:basedOn w:val="Fuentedeprrafopredeter"/>
+    <w:uiPriority w:val="99"/>
+    <w:semiHidden/>
+    <w:unhideWhenUsed/>
+    <w:rsid w:val="00377150"/>
+    <w:rPr>
+      <w:rFonts w:ascii="Courier New" w:eastAsia="Times New Roman" w:hAnsi="Courier New" w:cs="Courier New"/>
+      <w:sz w:val="20"/>
+      <w:szCs w:val="20"/>
+    </w:rPr>
+  </w:style>
+  <w:style w:type="character" w:customStyle="1" w:styleId="v">
+    <w:name w:val="ͼv"/>
+    <w:basedOn w:val="Fuentedeprrafopredeter"/>
+    <w:rsid w:val="00C50621"/>
+  </w:style>
+  <w:style w:type="character" w:customStyle="1" w:styleId="11">
+    <w:name w:val="ͼ11"/>
+    <w:basedOn w:val="Fuentedeprrafopredeter"/>
+    <w:rsid w:val="00C50621"/>
+  </w:style>
+  <w:style w:type="character" w:customStyle="1" w:styleId="y">
+    <w:name w:val="ͼy"/>
+    <w:basedOn w:val="Fuentedeprrafopredeter"/>
+    <w:rsid w:val="00C50621"/>
+  </w:style>
+  <w:style w:type="character" w:customStyle="1" w:styleId="z">
+    <w:name w:val="ͼz"/>
+    <w:basedOn w:val="Fuentedeprrafopredeter"/>
+    <w:rsid w:val="00C50621"/>
+  </w:style>
 </w:styles>
 </file>
 
